--- a/downloads/student/ai-5-week-34.docx
+++ b/downloads/student/ai-5-week-34.docx
@@ -1073,6 +1073,16 @@
     <w:p>
       <w:r>
         <w:t>These descriptive toy results do not establish significance, stable superiority or the full learned mechanism.</w:t>
+      </w:r>
+    </w:p>
+    <w:p>
+      <w:r>
+        <w:t>Read the labelled picture: Compute the two correct counts and identify the changed case. Why would changing B’s training data weaken the conclusion about its added connection?</w:t>
+      </w:r>
+    </w:p>
+    <w:p>
+      <w:r>
+        <w:t>Change one thing: Change B’s training set as well as the feature connection. Predict the result before checking the explanation. What remains the same?</w:t>
       </w:r>
     </w:p>
     <w:p>
@@ -2230,6 +2240,187 @@
         <w:t>Attempt the independent case before hints. Record whether you worked alone, used a hint or followed a model. After feedback, fix the first unsupported step and explain why it changed. A later check uses a changed case, not a copied answer.</w:t>
       </w:r>
     </w:p>
+    <w:p>
+      <w:pPr>
+        <w:pStyle w:val="Heading1"/>
+      </w:pPr>
+      <w:r>
+        <w:t>15. Your lesson route</w:t>
+      </w:r>
+    </w:p>
+    <w:p>
+      <w:r>
+        <w:t>Start with this question: One controlled network change. The capstone compares two fixed networks on the same six labelled toy patterns. Only one feature connection is added.</w:t>
+      </w:r>
+    </w:p>
+    <w:tbl>
+      <w:tblPr>
+        <w:tblStyle w:val="LightShading-Accent1"/>
+        <w:tblW w:type="auto" w:w="0"/>
+        <w:tblLook w:firstColumn="1" w:firstRow="1" w:lastColumn="0" w:lastRow="0" w:noHBand="0" w:noVBand="1" w:val="04A0"/>
+      </w:tblPr>
+      <w:tblGrid>
+        <w:gridCol w:w="5112"/>
+        <w:gridCol w:w="5112"/>
+      </w:tblGrid>
+      <w:tr>
+        <w:trPr>
+          <w:tblHeader/>
+        </w:trPr>
+        <w:tc>
+          <w:tcPr>
+            <w:tcW w:type="dxa" w:w="5112"/>
+          </w:tcPr>
+          <w:p>
+            <w:r>
+              <w:t>By the end, I can</w:t>
+            </w:r>
+          </w:p>
+        </w:tc>
+        <w:tc>
+          <w:tcPr>
+            <w:tcW w:type="dxa" w:w="5112"/>
+          </w:tcPr>
+          <w:p>
+            <w:r>
+              <w:t>How I will show it</w:t>
+            </w:r>
+          </w:p>
+        </w:tc>
+      </w:tr>
+      <w:tr>
+        <w:tc>
+          <w:tcPr>
+            <w:tcW w:type="dxa" w:w="5112"/>
+          </w:tcPr>
+          <w:p>
+            <w:r>
+              <w:t>Trace matched two-update learning-rate experiments</w:t>
+            </w:r>
+          </w:p>
+        </w:tc>
+        <w:tc>
+          <w:tcPr>
+            <w:tcW w:type="dxa" w:w="5112"/>
+          </w:tcPr>
+          <w:p>
+            <w:r>
+              <w:t>Explain the deciding step, show a trace or test, and state one limit.</w:t>
+            </w:r>
+          </w:p>
+        </w:tc>
+      </w:tr>
+      <w:tr>
+        <w:tc>
+          <w:tcPr>
+            <w:tcW w:type="dxa" w:w="5112"/>
+          </w:tcPr>
+          <w:p>
+            <w:r>
+              <w:t>Select a candidate using a prespecified validation rule</w:t>
+            </w:r>
+          </w:p>
+        </w:tc>
+        <w:tc>
+          <w:tcPr>
+            <w:tcW w:type="dxa" w:w="5112"/>
+          </w:tcPr>
+          <w:p>
+            <w:r>
+              <w:t>Explain the deciding step, show a trace or test, and state one limit.</w:t>
+            </w:r>
+          </w:p>
+        </w:tc>
+      </w:tr>
+      <w:tr>
+        <w:tc>
+          <w:tcPr>
+            <w:tcW w:type="dxa" w:w="5112"/>
+          </w:tcPr>
+          <w:p>
+            <w:r>
+              <w:t>Explain the limits of a one-factor comparison</w:t>
+            </w:r>
+          </w:p>
+        </w:tc>
+        <w:tc>
+          <w:tcPr>
+            <w:tcW w:type="dxa" w:w="5112"/>
+          </w:tcPr>
+          <w:p>
+            <w:r>
+              <w:t>Explain the deciding step, show a trace or test, and state one limit.</w:t>
+            </w:r>
+          </w:p>
+        </w:tc>
+      </w:tr>
+    </w:tbl>
+    <w:p>
+      <w:r>
+        <w:t>Remember → watch and explain → try with help → investigate → try independently → keep project evidence. Your teacher may spread this lesson across several classes.</w:t>
+      </w:r>
+    </w:p>
+    <w:p>
+      <w:r>
+        <w:t>Keep your first prediction. Compare it with what the evidence shows and explain any change.</w:t>
+      </w:r>
+    </w:p>
+    <w:p>
+      <w:pPr>
+        <w:pStyle w:val="Heading1"/>
+      </w:pPr>
+      <w:r>
+        <w:t>16. Finish and return</w:t>
+      </w:r>
+    </w:p>
+    <w:p>
+      <w:r>
+        <w:t>Close your notes. Explain this goal in your own words: Trace matched two-update learning-rate experiments</w:t>
+      </w:r>
+    </w:p>
+    <w:p>
+      <w:pPr>
+        <w:pStyle w:val="Heading3"/>
+      </w:pPr>
+      <w:r>
+        <w:t>My deciding step, evidence and one remaining question</w:t>
+      </w:r>
+    </w:p>
+    <w:p>
+      <w:r>
+        <w:t>________________________________________________________________</w:t>
+      </w:r>
+    </w:p>
+    <w:p>
+      <w:r>
+        <w:t>________________________________________________________________</w:t>
+      </w:r>
+    </w:p>
+    <w:p>
+      <w:r>
+        <w:t>________________________________________________________________</w:t>
+      </w:r>
+    </w:p>
+    <w:p>
+      <w:r>
+        <w:t>________________________________________________________________</w:t>
+      </w:r>
+    </w:p>
+    <w:p>
+      <w:r>
+        <w:t>________________________________________________________________</w:t>
+      </w:r>
+    </w:p>
+    <w:p>
+      <w:r>
+        <w:t>If you are unsure, return to the worked picture and explain one arrow. If you are ready, change an input or assumption and justify your prediction.</w:t>
+      </w:r>
+    </w:p>
+    <w:p>
+      <w:r>
+        <w:t>Save your workbook evidence. At the next review, try a different case before opening your old answer.</w:t>
+      </w:r>
+    </w:p>
     <w:sectPr>
       <w:pgSz w:w="12240" w:h="15840"/>
       <w:pgMar w:top="936" w:right="1008" w:bottom="936" w:left="1008" w:header="720" w:footer="720" w:gutter="0"/>

--- a/downloads/student/ai-5-week-34.docx
+++ b/downloads/student/ai-5-week-34.docx
@@ -2421,6 +2421,202 @@
         <w:t>Save your workbook evidence. At the next review, try a different case before opening your old answer.</w:t>
       </w:r>
     </w:p>
+    <w:p>
+      <w:pPr>
+        <w:pStyle w:val="Heading1"/>
+      </w:pPr>
+      <w:r>
+        <w:t>17. Supported practice, repair and portfolio</w:t>
+      </w:r>
+    </w:p>
+    <w:p>
+      <w:r>
+        <w:t>Use this supported practice once, in the browser or on paper. Keep the reserved independent assessment for a separate first attempt before teacher feedback.</w:t>
+      </w:r>
+    </w:p>
+    <w:p>
+      <w:r>
+        <w:t>One controlled network change. The capstone compares two fixed networks on the same six labelled toy patterns. Only one feature connection is added.</w:t>
+      </w:r>
+    </w:p>
+    <w:p>
+      <w:pPr>
+        <w:pStyle w:val="Heading3"/>
+      </w:pPr>
+      <w:r>
+        <w:t>Practice 1: explain the deciding evidence</w:t>
+      </w:r>
+    </w:p>
+    <w:p>
+      <w:r>
+        <w:t>Which labelled step matches this detail? Only case three changes correctness; case five fails for both.</w:t>
+      </w:r>
+    </w:p>
+    <w:p>
+      <w:r>
+        <w:t>1. Inspect paired cases</w:t>
+      </w:r>
+    </w:p>
+    <w:p>
+      <w:r>
+        <w:t>2. Identify the intervention</w:t>
+      </w:r>
+    </w:p>
+    <w:p>
+      <w:r>
+        <w:t>3. Count outcomes</w:t>
+      </w:r>
+    </w:p>
+    <w:p>
+      <w:pPr>
+        <w:pStyle w:val="Heading3"/>
+      </w:pPr>
+      <w:r>
+        <w:t>My selected conclusion, deciding fact and explanation</w:t>
+      </w:r>
+    </w:p>
+    <w:p>
+      <w:r>
+        <w:t>________________________________________________________________</w:t>
+      </w:r>
+    </w:p>
+    <w:p>
+      <w:r>
+        <w:t>________________________________________________________________</w:t>
+      </w:r>
+    </w:p>
+    <w:p>
+      <w:r>
+        <w:t>________________________________________________________________</w:t>
+      </w:r>
+    </w:p>
+    <w:p>
+      <w:r>
+        <w:t>________________________________________________________________</w:t>
+      </w:r>
+    </w:p>
+    <w:p>
+      <w:r>
+        <w:t>________________________________________________________________</w:t>
+      </w:r>
+    </w:p>
+    <w:p>
+      <w:r>
+        <w:t>Hint if needed: Read the steps in the pictorial case. Match the supplied detail to the stage that performs or records it.</w:t>
+      </w:r>
+    </w:p>
+    <w:p>
+      <w:r>
+        <w:t>After your attempt, compare with the supported explanation: Inspect paired cases Only case three changes correctness; case five fails for both. Controlled experiments vary the specified component while retaining comparable cases. Pairing the outcomes by pattern shows where the score difference comes from instead of hiding it in an overall average.</w:t>
+      </w:r>
+    </w:p>
+    <w:p>
+      <w:pPr>
+        <w:pStyle w:val="Heading3"/>
+      </w:pPr>
+      <w:r>
+        <w:t>Practice 2: explain the deciding evidence</w:t>
+      </w:r>
+    </w:p>
+    <w:p>
+      <w:r>
+        <w:t>Changed-case practice: Change B’s training set as well as the feature connection. Which conclusion is supported by the supplied facts?</w:t>
+      </w:r>
+    </w:p>
+    <w:p>
+      <w:r>
+        <w:t>1. This one example guarantees correct results for every future input.</w:t>
+      </w:r>
+    </w:p>
+    <w:p>
+      <w:r>
+        <w:t>2. We can decide the result without examining the changed input or the procedure.</w:t>
+      </w:r>
+    </w:p>
+    <w:p>
+      <w:r>
+        <w:t>3. The experiment no longer isolates the connection change.</w:t>
+      </w:r>
+    </w:p>
+    <w:p>
+      <w:pPr>
+        <w:pStyle w:val="Heading3"/>
+      </w:pPr>
+      <w:r>
+        <w:t>My selected conclusion, deciding fact and explanation</w:t>
+      </w:r>
+    </w:p>
+    <w:p>
+      <w:r>
+        <w:t>________________________________________________________________</w:t>
+      </w:r>
+    </w:p>
+    <w:p>
+      <w:r>
+        <w:t>________________________________________________________________</w:t>
+      </w:r>
+    </w:p>
+    <w:p>
+      <w:r>
+        <w:t>________________________________________________________________</w:t>
+      </w:r>
+    </w:p>
+    <w:p>
+      <w:r>
+        <w:t>________________________________________________________________</w:t>
+      </w:r>
+    </w:p>
+    <w:p>
+      <w:r>
+        <w:t>________________________________________________________________</w:t>
+      </w:r>
+    </w:p>
+    <w:p>
+      <w:r>
+        <w:t>Hint if needed: Use the changed condition and the deciding step in the pictorial trace. The answer must say what follows from those facts.</w:t>
+      </w:r>
+    </w:p>
+    <w:p>
+      <w:r>
+        <w:t>After your attempt, compare with the supported explanation: The experiment no longer isolates the connection change. A training-data difference supplies an alternative explanation for the observed result.</w:t>
+      </w:r>
+    </w:p>
+    <w:p>
+      <w:pPr>
+        <w:pStyle w:val="Heading3"/>
+      </w:pPr>
+      <w:r>
+        <w:t>Repair a missing building block</w:t>
+      </w:r>
+    </w:p>
+    <w:p>
+      <w:r>
+        <w:t>Review Capstone hypothesis and baseline (ai-5/33). Goal: Write a testable capstone hypothesis and a credible baseline. Short practice: Name the intended change, the baseline and the measured outcome. Why must both versions avoid training on the eight reserved labels?. Return to this week and explain what you changed.</w:t>
+      </w:r>
+    </w:p>
+    <w:p>
+      <w:r>
+        <w:t>Review Efficiency and resource measurement (ai-5/31). Goal: Calculate throughput and amortised time per example from repeated timings. Short practice: Why is 10ms/case not necessarily a single-request latency? Point to the relevant step in the picture, then write the changed result and the rule or evidence that supports it.. Return to this week and explain what you changed.</w:t>
+      </w:r>
+    </w:p>
+    <w:p>
+      <w:r>
+        <w:t>Review Transfer learning (ai-5/28). Goal: Trace a reused feature extractor and a newly fitted output head. Short practice: Which part was trained for the new task? Point to the relevant step in the picture, then write the changed result and the rule or evidence that supports it.. Return to this week and explain what you changed.</w:t>
+      </w:r>
+    </w:p>
+    <w:p>
+      <w:pPr>
+        <w:pStyle w:val="Heading3"/>
+      </w:pPr>
+      <w:r>
+        <w:t>Keep your completed work</w:t>
+      </w:r>
+    </w:p>
+    <w:p>
+      <w:r>
+        <w:t>Use Download completed work in the hosted lesson to export your answers, reflections, practice feedback and code-run evidence. Open the HTML copy to read or print it. Drafts stay in this browser when storage is available; clear drafts on a shared device.</w:t>
+      </w:r>
+    </w:p>
     <w:sectPr>
       <w:pgSz w:w="12240" w:h="15840"/>
       <w:pgMar w:top="936" w:right="1008" w:bottom="936" w:left="1008" w:header="720" w:footer="720" w:gutter="0"/>

--- a/downloads/student/ai-5-week-34.docx
+++ b/downloads/student/ai-5-week-34.docx
@@ -42,6 +42,11 @@
       </w:r>
     </w:p>
     <w:p>
+      <w:r>
+        <w:t>Start with the target: Trace matched two-update learning-rate experiments. Try the recall before opening notes.</w:t>
+      </w:r>
+    </w:p>
+    <w:p>
       <w:pPr>
         <w:pStyle w:val="Heading3"/>
       </w:pPr>
@@ -50,17 +55,35 @@
       </w:r>
     </w:p>
     <w:p>
-      <w:r>
+      <w:pPr>
+        <w:spacing w:line="336" w:lineRule="auto" w:after="180"/>
+      </w:pPr>
+      <w:r>
+        <w:rPr>
+          <w:b w:val="0"/>
+        </w:rPr>
         <w:t>I can trace matched two-update learning-rate experiments.</w:t>
       </w:r>
     </w:p>
     <w:p>
-      <w:r>
+      <w:pPr>
+        <w:spacing w:line="336" w:lineRule="auto" w:after="180"/>
+      </w:pPr>
+      <w:r>
+        <w:rPr>
+          <w:b w:val="0"/>
+        </w:rPr>
         <w:t>I can select a candidate using a prespecified validation rule.</w:t>
       </w:r>
     </w:p>
     <w:p>
-      <w:r>
+      <w:pPr>
+        <w:spacing w:line="336" w:lineRule="auto" w:after="180"/>
+      </w:pPr>
+      <w:r>
+        <w:rPr>
+          <w:b w:val="0"/>
+        </w:rPr>
         <w:t>I can explain the limits of a one-factor comparison.</w:t>
       </w:r>
     </w:p>
@@ -73,47 +96,113 @@
       </w:r>
     </w:p>
     <w:p>
-      <w:r>
+      <w:pPr>
+        <w:spacing w:line="336" w:lineRule="auto" w:after="180"/>
+      </w:pPr>
+      <w:r>
+        <w:rPr>
+          <w:b w:val="0"/>
+        </w:rPr>
         <w:t>Close your notes first. A rough first answer helps us choose the right starting point; it is not a score for your ability.</w:t>
       </w:r>
     </w:p>
     <w:p>
-      <w:r>
+      <w:pPr>
+        <w:spacing w:line="336" w:lineRule="auto" w:after="180"/>
+      </w:pPr>
+      <w:r>
+        <w:rPr>
+          <w:b w:val="0"/>
+        </w:rPr>
         <w:t>Without opening the old lesson, explain one key idea from Capstone hypothesis and baseline. Give an example and a mistake that the idea helps you avoid.</w:t>
       </w:r>
     </w:p>
     <w:p>
-      <w:r>
+      <w:pPr>
+        <w:spacing w:line="336" w:lineRule="auto" w:after="180"/>
+      </w:pPr>
+      <w:r>
+        <w:rPr>
+          <w:b w:val="0"/>
+        </w:rPr>
         <w:t>Without opening the old lesson, explain one key idea from Efficiency and resource measurement. Give an example and a mistake that the idea helps you avoid.</w:t>
       </w:r>
     </w:p>
     <w:p>
-      <w:r>
+      <w:pPr>
+        <w:spacing w:line="336" w:lineRule="auto" w:after="180"/>
+      </w:pPr>
+      <w:r>
+        <w:rPr>
+          <w:b w:val="0"/>
+        </w:rPr>
         <w:t>Without opening the old lesson, explain one key idea from Transfer learning. Give an example and a mistake that the idea helps you avoid.</w:t>
       </w:r>
     </w:p>
     <w:p>
-      <w:r>
-        <w:t>After trying, check the relevant lesson or ask your teacher. Change the part of your explanation that the evidence shows was wrong.</w:t>
-      </w:r>
-    </w:p>
-    <w:p>
-      <w:r>
+      <w:pPr>
+        <w:spacing w:line="336" w:lineRule="auto" w:after="180"/>
+      </w:pPr>
+      <w:r>
+        <w:rPr>
+          <w:b w:val="0"/>
+        </w:rPr>
+        <w:t xml:space="preserve">After trying, check the relevant lesson or ask your teacher. Change the part of your explanation that the </w:t>
+      </w:r>
+      <w:r>
+        <w:rPr>
+          <w:b/>
+        </w:rPr>
+        <w:t>evidence</w:t>
+      </w:r>
+      <w:r>
+        <w:rPr>
+          <w:b w:val="0"/>
+        </w:rPr>
+        <w:t xml:space="preserve"> shows was wrong.</w:t>
+      </w:r>
+    </w:p>
+    <w:p>
+      <w:pPr>
+        <w:spacing w:line="336" w:lineRule="auto" w:after="180"/>
+      </w:pPr>
+      <w:r>
+        <w:rPr>
+          <w:b w:val="0"/>
+        </w:rPr>
         <w:t>This week you will practise:</w:t>
       </w:r>
     </w:p>
     <w:p>
-      <w:r>
+      <w:pPr>
+        <w:spacing w:line="336" w:lineRule="auto" w:after="180"/>
+      </w:pPr>
+      <w:r>
+        <w:rPr>
+          <w:b w:val="0"/>
+        </w:rPr>
         <w:t>Trace matched two-update learning-rate experiments</w:t>
       </w:r>
     </w:p>
     <w:p>
-      <w:r>
+      <w:pPr>
+        <w:spacing w:line="336" w:lineRule="auto" w:after="180"/>
+      </w:pPr>
+      <w:r>
+        <w:rPr>
+          <w:b w:val="0"/>
+        </w:rPr>
         <w:t>Select a candidate using a prespecified validation rule</w:t>
       </w:r>
     </w:p>
     <w:p>
-      <w:r>
+      <w:pPr>
+        <w:spacing w:line="336" w:lineRule="auto" w:after="180"/>
+      </w:pPr>
+      <w:r>
+        <w:rPr>
+          <w:b w:val="0"/>
+        </w:rPr>
         <w:t>Explain the limits of a one-factor comparison</w:t>
       </w:r>
     </w:p>
@@ -126,7 +215,14 @@
       </w:r>
     </w:p>
     <w:p>
-      <w:r>
+      <w:pPr>
+        <w:spacing w:line="336" w:lineRule="auto" w:after="180"/>
+        <w:shd w:fill="F5F1FB"/>
+      </w:pPr>
+      <w:r>
+        <w:rPr>
+          <w:b w:val="0"/>
+        </w:rPr>
         <w:t>What must stay fixed when comparing learning rates?</w:t>
       </w:r>
     </w:p>
@@ -162,7 +258,13 @@
       </w:r>
     </w:p>
     <w:p>
-      <w:r>
+      <w:pPr>
+        <w:spacing w:line="336" w:lineRule="auto" w:after="180"/>
+      </w:pPr>
+      <w:r>
+        <w:rPr>
+          <w:b w:val="0"/>
+        </w:rPr>
         <w:t>Explain capstone controlled experiments with a traceable toy-network case and a bounded conclusion.</w:t>
       </w:r>
     </w:p>
@@ -176,12 +278,75 @@
     </w:p>
     <w:p>
       <w:r>
-        <w:t>Continue with training (1,2) and (2,4), validation (3,6) and (4,8), and prediction max(0, a*x). Compare learning rates 0.1 and 0.2. Each run starts at a = 1, has no bias and takes two full-batch updates. Keep the loss, data order and arithmetic fixed. This toy model has no randomness; repeating the exact run checks replay, not variation across seeds.</w:t>
-      </w:r>
-    </w:p>
-    <w:p>
-      <w:r>
-        <w:t>Record the comparison as an explicit revision to the one-candidate Week 33 plan before viewing new results. Validation may guide selection; sealed final data must not. Select lower validation MSE, with a tie going to learning rate 0.1.</w:t>
+        <w:t>Investigate the supplied Capstone controlled experiments case. Separate observations, given facts and assumptions before choosing an explanation.</w:t>
+      </w:r>
+    </w:p>
+    <w:p>
+      <w:pPr>
+        <w:spacing w:line="336" w:lineRule="auto" w:after="180"/>
+      </w:pPr>
+      <w:r>
+        <w:rPr>
+          <w:b w:val="0"/>
+        </w:rPr>
+        <w:t xml:space="preserve">Continue with </w:t>
+      </w:r>
+      <w:r>
+        <w:rPr>
+          <w:b/>
+        </w:rPr>
+        <w:t>training</w:t>
+      </w:r>
+      <w:r>
+        <w:rPr>
+          <w:b w:val="0"/>
+        </w:rPr>
+        <w:t xml:space="preserve"> (1,2) and (2,4), validation (3,6) and (4,8), and </w:t>
+      </w:r>
+      <w:r>
+        <w:rPr>
+          <w:b/>
+        </w:rPr>
+        <w:t>prediction</w:t>
+      </w:r>
+      <w:r>
+        <w:rPr>
+          <w:b w:val="0"/>
+        </w:rPr>
+        <w:t xml:space="preserve"> max(0, a*x). Compare learning rates 0.1 and 0.2. Each run starts at a = 1, has no bias and takes two full-batch updates.</w:t>
+      </w:r>
+    </w:p>
+    <w:p>
+      <w:pPr>
+        <w:spacing w:line="336" w:lineRule="auto" w:after="180"/>
+      </w:pPr>
+      <w:r>
+        <w:rPr>
+          <w:b w:val="0"/>
+        </w:rPr>
+        <w:t>Keep the loss, data order and arithmetic fixed. This toy model has no randomness; repeating the exact run checks replay, not variation across seeds.</w:t>
+      </w:r>
+    </w:p>
+    <w:p>
+      <w:pPr>
+        <w:spacing w:line="336" w:lineRule="auto" w:after="180"/>
+      </w:pPr>
+      <w:r>
+        <w:rPr>
+          <w:b w:val="0"/>
+        </w:rPr>
+        <w:t>Record the comparison as an explicit revision to the one-candidate Week 33 plan before viewing new results. Validation may guide selection; sealed final data must not.</w:t>
+      </w:r>
+    </w:p>
+    <w:p>
+      <w:pPr>
+        <w:spacing w:line="336" w:lineRule="auto" w:after="180"/>
+      </w:pPr>
+      <w:r>
+        <w:rPr>
+          <w:b w:val="0"/>
+        </w:rPr>
+        <w:t>Select lower validation MSE, with a tie going to learning rate 0.1.</w:t>
       </w:r>
     </w:p>
     <w:p>
@@ -217,7 +382,53 @@
     </w:p>
     <w:p>
       <w:r>
-        <w:t>For positive weights and these positive inputs, the ReLU is active. Training MSE is ((a-2)^2 + (2*a-4)^2)/2 = 2.5*(a-2)^2. Its gradient is 5*(a-2). Update a to a - rate*5*(a-2). At rate 0.1, weights are 1.5 then 1.75. At rate 0.2, weights are 2 then 2. The formula assumes the active region; do not extend it blindly to nonpositive weights.</w:t>
+        <w:t>Follow the mechanism for Capstone controlled experiments. Connect each labelled input, deciding step and result.</w:t>
+      </w:r>
+    </w:p>
+    <w:p>
+      <w:pPr>
+        <w:spacing w:line="336" w:lineRule="auto" w:after="180"/>
+      </w:pPr>
+      <w:r>
+        <w:rPr>
+          <w:b w:val="0"/>
+        </w:rPr>
+        <w:t xml:space="preserve">For positive weights and these positive </w:t>
+      </w:r>
+      <w:r>
+        <w:rPr>
+          <w:b/>
+        </w:rPr>
+        <w:t>input</w:t>
+      </w:r>
+      <w:r>
+        <w:rPr>
+          <w:b w:val="0"/>
+        </w:rPr>
+        <w:t xml:space="preserve">s, the ReLU is active. </w:t>
+      </w:r>
+      <w:r>
+        <w:rPr>
+          <w:b/>
+        </w:rPr>
+        <w:t>Training</w:t>
+      </w:r>
+      <w:r>
+        <w:rPr>
+          <w:b w:val="0"/>
+        </w:rPr>
+        <w:t xml:space="preserve"> MSE is ((a-2)^2 + (2*a-4)^2)/2 = 2.5*(a-2)^2. Its gradient is 5*(a-2). Update a to a - rate*5*(a-2). At rate 0.1, weights are 1.5 then 1.75.</w:t>
+      </w:r>
+    </w:p>
+    <w:p>
+      <w:pPr>
+        <w:spacing w:line="336" w:lineRule="auto" w:after="180"/>
+      </w:pPr>
+      <w:r>
+        <w:rPr>
+          <w:b w:val="0"/>
+        </w:rPr>
+        <w:t>At rate 0.2, weights are 2 then 2. The formula assumes the active region; do not extend it blindly to nonpositive weights.</w:t>
       </w:r>
     </w:p>
     <w:tbl>
@@ -569,8 +780,26 @@
       </w:r>
     </w:p>
     <w:p>
-      <w:r>
-        <w:t>Point to the input, the deciding step and the result in this week’s visual. Explain the same step in ordinary words. A picture helps when you can say what each part represents.</w:t>
+      <w:pPr>
+        <w:spacing w:line="336" w:lineRule="auto" w:after="180"/>
+      </w:pPr>
+      <w:r>
+        <w:rPr>
+          <w:b w:val="0"/>
+        </w:rPr>
+        <w:t xml:space="preserve">Point to the </w:t>
+      </w:r>
+      <w:r>
+        <w:rPr>
+          <w:b/>
+        </w:rPr>
+        <w:t>input</w:t>
+      </w:r>
+      <w:r>
+        <w:rPr>
+          <w:b w:val="0"/>
+        </w:rPr>
+        <w:t>, the deciding step and the result in this week’s visual. Explain the same step in ordinary words. A picture helps when you can say what each part represents.</w:t>
       </w:r>
     </w:p>
     <w:p>
@@ -582,6 +811,11 @@
       </w:r>
     </w:p>
     <w:p>
+      <w:r>
+        <w:t>Compare the supplied cases for Capstone controlled experiments. Identify the detail that changes the conclusion.</w:t>
+      </w:r>
+    </w:p>
+    <w:p>
       <w:pPr>
         <w:pStyle w:val="Heading3"/>
       </w:pPr>
@@ -590,7 +824,13 @@
       </w:r>
     </w:p>
     <w:p>
-      <w:r>
+      <w:pPr>
+        <w:spacing w:line="336" w:lineRule="auto" w:after="180"/>
+      </w:pPr>
+      <w:r>
+        <w:rPr>
+          <w:b w:val="0"/>
+        </w:rPr>
         <w:t>Compute both updates for rates 0.1 and 0.2 using gradient 5*(a-2).</w:t>
       </w:r>
     </w:p>
@@ -636,18 +876,93 @@
       </w:r>
     </w:p>
     <w:p>
-      <w:r>
-        <w:t>Change: Change B’s training set as well as the feature connection.</w:t>
-      </w:r>
-    </w:p>
-    <w:p>
-      <w:r>
-        <w:t>Prediction: The experiment no longer isolates the connection change.</w:t>
-      </w:r>
-    </w:p>
-    <w:p>
-      <w:r>
-        <w:t>Reason: A training-data difference supplies an alternative explanation for the observed result.</w:t>
+      <w:pPr>
+        <w:pStyle w:val="Heading3"/>
+      </w:pPr>
+      <w:r>
+        <w:t>Change one thing</w:t>
+      </w:r>
+    </w:p>
+    <w:p>
+      <w:pPr>
+        <w:spacing w:line="336" w:lineRule="auto" w:after="180"/>
+        <w:shd w:fill="F5F1FB"/>
+      </w:pPr>
+      <w:r>
+        <w:rPr>
+          <w:b w:val="0"/>
+        </w:rPr>
+        <w:t xml:space="preserve">Change: Change B’s </w:t>
+      </w:r>
+      <w:r>
+        <w:rPr>
+          <w:b/>
+        </w:rPr>
+        <w:t>training</w:t>
+      </w:r>
+      <w:r>
+        <w:rPr>
+          <w:b w:val="0"/>
+        </w:rPr>
+        <w:t xml:space="preserve"> set as well as the feature connection.</w:t>
+      </w:r>
+    </w:p>
+    <w:p>
+      <w:pPr>
+        <w:pStyle w:val="Heading3"/>
+      </w:pPr>
+      <w:r>
+        <w:t>Predicted result</w:t>
+      </w:r>
+    </w:p>
+    <w:p>
+      <w:pPr>
+        <w:spacing w:line="336" w:lineRule="auto" w:after="180"/>
+        <w:shd w:fill="F1F6FC"/>
+      </w:pPr>
+      <w:r>
+        <w:rPr>
+          <w:b/>
+        </w:rPr>
+        <w:t>Prediction</w:t>
+      </w:r>
+      <w:r>
+        <w:rPr>
+          <w:b w:val="0"/>
+        </w:rPr>
+        <w:t>: The experiment no longer isolates the connection change.</w:t>
+      </w:r>
+    </w:p>
+    <w:p>
+      <w:pPr>
+        <w:pStyle w:val="Heading3"/>
+      </w:pPr>
+      <w:r>
+        <w:t>Why the result follows</w:t>
+      </w:r>
+    </w:p>
+    <w:p>
+      <w:pPr>
+        <w:spacing w:line="336" w:lineRule="auto" w:after="180"/>
+        <w:shd w:fill="F1F6FC"/>
+      </w:pPr>
+      <w:r>
+        <w:rPr>
+          <w:b w:val="0"/>
+        </w:rPr>
+        <w:t xml:space="preserve">Reason: A </w:t>
+      </w:r>
+      <w:r>
+        <w:rPr>
+          <w:b/>
+        </w:rPr>
+        <w:t>training</w:t>
+      </w:r>
+      <w:r>
+        <w:rPr>
+          <w:b w:val="0"/>
+        </w:rPr>
+        <w:t>-data difference supplies an alternative explanation for the observed result.</w:t>
       </w:r>
     </w:p>
     <w:p>
@@ -656,6 +971,11 @@
       </w:pPr>
       <w:r>
         <w:t>05. Words that unlock the idea</w:t>
+      </w:r>
+    </w:p>
+    <w:p>
+      <w:r>
+        <w:t>Use the vocabulary of Capstone controlled experiments to explain a concrete decision, rather than only memorising definitions.</w:t>
       </w:r>
     </w:p>
     <w:tbl>
@@ -815,12 +1135,7 @@
     </w:p>
     <w:p>
       <w:r>
-        <w:t>At a = 1.75, validation predictions are 5.25 and 7. Errors -0.75 and -1 square to 0.5625 and 1, giving MSE 0.78125. At a = 2 the predictions equal 6 and 8, so MSE is zero. Rate 0.2 wins the written validation rule. This selection uses two validation cases, not four independent cases because two runs used them.</w:t>
-      </w:r>
-    </w:p>
-    <w:p>
-      <w:r>
-        <w:t>If one run used extra epochs or different training rows, the comparison would mix factors. Either rerun a matched experiment or report the differences and avoid claiming an isolated learning-rate effect. A zero validation score is also compatible with a very simple task and says nothing about a new distribution.</w:t>
+        <w:t>Follow the worked trace for Capstone controlled experiments, predict a step, then compare with its explanation.</w:t>
       </w:r>
     </w:p>
     <w:p>
@@ -828,11 +1143,117 @@
         <w:pStyle w:val="Heading3"/>
       </w:pPr>
       <w:r>
+        <w:t>Worked explanation · Capstone controlled experiments</w:t>
+      </w:r>
+    </w:p>
+    <w:p>
+      <w:pPr>
+        <w:spacing w:line="336" w:lineRule="auto" w:after="180"/>
+        <w:shd w:fill="F1F6FC"/>
+      </w:pPr>
+      <w:r>
+        <w:rPr>
+          <w:b w:val="0"/>
+        </w:rPr>
+        <w:t xml:space="preserve">At a = 1.75, validation </w:t>
+      </w:r>
+      <w:r>
+        <w:rPr>
+          <w:b/>
+        </w:rPr>
+        <w:t>prediction</w:t>
+      </w:r>
+      <w:r>
+        <w:rPr>
+          <w:b w:val="0"/>
+        </w:rPr>
+        <w:t xml:space="preserve">s are 5.25 and 7. Errors -0.75 and -1 square to 0.5625 and 1, giving MSE 0.78125. At a = 2 the </w:t>
+      </w:r>
+      <w:r>
+        <w:rPr>
+          <w:b/>
+        </w:rPr>
+        <w:t>prediction</w:t>
+      </w:r>
+      <w:r>
+        <w:rPr>
+          <w:b w:val="0"/>
+        </w:rPr>
+        <w:t>s equal 6 and 8, so MSE is zero. Rate 0.2 wins the written validation rule.</w:t>
+      </w:r>
+    </w:p>
+    <w:p>
+      <w:pPr>
+        <w:spacing w:line="336" w:lineRule="auto" w:after="180"/>
+        <w:shd w:fill="F1F6FC"/>
+      </w:pPr>
+      <w:r>
+        <w:rPr>
+          <w:b w:val="0"/>
+        </w:rPr>
+        <w:t>This selection uses two validation cases, not four independent cases because two runs used them.</w:t>
+      </w:r>
+    </w:p>
+    <w:p>
+      <w:pPr>
+        <w:pStyle w:val="Heading3"/>
+      </w:pPr>
+      <w:r>
+        <w:t>Worked explanation · Capstone controlled experiments</w:t>
+      </w:r>
+    </w:p>
+    <w:p>
+      <w:pPr>
+        <w:spacing w:line="336" w:lineRule="auto" w:after="180"/>
+        <w:shd w:fill="F1F6FC"/>
+      </w:pPr>
+      <w:r>
+        <w:rPr>
+          <w:b w:val="0"/>
+        </w:rPr>
+        <w:t xml:space="preserve">If one run used extra epochs or different </w:t>
+      </w:r>
+      <w:r>
+        <w:rPr>
+          <w:b/>
+        </w:rPr>
+        <w:t>training</w:t>
+      </w:r>
+      <w:r>
+        <w:rPr>
+          <w:b w:val="0"/>
+        </w:rPr>
+        <w:t xml:space="preserve"> rows, the comparison would mix factors. Either rerun a matched experiment or report the differences and avoid claiming an isolated learning-rate effect.</w:t>
+      </w:r>
+    </w:p>
+    <w:p>
+      <w:pPr>
+        <w:spacing w:line="336" w:lineRule="auto" w:after="180"/>
+        <w:shd w:fill="F1F6FC"/>
+      </w:pPr>
+      <w:r>
+        <w:rPr>
+          <w:b w:val="0"/>
+        </w:rPr>
+        <w:t>A zero validation score is also compatible with a very simple task and says nothing about a new distribution.</w:t>
+      </w:r>
+    </w:p>
+    <w:p>
+      <w:pPr>
+        <w:pStyle w:val="Heading3"/>
+      </w:pPr>
+      <w:r>
         <w:t>Learn from the worked case</w:t>
       </w:r>
     </w:p>
     <w:p>
-      <w:r>
+      <w:pPr>
+        <w:spacing w:line="336" w:lineRule="auto" w:after="180"/>
+      </w:pPr>
+      <w:r>
+        <w:rPr>
+          <w:b w:val="0"/>
+        </w:rPr>
         <w:t>Cover the result before checking it. Say what is given, choose the procedure, and follow one step at a time. Then uncover the result and explain your first mismatch. Ask why a step is allowed, not only what number it produces.</w:t>
       </w:r>
     </w:p>
@@ -845,7 +1266,13 @@
       </w:r>
     </w:p>
     <w:p>
-      <w:r>
+      <w:pPr>
+        <w:spacing w:line="336" w:lineRule="auto" w:after="180"/>
+      </w:pPr>
+      <w:r>
+        <w:rPr>
+          <w:b w:val="0"/>
+        </w:rPr>
         <w:t>One controlled network change. The capstone compares two fixed networks on the same six labelled toy patterns. Only one feature connection is added.</w:t>
       </w:r>
     </w:p>
@@ -858,7 +1285,22 @@
       </w:r>
     </w:p>
     <w:p>
-      <w:r>
+      <w:pPr>
+        <w:pStyle w:val="Heading3"/>
+      </w:pPr>
+      <w:r>
+        <w:t>Supplied facts</w:t>
+      </w:r>
+    </w:p>
+    <w:p>
+      <w:pPr>
+        <w:spacing w:line="336" w:lineRule="auto" w:after="180"/>
+        <w:shd w:fill="F1F6FC"/>
+      </w:pPr>
+      <w:r>
+        <w:rPr>
+          <w:b w:val="0"/>
+        </w:rPr>
         <w:t>A scores [1,1,0,1,0,1]; B scores [1,1,1,1,0,1]. Settings, labels and scoring remain fixed. Binary entries mean 1=correct and 0=incorrect.</w:t>
       </w:r>
     </w:p>
@@ -1058,7 +1500,22 @@
       </w:r>
     </w:p>
     <w:p>
-      <w:r>
+      <w:pPr>
+        <w:pStyle w:val="Heading3"/>
+      </w:pPr>
+      <w:r>
+        <w:t>Why the result follows</w:t>
+      </w:r>
+    </w:p>
+    <w:p>
+      <w:pPr>
+        <w:spacing w:line="336" w:lineRule="auto" w:after="180"/>
+        <w:shd w:fill="F1F6FC"/>
+      </w:pPr>
+      <w:r>
+        <w:rPr>
+          <w:b w:val="0"/>
+        </w:rPr>
         <w:t>Controlled experiments vary the specified component while retaining comparable cases. Pairing the outcomes by pattern shows where the score difference comes from instead of hiding it in an overall average.</w:t>
       </w:r>
     </w:p>
@@ -1071,18 +1528,99 @@
       </w:r>
     </w:p>
     <w:p>
-      <w:r>
-        <w:t>These descriptive toy results do not establish significance, stable superiority or the full learned mechanism.</w:t>
-      </w:r>
-    </w:p>
-    <w:p>
-      <w:r>
-        <w:t>Read the labelled picture: Compute the two correct counts and identify the changed case. Why would changing B’s training data weaken the conclusion about its added connection?</w:t>
-      </w:r>
-    </w:p>
-    <w:p>
-      <w:r>
-        <w:t>Change one thing: Change B’s training set as well as the feature connection. Predict the result before checking the explanation. What remains the same?</w:t>
+      <w:pPr>
+        <w:pStyle w:val="Heading3"/>
+      </w:pPr>
+      <w:r>
+        <w:t>Keep the stated limit</w:t>
+      </w:r>
+    </w:p>
+    <w:p>
+      <w:pPr>
+        <w:spacing w:line="336" w:lineRule="auto" w:after="180"/>
+        <w:shd w:fill="FFF5E6"/>
+      </w:pPr>
+      <w:r>
+        <w:rPr>
+          <w:b w:val="0"/>
+        </w:rPr>
+        <w:t xml:space="preserve">These descriptive toy results do not establish significance, stable superiority or the full learned </w:t>
+      </w:r>
+      <w:r>
+        <w:rPr>
+          <w:b/>
+        </w:rPr>
+        <w:t>mechanism</w:t>
+      </w:r>
+      <w:r>
+        <w:rPr>
+          <w:b w:val="0"/>
+        </w:rPr>
+        <w:t>.</w:t>
+      </w:r>
+    </w:p>
+    <w:p>
+      <w:pPr>
+        <w:pStyle w:val="Heading3"/>
+      </w:pPr>
+      <w:r>
+        <w:t>Keep the stated limit</w:t>
+      </w:r>
+    </w:p>
+    <w:p>
+      <w:pPr>
+        <w:spacing w:line="336" w:lineRule="auto" w:after="180"/>
+        <w:shd w:fill="FFF5E6"/>
+      </w:pPr>
+      <w:r>
+        <w:rPr>
+          <w:b w:val="0"/>
+        </w:rPr>
+        <w:t xml:space="preserve">Read the labelled picture: Compute the two correct counts and identify the changed case. Why would changing B’s </w:t>
+      </w:r>
+      <w:r>
+        <w:rPr>
+          <w:b/>
+        </w:rPr>
+        <w:t>training</w:t>
+      </w:r>
+      <w:r>
+        <w:rPr>
+          <w:b w:val="0"/>
+        </w:rPr>
+        <w:t xml:space="preserve"> data weaken the conclusion about its added connection?</w:t>
+      </w:r>
+    </w:p>
+    <w:p>
+      <w:pPr>
+        <w:pStyle w:val="Heading3"/>
+      </w:pPr>
+      <w:r>
+        <w:t>Keep the stated limit</w:t>
+      </w:r>
+    </w:p>
+    <w:p>
+      <w:pPr>
+        <w:spacing w:line="336" w:lineRule="auto" w:after="180"/>
+        <w:shd w:fill="FFF5E6"/>
+      </w:pPr>
+      <w:r>
+        <w:rPr>
+          <w:b w:val="0"/>
+        </w:rPr>
+        <w:t xml:space="preserve">Change one thing: Change B’s </w:t>
+      </w:r>
+      <w:r>
+        <w:rPr>
+          <w:b/>
+        </w:rPr>
+        <w:t>training</w:t>
+      </w:r>
+      <w:r>
+        <w:rPr>
+          <w:b w:val="0"/>
+        </w:rPr>
+        <w:t xml:space="preserve"> set as well as the feature connection. Predict the result before checking the explanation. What remains the same?</w:t>
       </w:r>
     </w:p>
     <w:p>
@@ -1095,6 +1633,17 @@
     </w:p>
     <w:p>
       <w:r>
+        <w:t>Find the unsupported step in the Capstone controlled experiments claim and explain a repair using the supplied evidence.</w:t>
+      </w:r>
+    </w:p>
+    <w:p>
+      <w:pPr>
+        <w:spacing w:line="336" w:lineRule="auto" w:after="180"/>
+      </w:pPr>
+      <w:r>
+        <w:rPr>
+          <w:b w:val="0"/>
+        </w:rPr>
         <w:t>Supported example: rate 0.3 starts at a = 1. The first gradient is -5, giving a = 2.5. The next gradient is 2.5, giving a = 1.75. This two-update run finishes at the same weight as rate 0.1 although its path differs.</w:t>
       </w:r>
     </w:p>
@@ -1140,8 +1689,27 @@
       </w:r>
     </w:p>
     <w:p>
-      <w:r>
-        <w:t>Recompute validation MSE for the final weights and apply the written selection rule. How many distinct validation rows were used?</w:t>
+      <w:pPr>
+        <w:spacing w:line="336" w:lineRule="auto" w:after="180"/>
+        <w:shd w:fill="F5F1FB"/>
+      </w:pPr>
+      <w:r>
+        <w:rPr>
+          <w:b w:val="0"/>
+        </w:rPr>
+        <w:t xml:space="preserve">Recompute validation MSE for the final weights and apply the written </w:t>
+      </w:r>
+      <w:r>
+        <w:rPr>
+          <w:b/>
+        </w:rPr>
+        <w:t>selection rule</w:t>
+      </w:r>
+      <w:r>
+        <w:rPr>
+          <w:b w:val="0"/>
+        </w:rPr>
+        <w:t>. How many distinct validation rows were used?</w:t>
       </w:r>
     </w:p>
     <w:p>
@@ -1192,6 +1760,17 @@
     </w:p>
     <w:p>
       <w:r>
+        <w:t>Practise Capstone controlled experiments with support, then explain the deciding step in your own words.</w:t>
+      </w:r>
+    </w:p>
+    <w:p>
+      <w:pPr>
+        <w:spacing w:line="336" w:lineRule="auto" w:after="180"/>
+      </w:pPr>
+      <w:r>
+        <w:rPr>
+          <w:b w:val="0"/>
+        </w:rPr>
         <w:t>List six settings held fixed and the single intended changed factor.</w:t>
       </w:r>
     </w:p>
@@ -1265,8 +1844,26 @@
       </w:r>
     </w:p>
     <w:p>
-      <w:r>
-        <w:t>Use workbook W2 for the connected example “Capstone controlled experiments”. First fill the input and rule boxes. Try the middle steps before asking for a hint. After a hint, try the next step yourself.</w:t>
+      <w:pPr>
+        <w:spacing w:line="336" w:lineRule="auto" w:after="180"/>
+      </w:pPr>
+      <w:r>
+        <w:rPr>
+          <w:b w:val="0"/>
+        </w:rPr>
+        <w:t xml:space="preserve">Use workbook W2 for the connected example “Capstone controlled experiments”. First fill the </w:t>
+      </w:r>
+      <w:r>
+        <w:rPr>
+          <w:b/>
+        </w:rPr>
+        <w:t>input</w:t>
+      </w:r>
+      <w:r>
+        <w:rPr>
+          <w:b w:val="0"/>
+        </w:rPr>
+        <w:t xml:space="preserve"> and rule boxes. Try the middle steps before asking for a hint. After a hint, try the next step yourself.</w:t>
       </w:r>
     </w:p>
     <w:tbl>
@@ -1349,7 +1946,13 @@
       </w:tr>
     </w:tbl>
     <w:p>
-      <w:r>
+      <w:pPr>
+        <w:spacing w:line="336" w:lineRule="auto" w:after="180"/>
+      </w:pPr>
+      <w:r>
+        <w:rPr>
+          <w:b w:val="0"/>
+        </w:rPr>
         <w:t>Explain your trace to a partner. Your partner points to one step to check. Swap roles on the next case. Each person writes their own explanation.</w:t>
       </w:r>
     </w:p>
@@ -1362,12 +1965,35 @@
       </w:r>
     </w:p>
     <w:p>
-      <w:r>
-        <w:t>Use the worked case for Capstone controlled experiments. Proposed explanation: “More runs mean more validation examples”. Decide whether this explanation is supported. Point to the step or supplied fact that decides; explain your repair if needed.</w:t>
-      </w:r>
-    </w:p>
-    <w:p>
-      <w:r>
+      <w:pPr>
+        <w:spacing w:line="336" w:lineRule="auto" w:after="180"/>
+      </w:pPr>
+      <w:r>
+        <w:rPr>
+          <w:b w:val="0"/>
+        </w:rPr>
+        <w:t>Use the worked case for Capstone controlled experiments. Proposed explanation: “More runs mean more validation examples”. Decide whether this explanation is supported.</w:t>
+      </w:r>
+    </w:p>
+    <w:p>
+      <w:pPr>
+        <w:spacing w:line="336" w:lineRule="auto" w:after="180"/>
+      </w:pPr>
+      <w:r>
+        <w:rPr>
+          <w:b w:val="0"/>
+        </w:rPr>
+        <w:t>Point to the step or supplied fact that decides; explain your repair if needed.</w:t>
+      </w:r>
+    </w:p>
+    <w:p>
+      <w:pPr>
+        <w:spacing w:line="336" w:lineRule="auto" w:after="180"/>
+      </w:pPr>
+      <w:r>
+        <w:rPr>
+          <w:b w:val="0"/>
+        </w:rPr>
         <w:t>Answer on your own before discussion. If you are unsure, say which step you need help with.</w:t>
       </w:r>
     </w:p>
@@ -1380,8 +2006,27 @@
       </w:r>
     </w:p>
     <w:p>
-      <w:r>
-        <w:t>Compute the two correct counts and identify the changed case. Why would changing B’s training data weaken the conclusion about its added connection?</w:t>
+      <w:pPr>
+        <w:spacing w:line="336" w:lineRule="auto" w:after="180"/>
+        <w:shd w:fill="F5F1FB"/>
+      </w:pPr>
+      <w:r>
+        <w:rPr>
+          <w:b w:val="0"/>
+        </w:rPr>
+        <w:t xml:space="preserve">Compute the two correct counts and identify the changed case. Why would changing B’s </w:t>
+      </w:r>
+      <w:r>
+        <w:rPr>
+          <w:b/>
+        </w:rPr>
+        <w:t>training</w:t>
+      </w:r>
+      <w:r>
+        <w:rPr>
+          <w:b w:val="0"/>
+        </w:rPr>
+        <w:t xml:space="preserve"> data weaken the conclusion about its added connection?</w:t>
       </w:r>
     </w:p>
     <w:p>
@@ -1413,7 +2058,13 @@
       </w:r>
     </w:p>
     <w:p>
-      <w:r>
+      <w:pPr>
+        <w:spacing w:line="336" w:lineRule="auto" w:after="180"/>
+      </w:pPr>
+      <w:r>
+        <w:rPr>
+          <w:b w:val="0"/>
+        </w:rPr>
         <w:t>This is supported practice. Keep the separately named independent case for an attempt before feedback.</w:t>
       </w:r>
     </w:p>
@@ -1426,6 +2077,11 @@
       </w:r>
     </w:p>
     <w:p>
+      <w:r>
+        <w:t>Investigate Capstone controlled experiments. Record the prediction, actual observation or labelled paper trace, explanation and next test separately.</w:t>
+      </w:r>
+    </w:p>
+    <w:p>
       <w:pPr>
         <w:pStyle w:val="Heading3"/>
       </w:pPr>
@@ -1434,7 +2090,13 @@
       </w:r>
     </w:p>
     <w:p>
-      <w:r>
+      <w:pPr>
+        <w:spacing w:line="336" w:lineRule="auto" w:after="180"/>
+      </w:pPr>
+      <w:r>
+        <w:rPr>
+          <w:b w:val="0"/>
+        </w:rPr>
         <w:t>Compute both updates for rates 0.1 and 0.2 using gradient 5*(a-2).</w:t>
       </w:r>
     </w:p>
@@ -1575,7 +2237,13 @@
       </w:tr>
     </w:tbl>
     <w:p>
-      <w:r>
+      <w:pPr>
+        <w:spacing w:line="336" w:lineRule="auto" w:after="180"/>
+      </w:pPr>
+      <w:r>
+        <w:rPr>
+          <w:b w:val="0"/>
+        </w:rPr>
         <w:t>On paper, trace the supplied procedure. If code is provided, predict before running it in a local practice file. Never write an expected answer as though it were an observed run.</w:t>
       </w:r>
     </w:p>
@@ -1588,7 +2256,13 @@
       </w:r>
     </w:p>
     <w:p>
-      <w:r>
+      <w:pPr>
+        <w:spacing w:line="336" w:lineRule="auto" w:after="180"/>
+      </w:pPr>
+      <w:r>
+        <w:rPr>
+          <w:b w:val="0"/>
+        </w:rPr>
         <w:t>Before trying: what do I expect, and why? While trying: which step could first go wrong? Afterwards: what did I actually observe, and what should change? Keep “not run” if you only traced the procedure.</w:t>
       </w:r>
     </w:p>
@@ -1601,6 +2275,11 @@
       </w:r>
     </w:p>
     <w:p>
+      <w:r>
+        <w:t>Move from recall to tracing, diagnosis and transfer in Capstone controlled experiments. Explain why each step is justified.</w:t>
+      </w:r>
+    </w:p>
+    <w:p>
       <w:pPr>
         <w:pStyle w:val="Heading3"/>
       </w:pPr>
@@ -1609,18 +2288,61 @@
       </w:r>
     </w:p>
     <w:p>
-      <w:r>
+      <w:pPr>
+        <w:spacing w:line="336" w:lineRule="auto" w:after="180"/>
+      </w:pPr>
+      <w:r>
+        <w:rPr>
+          <w:b w:val="0"/>
+        </w:rPr>
         <w:t>List six settings held fixed and the single intended changed factor.</w:t>
       </w:r>
     </w:p>
     <w:p>
-      <w:r>
-        <w:t>Recompute validation MSE for the final weights and apply the written selection rule. How many distinct validation rows were used?</w:t>
-      </w:r>
-    </w:p>
-    <w:p>
-      <w:r>
-        <w:t>Run A uses rate 0.1 for two updates; run B uses rate 0.2 for six updates and different training rows. Can the difference be attributed to rate alone? Propose a repair.</w:t>
+      <w:pPr>
+        <w:spacing w:line="336" w:lineRule="auto" w:after="180"/>
+        <w:shd w:fill="F5F1FB"/>
+      </w:pPr>
+      <w:r>
+        <w:rPr>
+          <w:b w:val="0"/>
+        </w:rPr>
+        <w:t xml:space="preserve">Recompute validation MSE for the final weights and apply the written </w:t>
+      </w:r>
+      <w:r>
+        <w:rPr>
+          <w:b/>
+        </w:rPr>
+        <w:t>selection rule</w:t>
+      </w:r>
+      <w:r>
+        <w:rPr>
+          <w:b w:val="0"/>
+        </w:rPr>
+        <w:t>. How many distinct validation rows were used?</w:t>
+      </w:r>
+    </w:p>
+    <w:p>
+      <w:pPr>
+        <w:spacing w:line="336" w:lineRule="auto" w:after="180"/>
+      </w:pPr>
+      <w:r>
+        <w:rPr>
+          <w:b w:val="0"/>
+        </w:rPr>
+        <w:t xml:space="preserve">Run A uses rate 0.1 for two updates; run B uses rate 0.2 for six updates and different </w:t>
+      </w:r>
+      <w:r>
+        <w:rPr>
+          <w:b/>
+        </w:rPr>
+        <w:t>training</w:t>
+      </w:r>
+      <w:r>
+        <w:rPr>
+          <w:b w:val="0"/>
+        </w:rPr>
+        <w:t xml:space="preserve"> rows. Can the difference be attributed to rate alone? Propose a repair.</w:t>
       </w:r>
     </w:p>
     <w:p>
@@ -1666,7 +2388,76 @@
     </w:p>
     <w:p>
       <w:r>
-        <w:t>For Image-pattern Network Investigation, use this week’s independent task as a rehearsal for the final evidence pack: For training (1,3),(2,6) and validation (3,9),(4,12), start a = 1. Compare rates 0.1 and 0.2 for two updates. Gradient is 5*(a-3). Compute final weights and validation MSE, then select lower MSE; ties go to 0.1. Keep actual observations separate from expected results, preserve failures, compare a baseline and explain the limits.</w:t>
+        <w:t>Apply this week’s idea to Image-pattern Network Investigation. Keep an annotated decision and the evidence supporting it.</w:t>
+      </w:r>
+    </w:p>
+    <w:p>
+      <w:pPr>
+        <w:spacing w:line="336" w:lineRule="auto" w:after="180"/>
+      </w:pPr>
+      <w:r>
+        <w:rPr>
+          <w:b w:val="0"/>
+        </w:rPr>
+        <w:t xml:space="preserve">For Image-pattern Network Investigation, use this week’s independent task as a rehearsal for the final </w:t>
+      </w:r>
+      <w:r>
+        <w:rPr>
+          <w:b/>
+        </w:rPr>
+        <w:t>evidence</w:t>
+      </w:r>
+      <w:r>
+        <w:rPr>
+          <w:b w:val="0"/>
+        </w:rPr>
+        <w:t xml:space="preserve"> pack: For </w:t>
+      </w:r>
+      <w:r>
+        <w:rPr>
+          <w:b/>
+        </w:rPr>
+        <w:t>training</w:t>
+      </w:r>
+      <w:r>
+        <w:rPr>
+          <w:b w:val="0"/>
+        </w:rPr>
+        <w:t xml:space="preserve"> (1,3),(2,6) and validation (3,9),(4,12), start a = 1.</w:t>
+      </w:r>
+    </w:p>
+    <w:p>
+      <w:pPr>
+        <w:spacing w:line="336" w:lineRule="auto" w:after="180"/>
+      </w:pPr>
+      <w:r>
+        <w:rPr>
+          <w:b w:val="0"/>
+        </w:rPr>
+        <w:t>Compare rates 0.1 and 0.2 for two updates. Gradient is 5*(a-3). Compute final weights and validation MSE, then select lower MSE; ties go to 0.1.</w:t>
+      </w:r>
+    </w:p>
+    <w:p>
+      <w:pPr>
+        <w:spacing w:line="336" w:lineRule="auto" w:after="180"/>
+      </w:pPr>
+      <w:r>
+        <w:rPr>
+          <w:b w:val="0"/>
+        </w:rPr>
+        <w:t xml:space="preserve">Keep actual </w:t>
+      </w:r>
+      <w:r>
+        <w:rPr>
+          <w:b/>
+        </w:rPr>
+        <w:t>observation</w:t>
+      </w:r>
+      <w:r>
+        <w:rPr>
+          <w:b w:val="0"/>
+        </w:rPr>
+        <w:t>s separate from expected results, preserve failures, compare a baseline and explain the limits.</w:t>
       </w:r>
     </w:p>
     <w:tbl>
@@ -1794,7 +2585,13 @@
       </w:r>
     </w:p>
     <w:p>
-      <w:r>
+      <w:pPr>
+        <w:spacing w:line="336" w:lineRule="auto" w:after="180"/>
+      </w:pPr>
+      <w:r>
+        <w:rPr>
+          <w:b w:val="0"/>
+        </w:rPr>
         <w:t>For the Image-pattern Network Investigation, save the labelled trace and the changed-case explanation beside the experiment record. State exactly what this example supports before linking it to the wider capstone claim.</w:t>
       </w:r>
     </w:p>
@@ -1808,7 +2605,53 @@
     </w:p>
     <w:p>
       <w:r>
-        <w:t>Save run IDs, settings, each checkpoint, predictions and metric calculations. Report the losing run as well as the winner. Freeze the selected rate, architecture and update count before the final evaluation. Any change after opening final data requires a new development record and fresh reserved evidence.</w:t>
+        <w:t>Use a genuinely new case for independent evidence. Previously discussed examples remain practice; use the separately named independent case before feedback.</w:t>
+      </w:r>
+    </w:p>
+    <w:p>
+      <w:pPr>
+        <w:spacing w:line="336" w:lineRule="auto" w:after="180"/>
+      </w:pPr>
+      <w:r>
+        <w:rPr>
+          <w:b w:val="0"/>
+        </w:rPr>
+        <w:t xml:space="preserve">Save run IDs, settings, each checkpoint, </w:t>
+      </w:r>
+      <w:r>
+        <w:rPr>
+          <w:b/>
+        </w:rPr>
+        <w:t>prediction</w:t>
+      </w:r>
+      <w:r>
+        <w:rPr>
+          <w:b w:val="0"/>
+        </w:rPr>
+        <w:t>s and metric calculations. Report the losing run as well as the winner. Freeze the selected rate, architecture and update count before the final evaluation.</w:t>
+      </w:r>
+    </w:p>
+    <w:p>
+      <w:pPr>
+        <w:spacing w:line="336" w:lineRule="auto" w:after="180"/>
+      </w:pPr>
+      <w:r>
+        <w:rPr>
+          <w:b w:val="0"/>
+        </w:rPr>
+        <w:t xml:space="preserve">Any change after opening final data requires a new development record and fresh reserved </w:t>
+      </w:r>
+      <w:r>
+        <w:rPr>
+          <w:b/>
+        </w:rPr>
+        <w:t>evidence</w:t>
+      </w:r>
+      <w:r>
+        <w:rPr>
+          <w:b w:val="0"/>
+        </w:rPr>
+        <w:t>.</w:t>
       </w:r>
     </w:p>
     <w:p>
@@ -1845,8 +2688,26 @@
       </w:r>
     </w:p>
     <w:p>
-      <w:r>
-        <w:t>Run A uses rate 0.1 for two updates; run B uses rate 0.2 for six updates and different training rows. Can the difference be attributed to rate alone? Propose a repair.</w:t>
+      <w:pPr>
+        <w:spacing w:line="336" w:lineRule="auto" w:after="180"/>
+      </w:pPr>
+      <w:r>
+        <w:rPr>
+          <w:b w:val="0"/>
+        </w:rPr>
+        <w:t xml:space="preserve">Run A uses rate 0.1 for two updates; run B uses rate 0.2 for six updates and different </w:t>
+      </w:r>
+      <w:r>
+        <w:rPr>
+          <w:b/>
+        </w:rPr>
+        <w:t>training</w:t>
+      </w:r>
+      <w:r>
+        <w:rPr>
+          <w:b w:val="0"/>
+        </w:rPr>
+        <w:t xml:space="preserve"> rows. Can the difference be attributed to rate alone? Propose a repair.</w:t>
       </w:r>
     </w:p>
     <w:p>
@@ -1883,6 +2744,11 @@
       </w:pPr>
       <w:r>
         <w:t>13. Study a complete case</w:t>
+      </w:r>
+    </w:p>
+    <w:p>
+      <w:r>
+        <w:t>Revisit the complete Capstone controlled experiments case for supported practice. Repeated examples do not become fresh assessments.</w:t>
       </w:r>
     </w:p>
     <w:p>
@@ -2050,8 +2916,26 @@
       </w:r>
     </w:p>
     <w:p>
-      <w:r>
-        <w:t>Follow the input through the stated procedure to its result. Cover the result first, predict it, then explain every intermediate step. The text/table accompanies the figure so the example can be read without colour.</w:t>
+      <w:pPr>
+        <w:spacing w:line="336" w:lineRule="auto" w:after="180"/>
+      </w:pPr>
+      <w:r>
+        <w:rPr>
+          <w:b w:val="0"/>
+        </w:rPr>
+        <w:t xml:space="preserve">Follow the </w:t>
+      </w:r>
+      <w:r>
+        <w:rPr>
+          <w:b/>
+        </w:rPr>
+        <w:t>input</w:t>
+      </w:r>
+      <w:r>
+        <w:rPr>
+          <w:b w:val="0"/>
+        </w:rPr>
+        <w:t xml:space="preserve"> through the stated procedure to its result. Cover the result first, predict it, then explain every intermediate step. The text/table accompanies the figure so the example can be read without colour.</w:t>
       </w:r>
     </w:p>
     <w:p>
@@ -2101,6 +2985,11 @@
       </w:r>
     </w:p>
     <w:p>
+      <w:r>
+        <w:t>Attempt the reserved new case before feedback. Record support; the earlier examples below remain additional practice.</w:t>
+      </w:r>
+    </w:p>
+    <w:p>
       <w:pPr>
         <w:pStyle w:val="Heading3"/>
       </w:pPr>
@@ -2109,8 +2998,26 @@
       </w:r>
     </w:p>
     <w:p>
-      <w:r>
-        <w:t>For training (1,3),(2,6) and validation (3,9),(4,12), start a = 1. Compare rates 0.1 and 0.2 for two updates. Gradient is 5*(a-3). Compute final weights and validation MSE, then select lower MSE; ties go to 0.1.</w:t>
+      <w:pPr>
+        <w:spacing w:line="336" w:lineRule="auto" w:after="180"/>
+      </w:pPr>
+      <w:r>
+        <w:rPr>
+          <w:b w:val="0"/>
+        </w:rPr>
+        <w:t xml:space="preserve">For </w:t>
+      </w:r>
+      <w:r>
+        <w:rPr>
+          <w:b/>
+        </w:rPr>
+        <w:t>training</w:t>
+      </w:r>
+      <w:r>
+        <w:rPr>
+          <w:b w:val="0"/>
+        </w:rPr>
+        <w:t xml:space="preserve"> (1,3),(2,6) and validation (3,9),(4,12), start a = 1. Compare rates 0.1 and 0.2 for two updates. Gradient is 5*(a-3). Compute final weights and validation MSE, then select lower MSE; ties go to 0.1.</w:t>
       </w:r>
     </w:p>
     <w:p>
@@ -2157,7 +3064,13 @@
       </w:r>
     </w:p>
     <w:p>
-      <w:r>
+      <w:pPr>
+        <w:spacing w:line="336" w:lineRule="auto" w:after="180"/>
+      </w:pPr>
+      <w:r>
+        <w:rPr>
+          <w:b w:val="0"/>
+        </w:rPr>
         <w:t>Attempt this case before feedback. Record any help. Earlier examples below are further practice; a case already practised with feedback cannot establish fresh transfer.</w:t>
       </w:r>
     </w:p>
@@ -2170,8 +3083,26 @@
       </w:r>
     </w:p>
     <w:p>
-      <w:r>
-        <w:t>For training (1,3),(2,6) and validation (3,9),(4,12), start a = 1. Compare rates 0.1 and 0.2 for two updates. Gradient is 5*(a-3). Compute final weights and validation MSE, then select lower MSE; ties go to 0.1.</w:t>
+      <w:pPr>
+        <w:spacing w:line="336" w:lineRule="auto" w:after="180"/>
+      </w:pPr>
+      <w:r>
+        <w:rPr>
+          <w:b w:val="0"/>
+        </w:rPr>
+        <w:t xml:space="preserve">For </w:t>
+      </w:r>
+      <w:r>
+        <w:rPr>
+          <w:b/>
+        </w:rPr>
+        <w:t>training</w:t>
+      </w:r>
+      <w:r>
+        <w:rPr>
+          <w:b w:val="0"/>
+        </w:rPr>
+        <w:t xml:space="preserve"> (1,3),(2,6) and validation (3,9),(4,12), start a = 1. Compare rates 0.1 and 0.2 for two updates. Gradient is 5*(a-3). Compute final weights and validation MSE, then select lower MSE; ties go to 0.1.</w:t>
       </w:r>
     </w:p>
     <w:p>
@@ -2223,7 +3154,13 @@
       </w:r>
     </w:p>
     <w:p>
-      <w:r>
+      <w:pPr>
+        <w:spacing w:line="336" w:lineRule="auto" w:after="180"/>
+      </w:pPr>
+      <w:r>
+        <w:rPr>
+          <w:b w:val="0"/>
+        </w:rPr>
         <w:t>Record support used: none, hint or teacher explanation. After feedback, a different case is needed to demonstrate independence.</w:t>
       </w:r>
     </w:p>
@@ -2236,8 +3173,25 @@
       </w:r>
     </w:p>
     <w:p>
-      <w:r>
-        <w:t>Attempt the independent case before hints. Record whether you worked alone, used a hint or followed a model. After feedback, fix the first unsupported step and explain why it changed. A later check uses a changed case, not a copied answer.</w:t>
+      <w:pPr>
+        <w:spacing w:line="336" w:lineRule="auto" w:after="180"/>
+      </w:pPr>
+      <w:r>
+        <w:rPr>
+          <w:b w:val="0"/>
+        </w:rPr>
+        <w:t>Attempt the independent case before hints. Record whether you worked alone, used a hint or followed a model. After feedback, fix the first unsupported step and explain why it changed.</w:t>
+      </w:r>
+    </w:p>
+    <w:p>
+      <w:pPr>
+        <w:spacing w:line="336" w:lineRule="auto" w:after="180"/>
+      </w:pPr>
+      <w:r>
+        <w:rPr>
+          <w:b w:val="0"/>
+        </w:rPr>
+        <w:t>A later check uses a changed case, not a copied answer.</w:t>
       </w:r>
     </w:p>
     <w:p>
@@ -2250,6 +3204,17 @@
     </w:p>
     <w:p>
       <w:r>
+        <w:t>Use this map to navigate Capstone controlled experiments, connect the goals to tasks and keep one evidence record for each attempt.</w:t>
+      </w:r>
+    </w:p>
+    <w:p>
+      <w:pPr>
+        <w:spacing w:line="336" w:lineRule="auto" w:after="180"/>
+      </w:pPr>
+      <w:r>
+        <w:rPr>
+          <w:b w:val="0"/>
+        </w:rPr>
         <w:t>Start with this question: One controlled network change. The capstone compares two fixed networks on the same six labelled toy patterns. Only one feature connection is added.</w:t>
       </w:r>
     </w:p>
@@ -2356,13 +3321,61 @@
       </w:tr>
     </w:tbl>
     <w:p>
-      <w:r>
-        <w:t>Remember → watch and explain → try with help → investigate → try independently → keep project evidence. Your teacher may spread this lesson across several classes.</w:t>
-      </w:r>
-    </w:p>
-    <w:p>
-      <w:r>
-        <w:t>Keep your first prediction. Compare it with what the evidence shows and explain any change.</w:t>
+      <w:pPr>
+        <w:spacing w:line="336" w:lineRule="auto" w:after="180"/>
+      </w:pPr>
+      <w:r>
+        <w:rPr>
+          <w:b w:val="0"/>
+        </w:rPr>
+        <w:t xml:space="preserve">Remember → watch and explain → try with help → investigate → try independently → keep project </w:t>
+      </w:r>
+      <w:r>
+        <w:rPr>
+          <w:b/>
+        </w:rPr>
+        <w:t>evidence</w:t>
+      </w:r>
+      <w:r>
+        <w:rPr>
+          <w:b w:val="0"/>
+        </w:rPr>
+        <w:t>. Your teacher may spread this lesson across several classes.</w:t>
+      </w:r>
+    </w:p>
+    <w:p>
+      <w:pPr>
+        <w:spacing w:line="336" w:lineRule="auto" w:after="180"/>
+      </w:pPr>
+      <w:r>
+        <w:rPr>
+          <w:b w:val="0"/>
+        </w:rPr>
+        <w:t xml:space="preserve">Keep your first </w:t>
+      </w:r>
+      <w:r>
+        <w:rPr>
+          <w:b/>
+        </w:rPr>
+        <w:t>prediction</w:t>
+      </w:r>
+      <w:r>
+        <w:rPr>
+          <w:b w:val="0"/>
+        </w:rPr>
+        <w:t xml:space="preserve">. Compare it with what the </w:t>
+      </w:r>
+      <w:r>
+        <w:rPr>
+          <w:b/>
+        </w:rPr>
+        <w:t>evidence</w:t>
+      </w:r>
+      <w:r>
+        <w:rPr>
+          <w:b w:val="0"/>
+        </w:rPr>
+        <w:t xml:space="preserve"> shows and explain any change.</w:t>
       </w:r>
     </w:p>
     <w:p>
@@ -2375,6 +3388,17 @@
     </w:p>
     <w:p>
       <w:r>
+        <w:t>Explain Capstone controlled experiments without notes, identify a remaining question and plan a later check with a changed case.</w:t>
+      </w:r>
+    </w:p>
+    <w:p>
+      <w:pPr>
+        <w:spacing w:line="336" w:lineRule="auto" w:after="180"/>
+      </w:pPr>
+      <w:r>
+        <w:rPr>
+          <w:b w:val="0"/>
+        </w:rPr>
         <w:t>Close your notes. Explain this goal in your own words: Trace matched two-update learning-rate experiments</w:t>
       </w:r>
     </w:p>
@@ -2412,13 +3436,61 @@
       </w:r>
     </w:p>
     <w:p>
-      <w:r>
-        <w:t>If you are unsure, return to the worked picture and explain one arrow. If you are ready, change an input or assumption and justify your prediction.</w:t>
-      </w:r>
-    </w:p>
-    <w:p>
-      <w:r>
-        <w:t>Save your workbook evidence. At the next review, try a different case before opening your old answer.</w:t>
+      <w:pPr>
+        <w:spacing w:line="336" w:lineRule="auto" w:after="180"/>
+      </w:pPr>
+      <w:r>
+        <w:rPr>
+          <w:b w:val="0"/>
+        </w:rPr>
+        <w:t xml:space="preserve">If you are unsure, return to the worked picture and explain one arrow. If you are ready, change an </w:t>
+      </w:r>
+      <w:r>
+        <w:rPr>
+          <w:b/>
+        </w:rPr>
+        <w:t>input</w:t>
+      </w:r>
+      <w:r>
+        <w:rPr>
+          <w:b w:val="0"/>
+        </w:rPr>
+        <w:t xml:space="preserve"> or assumption and justify your </w:t>
+      </w:r>
+      <w:r>
+        <w:rPr>
+          <w:b/>
+        </w:rPr>
+        <w:t>prediction</w:t>
+      </w:r>
+      <w:r>
+        <w:rPr>
+          <w:b w:val="0"/>
+        </w:rPr>
+        <w:t>.</w:t>
+      </w:r>
+    </w:p>
+    <w:p>
+      <w:pPr>
+        <w:spacing w:line="336" w:lineRule="auto" w:after="180"/>
+      </w:pPr>
+      <w:r>
+        <w:rPr>
+          <w:b w:val="0"/>
+        </w:rPr>
+        <w:t xml:space="preserve">Save your workbook </w:t>
+      </w:r>
+      <w:r>
+        <w:rPr>
+          <w:b/>
+        </w:rPr>
+        <w:t>evidence</w:t>
+      </w:r>
+      <w:r>
+        <w:rPr>
+          <w:b w:val="0"/>
+        </w:rPr>
+        <w:t>. At the next review, try a different case before opening your old answer.</w:t>
       </w:r>
     </w:p>
     <w:p>
@@ -2431,11 +3503,28 @@
     </w:p>
     <w:p>
       <w:r>
+        <w:t>Attempt supported questions before using hints or feedback. Review a missing building block, then keep the completed work.</w:t>
+      </w:r>
+    </w:p>
+    <w:p>
+      <w:pPr>
+        <w:spacing w:line="336" w:lineRule="auto" w:after="180"/>
+      </w:pPr>
+      <w:r>
+        <w:rPr>
+          <w:b w:val="0"/>
+        </w:rPr>
         <w:t>Use this supported practice once, in the browser or on paper. Keep the reserved independent assessment for a separate first attempt before teacher feedback.</w:t>
       </w:r>
     </w:p>
     <w:p>
-      <w:r>
+      <w:pPr>
+        <w:spacing w:line="336" w:lineRule="auto" w:after="180"/>
+      </w:pPr>
+      <w:r>
+        <w:rPr>
+          <w:b w:val="0"/>
+        </w:rPr>
         <w:t>One controlled network change. The capstone compares two fixed networks on the same six labelled toy patterns. Only one feature connection is added.</w:t>
       </w:r>
     </w:p>
@@ -2448,22 +3537,49 @@
       </w:r>
     </w:p>
     <w:p>
-      <w:r>
+      <w:pPr>
+        <w:spacing w:line="336" w:lineRule="auto" w:after="180"/>
+      </w:pPr>
+      <w:r>
+        <w:rPr>
+          <w:b w:val="0"/>
+        </w:rPr>
         <w:t>Which labelled step matches this detail? Only case three changes correctness; case five fails for both.</w:t>
       </w:r>
     </w:p>
     <w:p>
-      <w:r>
+      <w:pPr>
+        <w:spacing w:line="336" w:lineRule="auto" w:after="180"/>
+        <w:shd w:fill="F4F9FC"/>
+      </w:pPr>
+      <w:r>
+        <w:rPr>
+          <w:b w:val="0"/>
+        </w:rPr>
         <w:t>1. Inspect paired cases</w:t>
       </w:r>
     </w:p>
     <w:p>
-      <w:r>
+      <w:pPr>
+        <w:spacing w:line="336" w:lineRule="auto" w:after="180"/>
+        <w:shd w:fill="F4F9FC"/>
+      </w:pPr>
+      <w:r>
+        <w:rPr>
+          <w:b w:val="0"/>
+        </w:rPr>
         <w:t>2. Identify the intervention</w:t>
       </w:r>
     </w:p>
     <w:p>
-      <w:r>
+      <w:pPr>
+        <w:spacing w:line="336" w:lineRule="auto" w:after="180"/>
+        <w:shd w:fill="F4F9FC"/>
+      </w:pPr>
+      <w:r>
+        <w:rPr>
+          <w:b w:val="0"/>
+        </w:rPr>
         <w:t>3. Count outcomes</w:t>
       </w:r>
     </w:p>
@@ -2501,40 +3617,154 @@
       </w:r>
     </w:p>
     <w:p>
-      <w:r>
+      <w:pPr>
+        <w:pStyle w:val="Heading3"/>
+      </w:pPr>
+      <w:r>
+        <w:t>Hint · try first</w:t>
+      </w:r>
+    </w:p>
+    <w:p>
+      <w:pPr>
+        <w:spacing w:line="336" w:lineRule="auto" w:after="180"/>
+        <w:shd w:fill="F1F6F8"/>
+      </w:pPr>
+      <w:r>
+        <w:rPr>
+          <w:b w:val="0"/>
+        </w:rPr>
         <w:t>Hint if needed: Read the steps in the pictorial case. Match the supplied detail to the stage that performs or records it.</w:t>
       </w:r>
     </w:p>
     <w:p>
-      <w:r>
-        <w:t>After your attempt, compare with the supported explanation: Inspect paired cases Only case three changes correctness; case five fails for both. Controlled experiments vary the specified component while retaining comparable cases. Pairing the outcomes by pattern shows where the score difference comes from instead of hiding it in an overall average.</w:t>
-      </w:r>
-    </w:p>
-    <w:p>
       <w:pPr>
         <w:pStyle w:val="Heading3"/>
       </w:pPr>
       <w:r>
+        <w:t>Feedback · compare after trying</w:t>
+      </w:r>
+    </w:p>
+    <w:p>
+      <w:pPr>
+        <w:spacing w:line="336" w:lineRule="auto" w:after="180"/>
+        <w:shd w:fill="F1F6FC"/>
+      </w:pPr>
+      <w:r>
+        <w:rPr>
+          <w:b w:val="0"/>
+        </w:rPr>
+        <w:t>After your attempt, compare with the supported explanation: Inspect paired cases Only case three changes correctness; case five fails for both.</w:t>
+      </w:r>
+    </w:p>
+    <w:p>
+      <w:pPr>
+        <w:spacing w:line="336" w:lineRule="auto" w:after="180"/>
+        <w:shd w:fill="F1F6FC"/>
+      </w:pPr>
+      <w:r>
+        <w:rPr>
+          <w:b w:val="0"/>
+        </w:rPr>
+        <w:t>Controlled experiments vary the specified component while retaining comparable cases. Pairing the outcomes by pattern shows where the score difference comes from instead of hiding it in an overall average.</w:t>
+      </w:r>
+    </w:p>
+    <w:p>
+      <w:pPr>
+        <w:pStyle w:val="Heading3"/>
+      </w:pPr>
+      <w:r>
         <w:t>Practice 2: explain the deciding evidence</w:t>
       </w:r>
     </w:p>
     <w:p>
-      <w:r>
-        <w:t>Changed-case practice: Change B’s training set as well as the feature connection. Which conclusion is supported by the supplied facts?</w:t>
-      </w:r>
-    </w:p>
-    <w:p>
-      <w:r>
-        <w:t>1. This one example guarantees correct results for every future input.</w:t>
-      </w:r>
-    </w:p>
-    <w:p>
-      <w:r>
-        <w:t>2. We can decide the result without examining the changed input or the procedure.</w:t>
-      </w:r>
-    </w:p>
-    <w:p>
-      <w:r>
+      <w:pPr>
+        <w:pStyle w:val="Heading3"/>
+      </w:pPr>
+      <w:r>
+        <w:t>Changed case · predict first</w:t>
+      </w:r>
+    </w:p>
+    <w:p>
+      <w:pPr>
+        <w:spacing w:line="336" w:lineRule="auto" w:after="180"/>
+        <w:shd w:fill="F5F1FB"/>
+      </w:pPr>
+      <w:r>
+        <w:rPr>
+          <w:b w:val="0"/>
+        </w:rPr>
+        <w:t xml:space="preserve">Changed-case practice: Change B’s </w:t>
+      </w:r>
+      <w:r>
+        <w:rPr>
+          <w:b/>
+        </w:rPr>
+        <w:t>training</w:t>
+      </w:r>
+      <w:r>
+        <w:rPr>
+          <w:b w:val="0"/>
+        </w:rPr>
+        <w:t xml:space="preserve"> set as well as the feature connection. Which conclusion is supported by the supplied facts?</w:t>
+      </w:r>
+    </w:p>
+    <w:p>
+      <w:pPr>
+        <w:spacing w:line="336" w:lineRule="auto" w:after="180"/>
+        <w:shd w:fill="F4F9FC"/>
+      </w:pPr>
+      <w:r>
+        <w:rPr>
+          <w:b w:val="0"/>
+        </w:rPr>
+        <w:t xml:space="preserve">1. This one example guarantees correct results for every future </w:t>
+      </w:r>
+      <w:r>
+        <w:rPr>
+          <w:b/>
+        </w:rPr>
+        <w:t>input</w:t>
+      </w:r>
+      <w:r>
+        <w:rPr>
+          <w:b w:val="0"/>
+        </w:rPr>
+        <w:t>.</w:t>
+      </w:r>
+    </w:p>
+    <w:p>
+      <w:pPr>
+        <w:spacing w:line="336" w:lineRule="auto" w:after="180"/>
+        <w:shd w:fill="F4F9FC"/>
+      </w:pPr>
+      <w:r>
+        <w:rPr>
+          <w:b w:val="0"/>
+        </w:rPr>
+        <w:t xml:space="preserve">2. We can decide the result without examining the changed </w:t>
+      </w:r>
+      <w:r>
+        <w:rPr>
+          <w:b/>
+        </w:rPr>
+        <w:t>input</w:t>
+      </w:r>
+      <w:r>
+        <w:rPr>
+          <w:b w:val="0"/>
+        </w:rPr>
+        <w:t xml:space="preserve"> or the procedure.</w:t>
+      </w:r>
+    </w:p>
+    <w:p>
+      <w:pPr>
+        <w:spacing w:line="336" w:lineRule="auto" w:after="180"/>
+        <w:shd w:fill="F4F9FC"/>
+      </w:pPr>
+      <w:r>
+        <w:rPr>
+          <w:b w:val="0"/>
+        </w:rPr>
         <w:t>3. The experiment no longer isolates the connection change.</w:t>
       </w:r>
     </w:p>
@@ -2572,36 +3802,177 @@
       </w:r>
     </w:p>
     <w:p>
-      <w:r>
+      <w:pPr>
+        <w:pStyle w:val="Heading3"/>
+      </w:pPr>
+      <w:r>
+        <w:t>Hint · try first</w:t>
+      </w:r>
+    </w:p>
+    <w:p>
+      <w:pPr>
+        <w:spacing w:line="336" w:lineRule="auto" w:after="180"/>
+        <w:shd w:fill="F1F6F8"/>
+      </w:pPr>
+      <w:r>
+        <w:rPr>
+          <w:b w:val="0"/>
+        </w:rPr>
         <w:t>Hint if needed: Use the changed condition and the deciding step in the pictorial trace. The answer must say what follows from those facts.</w:t>
       </w:r>
     </w:p>
     <w:p>
-      <w:r>
-        <w:t>After your attempt, compare with the supported explanation: The experiment no longer isolates the connection change. A training-data difference supplies an alternative explanation for the observed result.</w:t>
-      </w:r>
-    </w:p>
-    <w:p>
       <w:pPr>
         <w:pStyle w:val="Heading3"/>
       </w:pPr>
       <w:r>
+        <w:t>Feedback · compare after trying</w:t>
+      </w:r>
+    </w:p>
+    <w:p>
+      <w:pPr>
+        <w:spacing w:line="336" w:lineRule="auto" w:after="180"/>
+        <w:shd w:fill="F1F6FC"/>
+      </w:pPr>
+      <w:r>
+        <w:rPr>
+          <w:b w:val="0"/>
+        </w:rPr>
+        <w:t xml:space="preserve">After your attempt, compare with the supported explanation: The experiment no longer isolates the connection change. A </w:t>
+      </w:r>
+      <w:r>
+        <w:rPr>
+          <w:b/>
+        </w:rPr>
+        <w:t>training</w:t>
+      </w:r>
+      <w:r>
+        <w:rPr>
+          <w:b w:val="0"/>
+        </w:rPr>
+        <w:t>-data difference supplies an alternative explanation for the observed result.</w:t>
+      </w:r>
+    </w:p>
+    <w:p>
+      <w:pPr>
+        <w:pStyle w:val="Heading3"/>
+      </w:pPr>
+      <w:r>
         <w:t>Repair a missing building block</w:t>
       </w:r>
     </w:p>
     <w:p>
-      <w:r>
-        <w:t>Review Capstone hypothesis and baseline (ai-5/33). Goal: Write a testable capstone hypothesis and a credible baseline. Short practice: Name the intended change, the baseline and the measured outcome. Why must both versions avoid training on the eight reserved labels?. Return to this week and explain what you changed.</w:t>
-      </w:r>
-    </w:p>
-    <w:p>
-      <w:r>
-        <w:t>Review Efficiency and resource measurement (ai-5/31). Goal: Calculate throughput and amortised time per example from repeated timings. Short practice: Why is 10ms/case not necessarily a single-request latency? Point to the relevant step in the picture, then write the changed result and the rule or evidence that supports it.. Return to this week and explain what you changed.</w:t>
-      </w:r>
-    </w:p>
-    <w:p>
-      <w:r>
-        <w:t>Review Transfer learning (ai-5/28). Goal: Trace a reused feature extractor and a newly fitted output head. Short practice: Which part was trained for the new task? Point to the relevant step in the picture, then write the changed result and the rule or evidence that supports it.. Return to this week and explain what you changed.</w:t>
+      <w:pPr>
+        <w:spacing w:line="336" w:lineRule="auto" w:after="180"/>
+      </w:pPr>
+      <w:r>
+        <w:rPr>
+          <w:b w:val="0"/>
+        </w:rPr>
+        <w:t>Review Capstone hypothesis and baseline (ai-5/33). Goal: Write a testable capstone hypothesis and a credible baseline. Short practice: Name the intended change, the baseline and the measured outcome.</w:t>
+      </w:r>
+    </w:p>
+    <w:p>
+      <w:pPr>
+        <w:spacing w:line="336" w:lineRule="auto" w:after="180"/>
+      </w:pPr>
+      <w:r>
+        <w:rPr>
+          <w:b w:val="0"/>
+        </w:rPr>
+        <w:t xml:space="preserve">Why must both versions avoid </w:t>
+      </w:r>
+      <w:r>
+        <w:rPr>
+          <w:b/>
+        </w:rPr>
+        <w:t>training</w:t>
+      </w:r>
+      <w:r>
+        <w:rPr>
+          <w:b w:val="0"/>
+        </w:rPr>
+        <w:t xml:space="preserve"> on the eight reserved labels?. Return to this week and explain what you changed.</w:t>
+      </w:r>
+    </w:p>
+    <w:p>
+      <w:pPr>
+        <w:spacing w:line="336" w:lineRule="auto" w:after="180"/>
+      </w:pPr>
+      <w:r>
+        <w:rPr>
+          <w:b w:val="0"/>
+        </w:rPr>
+        <w:t>Review Efficiency and resource measurement (ai-5/31). Goal: Calculate throughput and amortised time per example from repeated timings. Short practice: Why is 10ms/case not necessarily a single-request latency?</w:t>
+      </w:r>
+    </w:p>
+    <w:p>
+      <w:pPr>
+        <w:spacing w:line="336" w:lineRule="auto" w:after="180"/>
+      </w:pPr>
+      <w:r>
+        <w:rPr>
+          <w:b w:val="0"/>
+        </w:rPr>
+        <w:t xml:space="preserve">Point to the relevant step in the picture, then write the changed result and the rule or </w:t>
+      </w:r>
+      <w:r>
+        <w:rPr>
+          <w:b/>
+        </w:rPr>
+        <w:t>evidence</w:t>
+      </w:r>
+      <w:r>
+        <w:rPr>
+          <w:b w:val="0"/>
+        </w:rPr>
+        <w:t xml:space="preserve"> that supports it.. Return to this week and explain what you changed.</w:t>
+      </w:r>
+    </w:p>
+    <w:p>
+      <w:pPr>
+        <w:spacing w:line="336" w:lineRule="auto" w:after="180"/>
+      </w:pPr>
+      <w:r>
+        <w:rPr>
+          <w:b w:val="0"/>
+        </w:rPr>
+        <w:t xml:space="preserve">Review Transfer learning (ai-5/28). Goal: Trace a reused feature extractor and a newly fitted </w:t>
+      </w:r>
+      <w:r>
+        <w:rPr>
+          <w:b/>
+        </w:rPr>
+        <w:t>output</w:t>
+      </w:r>
+      <w:r>
+        <w:rPr>
+          <w:b w:val="0"/>
+        </w:rPr>
+        <w:t xml:space="preserve"> head. Short practice: Which part was trained for the new task?</w:t>
+      </w:r>
+    </w:p>
+    <w:p>
+      <w:pPr>
+        <w:spacing w:line="336" w:lineRule="auto" w:after="180"/>
+      </w:pPr>
+      <w:r>
+        <w:rPr>
+          <w:b w:val="0"/>
+        </w:rPr>
+        <w:t xml:space="preserve">Point to the relevant step in the picture, then write the changed result and the rule or </w:t>
+      </w:r>
+      <w:r>
+        <w:rPr>
+          <w:b/>
+        </w:rPr>
+        <w:t>evidence</w:t>
+      </w:r>
+      <w:r>
+        <w:rPr>
+          <w:b w:val="0"/>
+        </w:rPr>
+        <w:t xml:space="preserve"> that supports it.. Return to this week and explain what you changed.</w:t>
       </w:r>
     </w:p>
     <w:p>
@@ -2613,8 +3984,580 @@
       </w:r>
     </w:p>
     <w:p>
-      <w:r>
-        <w:t>Use Download completed work in the hosted lesson to export your answers, reflections, practice feedback and code-run evidence. Open the HTML copy to read or print it. Drafts stay in this browser when storage is available; clear drafts on a shared device.</w:t>
+      <w:pPr>
+        <w:spacing w:line="336" w:lineRule="auto" w:after="180"/>
+      </w:pPr>
+      <w:r>
+        <w:rPr>
+          <w:b w:val="0"/>
+        </w:rPr>
+        <w:t xml:space="preserve">Use Download completed work in the hosted lesson to export your answers, reflections, practice feedback and code-run </w:t>
+      </w:r>
+      <w:r>
+        <w:rPr>
+          <w:b/>
+        </w:rPr>
+        <w:t>evidence</w:t>
+      </w:r>
+      <w:r>
+        <w:rPr>
+          <w:b w:val="0"/>
+        </w:rPr>
+        <w:t>. Open the HTML copy to read or print it.</w:t>
+      </w:r>
+    </w:p>
+    <w:p>
+      <w:pPr>
+        <w:spacing w:line="336" w:lineRule="auto" w:after="180"/>
+      </w:pPr>
+      <w:r>
+        <w:rPr>
+          <w:b w:val="0"/>
+        </w:rPr>
+        <w:t>Drafts stay in this browser when storage is available; clear drafts on a shared device.</w:t>
+      </w:r>
+    </w:p>
+    <w:p>
+      <w:pPr>
+        <w:pStyle w:val="Heading1"/>
+      </w:pPr>
+      <w:r>
+        <w:t>18. Visual concept journey</w:t>
+      </w:r>
+    </w:p>
+    <w:p>
+      <w:r>
+        <w:t>Explain each Capstone controlled experiments graphic using its labels, deciding evidence and relevant limitation.</w:t>
+      </w:r>
+    </w:p>
+    <w:p>
+      <w:pPr>
+        <w:pStyle w:val="Heading3"/>
+      </w:pPr>
+      <w:r>
+        <w:t>01. Capstone controlled experiments: the case</w:t>
+      </w:r>
+    </w:p>
+    <w:p>
+      <w:r>
+        <w:drawing>
+          <wp:inline xmlns:a="http://schemas.openxmlformats.org/drawingml/2006/main" xmlns:pic="http://schemas.openxmlformats.org/drawingml/2006/picture">
+            <wp:extent cx="5486400" cy="2834640"/>
+            <wp:docPr id="3" name="Picture 3" descr="One controlled network change. The capstone compares two fixed networks on the same six labelled toy patterns. Only one feature connection is added. Supplied facts: A scores [1,1,0,1,0,1]; B scores [1,1,1,1,0,1]. Settings, labels and scoring remain fixed. Binary entries mean 1=correct and 0=incorrect."/>
+            <wp:cNvGraphicFramePr>
+              <a:graphicFrameLocks noChangeAspect="1"/>
+            </wp:cNvGraphicFramePr>
+            <a:graphic>
+              <a:graphicData uri="http://schemas.openxmlformats.org/drawingml/2006/picture">
+                <pic:pic>
+                  <pic:nvPicPr>
+                    <pic:cNvPr id="0" name="academy-story-ai-5-34-01.png"/>
+                    <pic:cNvPicPr/>
+                  </pic:nvPicPr>
+                  <pic:blipFill>
+                    <a:blip r:embed="rId11"/>
+                    <a:stretch>
+                      <a:fillRect/>
+                    </a:stretch>
+                  </pic:blipFill>
+                  <pic:spPr>
+                    <a:xfrm>
+                      <a:off x="0" y="0"/>
+                      <a:ext cx="5486400" cy="2834640"/>
+                    </a:xfrm>
+                    <a:prstGeom prst="rect"/>
+                  </pic:spPr>
+                </pic:pic>
+              </a:graphicData>
+            </a:graphic>
+          </wp:inline>
+        </w:drawing>
+      </w:r>
+    </w:p>
+    <w:p>
+      <w:pPr>
+        <w:spacing w:line="336" w:lineRule="auto" w:after="180"/>
+      </w:pPr>
+      <w:r>
+        <w:rPr>
+          <w:b w:val="0"/>
+        </w:rPr>
+        <w:t>One controlled network change. The capstone compares two fixed networks on the same six labelled toy patterns. Only one feature connection is added. Supplied facts: A scores [1,1,0,1,0,1]; B scores [1,1,1,1,0,1].</w:t>
+      </w:r>
+    </w:p>
+    <w:p>
+      <w:pPr>
+        <w:spacing w:line="336" w:lineRule="auto" w:after="180"/>
+      </w:pPr>
+      <w:r>
+        <w:rPr>
+          <w:b w:val="0"/>
+        </w:rPr>
+        <w:t>Settings, labels and scoring remain fixed. Binary entries mean 1=correct and 0=incorrect.</w:t>
+      </w:r>
+    </w:p>
+    <w:p>
+      <w:pPr>
+        <w:spacing w:line="336" w:lineRule="auto" w:after="180"/>
+        <w:shd w:fill="F5F1FB"/>
+      </w:pPr>
+      <w:r>
+        <w:rPr>
+          <w:b w:val="0"/>
+        </w:rPr>
+        <w:t>Point to the given fact that matters most. Explain why it matters.</w:t>
+      </w:r>
+    </w:p>
+    <w:p>
+      <w:pPr>
+        <w:pStyle w:val="Heading3"/>
+      </w:pPr>
+      <w:r>
+        <w:t>02. Follow the deciding steps</w:t>
+      </w:r>
+    </w:p>
+    <w:p>
+      <w:r>
+        <w:drawing>
+          <wp:inline xmlns:a="http://schemas.openxmlformats.org/drawingml/2006/main" xmlns:pic="http://schemas.openxmlformats.org/drawingml/2006/picture">
+            <wp:extent cx="5486400" cy="3182112"/>
+            <wp:docPr id="4" name="Picture 4" descr="Identify the intervention: B adds the centre-feature connection; all other declared settings stay fixed. → Count outcomes: A is 4/6 correct; B is 5/6. → Inspect paired cases: Only case three changes correctness; case five fails for both."/>
+            <wp:cNvGraphicFramePr>
+              <a:graphicFrameLocks noChangeAspect="1"/>
+            </wp:cNvGraphicFramePr>
+            <a:graphic>
+              <a:graphicData uri="http://schemas.openxmlformats.org/drawingml/2006/picture">
+                <pic:pic>
+                  <pic:nvPicPr>
+                    <pic:cNvPr id="0" name="academy-story-ai-5-34-02.png"/>
+                    <pic:cNvPicPr/>
+                  </pic:nvPicPr>
+                  <pic:blipFill>
+                    <a:blip r:embed="rId12"/>
+                    <a:stretch>
+                      <a:fillRect/>
+                    </a:stretch>
+                  </pic:blipFill>
+                  <pic:spPr>
+                    <a:xfrm>
+                      <a:off x="0" y="0"/>
+                      <a:ext cx="5486400" cy="3182112"/>
+                    </a:xfrm>
+                    <a:prstGeom prst="rect"/>
+                  </pic:spPr>
+                </pic:pic>
+              </a:graphicData>
+            </a:graphic>
+          </wp:inline>
+        </w:drawing>
+      </w:r>
+    </w:p>
+    <w:p>
+      <w:pPr>
+        <w:spacing w:line="336" w:lineRule="auto" w:after="180"/>
+      </w:pPr>
+      <w:r>
+        <w:rPr>
+          <w:b w:val="0"/>
+        </w:rPr>
+        <w:t>Identify the intervention: B adds the centre-feature connection; all other declared settings stay fixed. → Count outcomes: A is 4/6 correct; B is 5/6. → Inspect paired cases: Only case three changes correctness; case five fails for both.</w:t>
+      </w:r>
+    </w:p>
+    <w:p>
+      <w:pPr>
+        <w:spacing w:line="336" w:lineRule="auto" w:after="180"/>
+        <w:shd w:fill="F5F1FB"/>
+      </w:pPr>
+      <w:r>
+        <w:rPr>
+          <w:b w:val="0"/>
+        </w:rPr>
+        <w:t xml:space="preserve">Point to each numbered stage and explain which recorded </w:t>
+      </w:r>
+      <w:r>
+        <w:rPr>
+          <w:b/>
+        </w:rPr>
+        <w:t>input</w:t>
+      </w:r>
+      <w:r>
+        <w:rPr>
+          <w:b w:val="0"/>
+        </w:rPr>
+        <w:t xml:space="preserve"> it uses.</w:t>
+      </w:r>
+    </w:p>
+    <w:p>
+      <w:pPr>
+        <w:pStyle w:val="Heading3"/>
+      </w:pPr>
+      <w:r>
+        <w:t>03. Controlled toy-pattern comparison</w:t>
+      </w:r>
+    </w:p>
+    <w:p>
+      <w:r>
+        <w:drawing>
+          <wp:inline xmlns:a="http://schemas.openxmlformats.org/drawingml/2006/main" xmlns:pic="http://schemas.openxmlformats.org/drawingml/2006/picture">
+            <wp:extent cx="5486400" cy="2834640"/>
+            <wp:docPr id="5" name="Picture 5" descr="Controlled toy-pattern comparison. Units: correct labels out of 6 shared patterns. A: 4. B: 5."/>
+            <wp:cNvGraphicFramePr>
+              <a:graphicFrameLocks noChangeAspect="1"/>
+            </wp:cNvGraphicFramePr>
+            <a:graphic>
+              <a:graphicData uri="http://schemas.openxmlformats.org/drawingml/2006/picture">
+                <pic:pic>
+                  <pic:nvPicPr>
+                    <pic:cNvPr id="0" name="academy-story-ai-5-34-03.png"/>
+                    <pic:cNvPicPr/>
+                  </pic:nvPicPr>
+                  <pic:blipFill>
+                    <a:blip r:embed="rId13"/>
+                    <a:stretch>
+                      <a:fillRect/>
+                    </a:stretch>
+                  </pic:blipFill>
+                  <pic:spPr>
+                    <a:xfrm>
+                      <a:off x="0" y="0"/>
+                      <a:ext cx="5486400" cy="2834640"/>
+                    </a:xfrm>
+                    <a:prstGeom prst="rect"/>
+                  </pic:spPr>
+                </pic:pic>
+              </a:graphicData>
+            </a:graphic>
+          </wp:inline>
+        </w:drawing>
+      </w:r>
+    </w:p>
+    <w:p>
+      <w:pPr>
+        <w:spacing w:line="336" w:lineRule="auto" w:after="180"/>
+      </w:pPr>
+      <w:r>
+        <w:rPr>
+          <w:b w:val="0"/>
+        </w:rPr>
+        <w:t>Controlled toy-pattern comparison. Units: correct labels out of 6 shared patterns. A: 4. B: 5.</w:t>
+      </w:r>
+    </w:p>
+    <w:p>
+      <w:pPr>
+        <w:spacing w:line="336" w:lineRule="auto" w:after="180"/>
+        <w:shd w:fill="F5F1FB"/>
+      </w:pPr>
+      <w:r>
+        <w:rPr>
+          <w:b w:val="0"/>
+        </w:rPr>
+        <w:t>Read the labels and values. Explain the relationship the model shows.</w:t>
+      </w:r>
+    </w:p>
+    <w:p>
+      <w:pPr>
+        <w:pStyle w:val="Heading3"/>
+      </w:pPr>
+      <w:r>
+        <w:t>04. Change one thing. Trace what follows.</w:t>
+      </w:r>
+    </w:p>
+    <w:p>
+      <w:r>
+        <w:drawing>
+          <wp:inline xmlns:a="http://schemas.openxmlformats.org/drawingml/2006/main" xmlns:pic="http://schemas.openxmlformats.org/drawingml/2006/picture">
+            <wp:extent cx="5486400" cy="3026664"/>
+            <wp:docPr id="6" name="Picture 6" descr="Original case: Only case three changes correctness; case five fails for both. Changed condition: Change B’s training set as well as the feature connection. Expected result: The experiment no longer isolates the connection change. Reason: A training-data difference supplies an alternative explanation for the observed result."/>
+            <wp:cNvGraphicFramePr>
+              <a:graphicFrameLocks noChangeAspect="1"/>
+            </wp:cNvGraphicFramePr>
+            <a:graphic>
+              <a:graphicData uri="http://schemas.openxmlformats.org/drawingml/2006/picture">
+                <pic:pic>
+                  <pic:nvPicPr>
+                    <pic:cNvPr id="0" name="academy-story-ai-5-34-04.png"/>
+                    <pic:cNvPicPr/>
+                  </pic:nvPicPr>
+                  <pic:blipFill>
+                    <a:blip r:embed="rId14"/>
+                    <a:stretch>
+                      <a:fillRect/>
+                    </a:stretch>
+                  </pic:blipFill>
+                  <pic:spPr>
+                    <a:xfrm>
+                      <a:off x="0" y="0"/>
+                      <a:ext cx="5486400" cy="3026664"/>
+                    </a:xfrm>
+                    <a:prstGeom prst="rect"/>
+                  </pic:spPr>
+                </pic:pic>
+              </a:graphicData>
+            </a:graphic>
+          </wp:inline>
+        </w:drawing>
+      </w:r>
+    </w:p>
+    <w:p>
+      <w:pPr>
+        <w:spacing w:line="336" w:lineRule="auto" w:after="180"/>
+      </w:pPr>
+      <w:r>
+        <w:rPr>
+          <w:b w:val="0"/>
+        </w:rPr>
+        <w:t xml:space="preserve">Original case: Only case three changes correctness; case five fails for both. Changed condition: Change B’s </w:t>
+      </w:r>
+      <w:r>
+        <w:rPr>
+          <w:b/>
+        </w:rPr>
+        <w:t>training</w:t>
+      </w:r>
+      <w:r>
+        <w:rPr>
+          <w:b w:val="0"/>
+        </w:rPr>
+        <w:t xml:space="preserve"> set as well as the feature connection.</w:t>
+      </w:r>
+    </w:p>
+    <w:p>
+      <w:pPr>
+        <w:spacing w:line="336" w:lineRule="auto" w:after="180"/>
+      </w:pPr>
+      <w:r>
+        <w:rPr>
+          <w:b w:val="0"/>
+        </w:rPr>
+        <w:t xml:space="preserve">Expected result: The experiment no longer isolates the connection change. Reason: A </w:t>
+      </w:r>
+      <w:r>
+        <w:rPr>
+          <w:b/>
+        </w:rPr>
+        <w:t>training</w:t>
+      </w:r>
+      <w:r>
+        <w:rPr>
+          <w:b w:val="0"/>
+        </w:rPr>
+        <w:t>-data difference supplies an alternative explanation for the observed result.</w:t>
+      </w:r>
+    </w:p>
+    <w:p>
+      <w:pPr>
+        <w:spacing w:line="336" w:lineRule="auto" w:after="180"/>
+        <w:shd w:fill="F5F1FB"/>
+      </w:pPr>
+      <w:r>
+        <w:rPr>
+          <w:b w:val="0"/>
+        </w:rPr>
+        <w:t>Predict before checking the worked changed-case result. Name what changed and what the supplied facts allow you to conclude.</w:t>
+      </w:r>
+    </w:p>
+    <w:p>
+      <w:pPr>
+        <w:pStyle w:val="Heading3"/>
+      </w:pPr>
+      <w:r>
+        <w:t>05. Connect the explanation to its limit</w:t>
+      </w:r>
+    </w:p>
+    <w:p>
+      <w:r>
+        <w:drawing>
+          <wp:inline xmlns:a="http://schemas.openxmlformats.org/drawingml/2006/main" xmlns:pic="http://schemas.openxmlformats.org/drawingml/2006/picture">
+            <wp:extent cx="5486400" cy="2834640"/>
+            <wp:docPr id="7" name="Picture 7" descr="Controlled experiments vary the specified component while retaining comparable cases. Pairing the outcomes by pattern shows where the score difference comes from instead of hiding it in an overall average. Limit: These descriptive toy results do not establish significance, stable superiority or the full learned mechanism."/>
+            <wp:cNvGraphicFramePr>
+              <a:graphicFrameLocks noChangeAspect="1"/>
+            </wp:cNvGraphicFramePr>
+            <a:graphic>
+              <a:graphicData uri="http://schemas.openxmlformats.org/drawingml/2006/picture">
+                <pic:pic>
+                  <pic:nvPicPr>
+                    <pic:cNvPr id="0" name="academy-story-ai-5-34-05.png"/>
+                    <pic:cNvPicPr/>
+                  </pic:nvPicPr>
+                  <pic:blipFill>
+                    <a:blip r:embed="rId15"/>
+                    <a:stretch>
+                      <a:fillRect/>
+                    </a:stretch>
+                  </pic:blipFill>
+                  <pic:spPr>
+                    <a:xfrm>
+                      <a:off x="0" y="0"/>
+                      <a:ext cx="5486400" cy="2834640"/>
+                    </a:xfrm>
+                    <a:prstGeom prst="rect"/>
+                  </pic:spPr>
+                </pic:pic>
+              </a:graphicData>
+            </a:graphic>
+          </wp:inline>
+        </w:drawing>
+      </w:r>
+    </w:p>
+    <w:p>
+      <w:pPr>
+        <w:spacing w:line="336" w:lineRule="auto" w:after="180"/>
+      </w:pPr>
+      <w:r>
+        <w:rPr>
+          <w:b w:val="0"/>
+        </w:rPr>
+        <w:t>Controlled experiments vary the specified component while retaining comparable cases. Pairing the outcomes by pattern shows where the score difference comes from instead of hiding it in an overall average.</w:t>
+      </w:r>
+    </w:p>
+    <w:p>
+      <w:pPr>
+        <w:spacing w:line="336" w:lineRule="auto" w:after="180"/>
+      </w:pPr>
+      <w:r>
+        <w:rPr>
+          <w:b w:val="0"/>
+        </w:rPr>
+        <w:t xml:space="preserve">Limit: These descriptive toy results do not establish significance, stable superiority or the full learned </w:t>
+      </w:r>
+      <w:r>
+        <w:rPr>
+          <w:b/>
+        </w:rPr>
+        <w:t>mechanism</w:t>
+      </w:r>
+      <w:r>
+        <w:rPr>
+          <w:b w:val="0"/>
+        </w:rPr>
+        <w:t>.</w:t>
+      </w:r>
+    </w:p>
+    <w:p>
+      <w:pPr>
+        <w:spacing w:line="336" w:lineRule="auto" w:after="180"/>
+        <w:shd w:fill="F5F1FB"/>
+      </w:pPr>
+      <w:r>
+        <w:rPr>
+          <w:b w:val="0"/>
+        </w:rPr>
+        <w:t>Explain the case, then point to a limit on the claim.</w:t>
+      </w:r>
+    </w:p>
+    <w:p>
+      <w:pPr>
+        <w:pStyle w:val="Heading3"/>
+      </w:pPr>
+      <w:r>
+        <w:t>06. Make the idea visible in your project</w:t>
+      </w:r>
+    </w:p>
+    <w:p>
+      <w:r>
+        <w:drawing>
+          <wp:inline xmlns:a="http://schemas.openxmlformats.org/drawingml/2006/main" xmlns:pic="http://schemas.openxmlformats.org/drawingml/2006/picture">
+            <wp:extent cx="5486400" cy="3681984"/>
+            <wp:docPr id="8" name="Picture 8" descr="For the Image-pattern Network Investigation, save the labelled trace and the changed-case explanation beside the experiment record. State exactly what this example supports before linking it to the wider capstone claim. Draw your input, deciding step, result and limit. Supported question: Compute the two correct counts and identify the changed case. Why would changing B’s training data weaken the conclusion about its added connection?"/>
+            <wp:cNvGraphicFramePr>
+              <a:graphicFrameLocks noChangeAspect="1"/>
+            </wp:cNvGraphicFramePr>
+            <a:graphic>
+              <a:graphicData uri="http://schemas.openxmlformats.org/drawingml/2006/picture">
+                <pic:pic>
+                  <pic:nvPicPr>
+                    <pic:cNvPr id="0" name="academy-story-ai-5-34-06.png"/>
+                    <pic:cNvPicPr/>
+                  </pic:nvPicPr>
+                  <pic:blipFill>
+                    <a:blip r:embed="rId16"/>
+                    <a:stretch>
+                      <a:fillRect/>
+                    </a:stretch>
+                  </pic:blipFill>
+                  <pic:spPr>
+                    <a:xfrm>
+                      <a:off x="0" y="0"/>
+                      <a:ext cx="5486400" cy="3681984"/>
+                    </a:xfrm>
+                    <a:prstGeom prst="rect"/>
+                  </pic:spPr>
+                </pic:pic>
+              </a:graphicData>
+            </a:graphic>
+          </wp:inline>
+        </w:drawing>
+      </w:r>
+    </w:p>
+    <w:p>
+      <w:pPr>
+        <w:spacing w:line="336" w:lineRule="auto" w:after="180"/>
+      </w:pPr>
+      <w:r>
+        <w:rPr>
+          <w:b w:val="0"/>
+        </w:rPr>
+        <w:t>For the Image-pattern Network Investigation, save the labelled trace and the changed-case explanation beside the experiment record. State exactly what this example supports before linking it to the wider capstone claim.</w:t>
+      </w:r>
+    </w:p>
+    <w:p>
+      <w:pPr>
+        <w:spacing w:line="336" w:lineRule="auto" w:after="180"/>
+      </w:pPr>
+      <w:r>
+        <w:rPr>
+          <w:b w:val="0"/>
+        </w:rPr>
+        <w:t xml:space="preserve">Draw your </w:t>
+      </w:r>
+      <w:r>
+        <w:rPr>
+          <w:b/>
+        </w:rPr>
+        <w:t>input</w:t>
+      </w:r>
+      <w:r>
+        <w:rPr>
+          <w:b w:val="0"/>
+        </w:rPr>
+        <w:t xml:space="preserve">, deciding step, result and limit. Supported question: Compute the two correct counts and identify the changed case. Why would changing B’s </w:t>
+      </w:r>
+      <w:r>
+        <w:rPr>
+          <w:b/>
+        </w:rPr>
+        <w:t>training</w:t>
+      </w:r>
+      <w:r>
+        <w:rPr>
+          <w:b w:val="0"/>
+        </w:rPr>
+        <w:t xml:space="preserve"> data weaken the conclusion about its added connection?</w:t>
+      </w:r>
+    </w:p>
+    <w:p>
+      <w:pPr>
+        <w:spacing w:line="336" w:lineRule="auto" w:after="180"/>
+        <w:shd w:fill="F5F1FB"/>
+      </w:pPr>
+      <w:r>
+        <w:rPr>
+          <w:b w:val="0"/>
+        </w:rPr>
+        <w:t xml:space="preserve">Draw your project trace and justify the deciding step using </w:t>
+      </w:r>
+      <w:r>
+        <w:rPr>
+          <w:b/>
+        </w:rPr>
+        <w:t>evidence</w:t>
+      </w:r>
+      <w:r>
+        <w:rPr>
+          <w:b w:val="0"/>
+        </w:rPr>
+        <w:t>.</w:t>
       </w:r>
     </w:p>
     <w:sectPr>

--- a/downloads/student/ai-5-week-34.docx
+++ b/downloads/student/ai-5-week-34.docx
@@ -3903,7 +3903,7 @@
         <w:rPr>
           <w:b w:val="0"/>
         </w:rPr>
-        <w:t>Review Efficiency and resource measurement (ai-5/31). Goal: Calculate throughput and amortised time per example from repeated timings. Short practice: Why is 10ms/case not necessarily a single-request latency?</w:t>
+        <w:t>Review Efficiency and resource measurement (ai-5/31). Goal: Calculate throughput and amortised time per example from repeated timings. Short practice: Why is 10 ms/case not necessarily a single-request latency?</w:t>
       </w:r>
     </w:p>
     <w:p>

--- a/downloads/student/ai-5-week-34.docx
+++ b/downloads/student/ai-5-week-34.docx
@@ -25,12 +25,17 @@
         <w:pStyle w:val="Heading1"/>
       </w:pPr>
       <w:r>
-        <w:t>Before you start</w:t>
-      </w:r>
-    </w:p>
-    <w:p>
-      <w:r>
-        <w:t>What must stay fixed when comparing learning rates?</w:t>
+        <w:t>Match the controls. Trace both paths. Select on validation.</w:t>
+      </w:r>
+    </w:p>
+    <w:p>
+      <w:r>
+        <w:t>Compare two learning rates under the same data, starting weight and update budget.</w:t>
+      </w:r>
+    </w:p>
+    <w:p>
+      <w:r>
+        <w:t>Versioned plan → full update ledger → raw validation predictions → separate paired picture → supported third path → executable audit → independent target.</w:t>
       </w:r>
     </w:p>
     <w:p>
@@ -38,20 +43,20 @@
         <w:pStyle w:val="Heading1"/>
       </w:pPr>
       <w:r>
-        <w:t>01. Your mission</w:t>
-      </w:r>
-    </w:p>
-    <w:p>
-      <w:r>
-        <w:t>Start with the target: Trace matched two-update learning-rate experiments. Try the recall before opening notes.</w:t>
-      </w:r>
-    </w:p>
-    <w:p>
-      <w:pPr>
-        <w:pStyle w:val="Heading3"/>
-      </w:pPr>
-      <w:r>
-        <w:t>Your learning target</w:t>
+        <w:t>01. Change one factor and retain the complete training paths</w:t>
+      </w:r>
+    </w:p>
+    <w:p>
+      <w:r>
+        <w:t>A matched comparison needs more than two final scores.</w:t>
+      </w:r>
+    </w:p>
+    <w:p>
+      <w:pPr>
+        <w:pStyle w:val="Heading2"/>
+      </w:pPr>
+      <w:r>
+        <w:t>Learning goals</w:t>
       </w:r>
     </w:p>
     <w:p>
@@ -89,10 +94,10 @@
     </w:p>
     <w:p>
       <w:pPr>
-        <w:pStyle w:val="Heading3"/>
-      </w:pPr>
-      <w:r>
-        <w:t>Remember before reading</w:t>
+        <w:pStyle w:val="Heading2"/>
+      </w:pPr>
+      <w:r>
+        <w:t>Retrieve plans and measurement</w:t>
       </w:r>
     </w:p>
     <w:p>
@@ -164,6 +169,88 @@
     </w:p>
     <w:p>
       <w:pPr>
+        <w:pStyle w:val="Heading2"/>
+      </w:pPr>
+      <w:r>
+        <w:t>Prerequisite and starting response</w:t>
+      </w:r>
+    </w:p>
+    <w:p>
+      <w:pPr>
+        <w:pStyle w:val="ListBullet"/>
+      </w:pPr>
+      <w:r>
+        <w:t>What must stay fixed when comparing learning rates?</w:t>
+      </w:r>
+    </w:p>
+    <w:p>
+      <w:pPr>
+        <w:pStyle w:val="Heading3"/>
+      </w:pPr>
+      <w:r>
+        <w:t>My starting explanation</w:t>
+      </w:r>
+    </w:p>
+    <w:p>
+      <w:r>
+        <w:t>________________________________________________________________</w:t>
+      </w:r>
+    </w:p>
+    <w:p>
+      <w:r>
+        <w:t>________________________________________________________________</w:t>
+      </w:r>
+    </w:p>
+    <w:p>
+      <w:r>
+        <w:t>________________________________________________________________</w:t>
+      </w:r>
+    </w:p>
+    <w:p>
+      <w:pPr>
+        <w:pStyle w:val="Heading2"/>
+      </w:pPr>
+      <w:r>
+        <w:t>End goal</w:t>
+      </w:r>
+    </w:p>
+    <w:p>
+      <w:pPr>
+        <w:spacing w:line="336" w:lineRule="auto" w:after="180"/>
+      </w:pPr>
+      <w:r>
+        <w:rPr>
+          <w:b w:val="0"/>
+        </w:rPr>
+        <w:t>Explain capstone controlled experiments with a traceable toy-network case and a bounded conclusion.</w:t>
+      </w:r>
+    </w:p>
+    <w:p>
+      <w:pPr>
+        <w:pStyle w:val="Heading2"/>
+      </w:pPr>
+      <w:r>
+        <w:t>Earlier wording, alternatives and picture transcripts · reference / check after trying</w:t>
+      </w:r>
+    </w:p>
+    <w:p>
+      <w:pPr>
+        <w:pStyle w:val="Heading3"/>
+      </w:pPr>
+      <w:r>
+        <w:t>Your learning target</w:t>
+      </w:r>
+    </w:p>
+    <w:p>
+      <w:pPr>
+        <w:pStyle w:val="Heading3"/>
+      </w:pPr>
+      <w:r>
+        <w:t>Remember before reading</w:t>
+      </w:r>
+    </w:p>
+    <w:p>
+      <w:pPr>
         <w:spacing w:line="336" w:lineRule="auto" w:after="180"/>
       </w:pPr>
       <w:r>
@@ -216,69 +303,31 @@
     </w:p>
     <w:p>
       <w:pPr>
-        <w:spacing w:line="336" w:lineRule="auto" w:after="180"/>
-        <w:shd w:fill="F5F1FB"/>
-      </w:pPr>
-      <w:r>
-        <w:rPr>
-          <w:b w:val="0"/>
-        </w:rPr>
-        <w:t>What must stay fixed when comparing learning rates?</w:t>
-      </w:r>
-    </w:p>
-    <w:p>
-      <w:pPr>
         <w:pStyle w:val="Heading3"/>
       </w:pPr>
       <w:r>
-        <w:t>My starting explanation</w:t>
-      </w:r>
-    </w:p>
-    <w:p>
-      <w:r>
-        <w:t>________________________________________________________________</w:t>
-      </w:r>
-    </w:p>
-    <w:p>
-      <w:r>
-        <w:t>________________________________________________________________</w:t>
-      </w:r>
-    </w:p>
-    <w:p>
-      <w:r>
-        <w:t>________________________________________________________________</w:t>
-      </w:r>
-    </w:p>
-    <w:p>
-      <w:pPr>
-        <w:pStyle w:val="Heading3"/>
-      </w:pPr>
-      <w:r>
         <w:t>This week’s end goal</w:t>
       </w:r>
     </w:p>
     <w:p>
       <w:pPr>
-        <w:spacing w:line="336" w:lineRule="auto" w:after="180"/>
-      </w:pPr>
-      <w:r>
-        <w:rPr>
-          <w:b w:val="0"/>
-        </w:rPr>
-        <w:t>Explain capstone controlled experiments with a traceable toy-network case and a bounded conclusion.</w:t>
-      </w:r>
-    </w:p>
-    <w:p>
-      <w:pPr>
         <w:pStyle w:val="Heading1"/>
       </w:pPr>
       <w:r>
-        <w:t>02. Notice the evidence</w:t>
-      </w:r>
-    </w:p>
-    <w:p>
-      <w:r>
-        <w:t>Investigate the supplied Capstone controlled experiments case. Separate observations, given facts and assumptions before choosing an explanation.</w:t>
+        <w:t>02. Version the plan before comparing two learning rates</w:t>
+      </w:r>
+    </w:p>
+    <w:p>
+      <w:r>
+        <w:t>Keep the model, data, initial state and update budget fixed.</w:t>
+      </w:r>
+    </w:p>
+    <w:p>
+      <w:pPr>
+        <w:pStyle w:val="Heading2"/>
+      </w:pPr>
+      <w:r>
+        <w:t>Complete matched experiment settings</w:t>
       </w:r>
     </w:p>
     <w:p>
@@ -329,6 +378,14 @@
     </w:p>
     <w:p>
       <w:pPr>
+        <w:pStyle w:val="Heading2"/>
+      </w:pPr>
+      <w:r>
+        <w:t>Explicit plan revision and validation selection rule</w:t>
+      </w:r>
+    </w:p>
+    <w:p>
+      <w:pPr>
         <w:spacing w:line="336" w:lineRule="auto" w:after="180"/>
       </w:pPr>
       <w:r>
@@ -351,6 +408,14 @@
     </w:p>
     <w:p>
       <w:pPr>
+        <w:pStyle w:val="Heading2"/>
+      </w:pPr>
+      <w:r>
+        <w:t>Name supplied and missing facts</w:t>
+      </w:r>
+    </w:p>
+    <w:p>
+      <w:pPr>
         <w:pStyle w:val="Heading3"/>
       </w:pPr>
       <w:r>
@@ -377,12 +442,20 @@
         <w:pStyle w:val="Heading1"/>
       </w:pPr>
       <w:r>
-        <w:t>03. See how it works</w:t>
-      </w:r>
-    </w:p>
-    <w:p>
-      <w:r>
-        <w:t>Follow the mechanism for Capstone controlled experiments. Connect each labelled input, deciding step and result.</w:t>
+        <w:t>03. Trace both updates rather than only the winning score</w:t>
+      </w:r>
+    </w:p>
+    <w:p>
+      <w:r>
+        <w:t>The restricted gradient applies while the training ReLU stays active.</w:t>
+      </w:r>
+    </w:p>
+    <w:p>
+      <w:pPr>
+        <w:pStyle w:val="Heading2"/>
+      </w:pPr>
+      <w:r>
+        <w:t>Derive the training objective and gradient</w:t>
       </w:r>
     </w:p>
     <w:p>
@@ -429,6 +502,412 @@
           <w:b w:val="0"/>
         </w:rPr>
         <w:t>At rate 0.2, weights are 2 then 2. The formula assumes the active region; do not extend it blindly to nonpositive weights.</w:t>
+      </w:r>
+    </w:p>
+    <w:p>
+      <w:pPr>
+        <w:pStyle w:val="Heading2"/>
+      </w:pPr>
+      <w:r>
+        <w:t>Complete intermediate-state ledger</w:t>
+      </w:r>
+    </w:p>
+    <w:tbl>
+      <w:tblPr>
+        <w:tblStyle w:val="LightShading-Accent1"/>
+        <w:tblW w:type="auto" w:w="0"/>
+        <w:tblLook w:firstColumn="1" w:firstRow="1" w:lastColumn="0" w:lastRow="0" w:noHBand="0" w:noVBand="1" w:val="04A0"/>
+      </w:tblPr>
+      <w:tblGrid>
+        <w:gridCol w:w="1704"/>
+        <w:gridCol w:w="1704"/>
+        <w:gridCol w:w="1704"/>
+        <w:gridCol w:w="1704"/>
+        <w:gridCol w:w="1704"/>
+        <w:gridCol w:w="1704"/>
+      </w:tblGrid>
+      <w:tr>
+        <w:trPr>
+          <w:tblHeader/>
+        </w:trPr>
+        <w:tc>
+          <w:tcPr>
+            <w:tcW w:type="dxa" w:w="1704"/>
+          </w:tcPr>
+          <w:p>
+            <w:r>
+              <w:t>Rate</w:t>
+            </w:r>
+          </w:p>
+        </w:tc>
+        <w:tc>
+          <w:tcPr>
+            <w:tcW w:type="dxa" w:w="1704"/>
+          </w:tcPr>
+          <w:p>
+            <w:r>
+              <w:t>Update</w:t>
+            </w:r>
+          </w:p>
+        </w:tc>
+        <w:tc>
+          <w:tcPr>
+            <w:tcW w:type="dxa" w:w="1704"/>
+          </w:tcPr>
+          <w:p>
+            <w:r>
+              <w:t>Weight before</w:t>
+            </w:r>
+          </w:p>
+        </w:tc>
+        <w:tc>
+          <w:tcPr>
+            <w:tcW w:type="dxa" w:w="1704"/>
+          </w:tcPr>
+          <w:p>
+            <w:r>
+              <w:t>Training gradient</w:t>
+            </w:r>
+          </w:p>
+        </w:tc>
+        <w:tc>
+          <w:tcPr>
+            <w:tcW w:type="dxa" w:w="1704"/>
+          </w:tcPr>
+          <w:p>
+            <w:r>
+              <w:t>Weight after</w:t>
+            </w:r>
+          </w:p>
+        </w:tc>
+        <w:tc>
+          <w:tcPr>
+            <w:tcW w:type="dxa" w:w="1704"/>
+          </w:tcPr>
+          <w:p>
+            <w:r>
+              <w:t>Validation MSE</w:t>
+            </w:r>
+          </w:p>
+        </w:tc>
+      </w:tr>
+      <w:tr>
+        <w:tc>
+          <w:tcPr>
+            <w:tcW w:type="dxa" w:w="1704"/>
+          </w:tcPr>
+          <w:p>
+            <w:r>
+              <w:t>0.1</w:t>
+            </w:r>
+          </w:p>
+        </w:tc>
+        <w:tc>
+          <w:tcPr>
+            <w:tcW w:type="dxa" w:w="1704"/>
+          </w:tcPr>
+          <w:p>
+            <w:r>
+              <w:t>1</w:t>
+            </w:r>
+          </w:p>
+        </w:tc>
+        <w:tc>
+          <w:tcPr>
+            <w:tcW w:type="dxa" w:w="1704"/>
+          </w:tcPr>
+          <w:p>
+            <w:r>
+              <w:t>1</w:t>
+            </w:r>
+          </w:p>
+        </w:tc>
+        <w:tc>
+          <w:tcPr>
+            <w:tcW w:type="dxa" w:w="1704"/>
+          </w:tcPr>
+          <w:p>
+            <w:r>
+              <w:t>-5</w:t>
+            </w:r>
+          </w:p>
+        </w:tc>
+        <w:tc>
+          <w:tcPr>
+            <w:tcW w:type="dxa" w:w="1704"/>
+          </w:tcPr>
+          <w:p>
+            <w:r>
+              <w:t>1.5</w:t>
+            </w:r>
+          </w:p>
+        </w:tc>
+        <w:tc>
+          <w:tcPr>
+            <w:tcW w:type="dxa" w:w="1704"/>
+          </w:tcPr>
+          <w:p>
+            <w:r>
+              <w:t>3.125</w:t>
+            </w:r>
+          </w:p>
+        </w:tc>
+      </w:tr>
+      <w:tr>
+        <w:tc>
+          <w:tcPr>
+            <w:tcW w:type="dxa" w:w="1704"/>
+          </w:tcPr>
+          <w:p>
+            <w:r>
+              <w:t>0.1</w:t>
+            </w:r>
+          </w:p>
+        </w:tc>
+        <w:tc>
+          <w:tcPr>
+            <w:tcW w:type="dxa" w:w="1704"/>
+          </w:tcPr>
+          <w:p>
+            <w:r>
+              <w:t>2</w:t>
+            </w:r>
+          </w:p>
+        </w:tc>
+        <w:tc>
+          <w:tcPr>
+            <w:tcW w:type="dxa" w:w="1704"/>
+          </w:tcPr>
+          <w:p>
+            <w:r>
+              <w:t>1.5</w:t>
+            </w:r>
+          </w:p>
+        </w:tc>
+        <w:tc>
+          <w:tcPr>
+            <w:tcW w:type="dxa" w:w="1704"/>
+          </w:tcPr>
+          <w:p>
+            <w:r>
+              <w:t>-2.5</w:t>
+            </w:r>
+          </w:p>
+        </w:tc>
+        <w:tc>
+          <w:tcPr>
+            <w:tcW w:type="dxa" w:w="1704"/>
+          </w:tcPr>
+          <w:p>
+            <w:r>
+              <w:t>1.75</w:t>
+            </w:r>
+          </w:p>
+        </w:tc>
+        <w:tc>
+          <w:tcPr>
+            <w:tcW w:type="dxa" w:w="1704"/>
+          </w:tcPr>
+          <w:p>
+            <w:r>
+              <w:t>0.78125</w:t>
+            </w:r>
+          </w:p>
+        </w:tc>
+      </w:tr>
+      <w:tr>
+        <w:tc>
+          <w:tcPr>
+            <w:tcW w:type="dxa" w:w="1704"/>
+          </w:tcPr>
+          <w:p>
+            <w:r>
+              <w:t>0.2</w:t>
+            </w:r>
+          </w:p>
+        </w:tc>
+        <w:tc>
+          <w:tcPr>
+            <w:tcW w:type="dxa" w:w="1704"/>
+          </w:tcPr>
+          <w:p>
+            <w:r>
+              <w:t>1</w:t>
+            </w:r>
+          </w:p>
+        </w:tc>
+        <w:tc>
+          <w:tcPr>
+            <w:tcW w:type="dxa" w:w="1704"/>
+          </w:tcPr>
+          <w:p>
+            <w:r>
+              <w:t>1</w:t>
+            </w:r>
+          </w:p>
+        </w:tc>
+        <w:tc>
+          <w:tcPr>
+            <w:tcW w:type="dxa" w:w="1704"/>
+          </w:tcPr>
+          <w:p>
+            <w:r>
+              <w:t>-5</w:t>
+            </w:r>
+          </w:p>
+        </w:tc>
+        <w:tc>
+          <w:tcPr>
+            <w:tcW w:type="dxa" w:w="1704"/>
+          </w:tcPr>
+          <w:p>
+            <w:r>
+              <w:t>2</w:t>
+            </w:r>
+          </w:p>
+        </w:tc>
+        <w:tc>
+          <w:tcPr>
+            <w:tcW w:type="dxa" w:w="1704"/>
+          </w:tcPr>
+          <w:p>
+            <w:r>
+              <w:t>0</w:t>
+            </w:r>
+          </w:p>
+        </w:tc>
+      </w:tr>
+      <w:tr>
+        <w:tc>
+          <w:tcPr>
+            <w:tcW w:type="dxa" w:w="1704"/>
+          </w:tcPr>
+          <w:p>
+            <w:r>
+              <w:t>0.2</w:t>
+            </w:r>
+          </w:p>
+        </w:tc>
+        <w:tc>
+          <w:tcPr>
+            <w:tcW w:type="dxa" w:w="1704"/>
+          </w:tcPr>
+          <w:p>
+            <w:r>
+              <w:t>2</w:t>
+            </w:r>
+          </w:p>
+        </w:tc>
+        <w:tc>
+          <w:tcPr>
+            <w:tcW w:type="dxa" w:w="1704"/>
+          </w:tcPr>
+          <w:p>
+            <w:r>
+              <w:t>2</w:t>
+            </w:r>
+          </w:p>
+        </w:tc>
+        <w:tc>
+          <w:tcPr>
+            <w:tcW w:type="dxa" w:w="1704"/>
+          </w:tcPr>
+          <w:p>
+            <w:r>
+              <w:t>0</w:t>
+            </w:r>
+          </w:p>
+        </w:tc>
+        <w:tc>
+          <w:tcPr>
+            <w:tcW w:type="dxa" w:w="1704"/>
+          </w:tcPr>
+          <w:p>
+            <w:r>
+              <w:t>2</w:t>
+            </w:r>
+          </w:p>
+        </w:tc>
+        <w:tc>
+          <w:tcPr>
+            <w:tcW w:type="dxa" w:w="1704"/>
+          </w:tcPr>
+          <w:p>
+            <w:r>
+              <w:t>0</w:t>
+            </w:r>
+          </w:p>
+        </w:tc>
+      </w:tr>
+      <w:tr>
+        <w:tc>
+          <w:tcPr>
+            <w:tcW w:type="dxa" w:w="1704"/>
+          </w:tcPr>
+          <w:p>
+            <w:r>
+              <w:t>Both</w:t>
+            </w:r>
+          </w:p>
+        </w:tc>
+        <w:tc>
+          <w:tcPr>
+            <w:tcW w:type="dxa" w:w="1704"/>
+          </w:tcPr>
+          <w:p>
+            <w:r>
+              <w:t>Same two training rows</w:t>
+            </w:r>
+          </w:p>
+        </w:tc>
+        <w:tc>
+          <w:tcPr>
+            <w:tcW w:type="dxa" w:w="1704"/>
+          </w:tcPr>
+          <w:p>
+            <w:r>
+              <w:t>Same two validation rows</w:t>
+            </w:r>
+          </w:p>
+        </w:tc>
+        <w:tc>
+          <w:tcPr>
+            <w:tcW w:type="dxa" w:w="1704"/>
+          </w:tcPr>
+          <w:p>
+            <w:r>
+              <w:t>No bias</w:t>
+            </w:r>
+          </w:p>
+        </w:tc>
+        <w:tc>
+          <w:tcPr>
+            <w:tcW w:type="dxa" w:w="1704"/>
+          </w:tcPr>
+          <w:p>
+            <w:r>
+              <w:t>No random operations</w:t>
+            </w:r>
+          </w:p>
+        </w:tc>
+        <w:tc>
+          <w:tcPr>
+            <w:tcW w:type="dxa" w:w="1704"/>
+          </w:tcPr>
+          <w:p>
+            <w:r>
+              <w:t>Final not opened</w:t>
+            </w:r>
+          </w:p>
+        </w:tc>
+      </w:tr>
+    </w:tbl>
+    <w:p>
+      <w:pPr>
+        <w:pStyle w:val="Heading2"/>
+      </w:pPr>
+      <w:r>
+        <w:t>Baseline and final candidate scores</w:t>
       </w:r>
     </w:p>
     <w:tbl>
@@ -617,6 +1096,14 @@
     </w:tbl>
     <w:p>
       <w:pPr>
+        <w:pStyle w:val="Heading2"/>
+      </w:pPr>
+      <w:r>
+        <w:t>Follow the selection lanes</w:t>
+      </w:r>
+    </w:p>
+    <w:p>
+      <w:pPr>
         <w:pStyle w:val="Heading3"/>
       </w:pPr>
       <w:r>
@@ -773,10 +1260,10 @@
     </w:p>
     <w:p>
       <w:pPr>
-        <w:pStyle w:val="Heading3"/>
-      </w:pPr>
-      <w:r>
-        <w:t>Connect the picture and the explanation</w:t>
+        <w:pStyle w:val="Heading2"/>
+      </w:pPr>
+      <w:r>
+        <w:t>Explain the visual</w:t>
       </w:r>
     </w:p>
     <w:p>
@@ -804,15 +1291,47 @@
     </w:p>
     <w:p>
       <w:pPr>
+        <w:pStyle w:val="Heading2"/>
+      </w:pPr>
+      <w:r>
+        <w:t>Earlier wording, alternatives and picture transcripts · reference / check after trying</w:t>
+      </w:r>
+    </w:p>
+    <w:p>
+      <w:pPr>
+        <w:pStyle w:val="Heading3"/>
+      </w:pPr>
+      <w:r>
+        <w:t>Connect the picture and the explanation</w:t>
+      </w:r>
+    </w:p>
+    <w:p>
+      <w:pPr>
         <w:pStyle w:val="Heading1"/>
       </w:pPr>
       <w:r>
-        <w:t>04. Compare the cases</w:t>
-      </w:r>
-    </w:p>
-    <w:p>
-      <w:r>
-        <w:t>Compare the supplied cases for Capstone controlled experiments. Identify the detail that changes the conclusion.</w:t>
+        <w:t>04. Select using the written rule and the same validation rows</w:t>
+      </w:r>
+    </w:p>
+    <w:p>
+      <w:r>
+        <w:t>A lower validation score is development evidence.</w:t>
+      </w:r>
+    </w:p>
+    <w:p>
+      <w:pPr>
+        <w:pStyle w:val="Heading2"/>
+      </w:pPr>
+      <w:r>
+        <w:t>Current task and response</w:t>
+      </w:r>
+    </w:p>
+    <w:p>
+      <w:pPr>
+        <w:pStyle w:val="ListBullet"/>
+      </w:pPr>
+      <w:r>
+        <w:t>Compute both updates for rates 0.1 and 0.2 using gradient 5*(a-2).</w:t>
       </w:r>
     </w:p>
     <w:p>
@@ -820,79 +1339,84 @@
         <w:pStyle w:val="Heading3"/>
       </w:pPr>
       <w:r>
-        <w:t>Compare a familiar case with a changed case</w:t>
+        <w:t>Keep the procedure fixed. Explain what changed in the inputs and result.</w:t>
+      </w:r>
+    </w:p>
+    <w:p>
+      <w:r>
+        <w:t>________________________________________________________________</w:t>
+      </w:r>
+    </w:p>
+    <w:p>
+      <w:r>
+        <w:t>________________________________________________________________</w:t>
+      </w:r>
+    </w:p>
+    <w:p>
+      <w:r>
+        <w:t>________________________________________________________________</w:t>
+      </w:r>
+    </w:p>
+    <w:p>
+      <w:r>
+        <w:t>________________________________________________________________</w:t>
+      </w:r>
+    </w:p>
+    <w:p>
+      <w:r>
+        <w:t>________________________________________________________________</w:t>
+      </w:r>
+    </w:p>
+    <w:p>
+      <w:pPr>
+        <w:pStyle w:val="Heading2"/>
+      </w:pPr>
+      <w:r>
+        <w:t>Predict the pictured confounder</w:t>
+      </w:r>
+    </w:p>
+    <w:p>
+      <w:pPr>
+        <w:pStyle w:val="ListBullet"/>
+      </w:pPr>
+      <w:r>
+        <w:t>Change: Change B’s training set as well as the feature connection.</w:t>
+      </w:r>
+    </w:p>
+    <w:p>
+      <w:pPr>
+        <w:pStyle w:val="Heading2"/>
+      </w:pPr>
+      <w:r>
+        <w:t>Check after predicting · reference / check after trying</w:t>
       </w:r>
     </w:p>
     <w:p>
       <w:pPr>
         <w:spacing w:line="336" w:lineRule="auto" w:after="180"/>
       </w:pPr>
+      <w:r>
+        <w:rPr>
+          <w:b/>
+        </w:rPr>
+        <w:t>Prediction</w:t>
+      </w:r>
       <w:r>
         <w:rPr>
           <w:b w:val="0"/>
         </w:rPr>
-        <w:t>Compute both updates for rates 0.1 and 0.2 using gradient 5*(a-2).</w:t>
-      </w:r>
-    </w:p>
-    <w:p>
-      <w:pPr>
-        <w:pStyle w:val="Heading3"/>
-      </w:pPr>
-      <w:r>
-        <w:t>Keep the procedure fixed. Explain what changed in the inputs and result.</w:t>
-      </w:r>
-    </w:p>
-    <w:p>
-      <w:r>
-        <w:t>________________________________________________________________</w:t>
-      </w:r>
-    </w:p>
-    <w:p>
-      <w:r>
-        <w:t>________________________________________________________________</w:t>
-      </w:r>
-    </w:p>
-    <w:p>
-      <w:r>
-        <w:t>________________________________________________________________</w:t>
-      </w:r>
-    </w:p>
-    <w:p>
-      <w:r>
-        <w:t>________________________________________________________________</w:t>
-      </w:r>
-    </w:p>
-    <w:p>
-      <w:r>
-        <w:t>________________________________________________________________</w:t>
-      </w:r>
-    </w:p>
-    <w:p>
-      <w:pPr>
-        <w:pStyle w:val="Heading3"/>
-      </w:pPr>
-      <w:r>
-        <w:t>Change one thing in the pictured case</w:t>
-      </w:r>
-    </w:p>
-    <w:p>
-      <w:pPr>
-        <w:pStyle w:val="Heading3"/>
-      </w:pPr>
-      <w:r>
-        <w:t>Change one thing</w:t>
+        <w:t>: The experiment no longer isolates the connection change.</w:t>
       </w:r>
     </w:p>
     <w:p>
       <w:pPr>
         <w:spacing w:line="336" w:lineRule="auto" w:after="180"/>
-        <w:shd w:fill="F5F1FB"/>
       </w:pPr>
       <w:r>
         <w:rPr>
           <w:b w:val="0"/>
         </w:rPr>
-        <w:t xml:space="preserve">Change: Change B’s </w:t>
+        <w:t xml:space="preserve">Reason: A </w:t>
       </w:r>
       <w:r>
         <w:rPr>
@@ -904,7 +1428,15 @@
         <w:rPr>
           <w:b w:val="0"/>
         </w:rPr>
-        <w:t xml:space="preserve"> set as well as the feature connection.</w:t>
+        <w:t>-data difference supplies an alternative explanation for the observed result.</w:t>
+      </w:r>
+    </w:p>
+    <w:p>
+      <w:pPr>
+        <w:pStyle w:val="Heading2"/>
+      </w:pPr>
+      <w:r>
+        <w:t>Earlier wording, alternatives and picture transcripts · reference / check after trying</w:t>
       </w:r>
     </w:p>
     <w:p>
@@ -912,45 +1444,93 @@
         <w:pStyle w:val="Heading3"/>
       </w:pPr>
       <w:r>
-        <w:t>Predicted result</w:t>
+        <w:t>Compare a familiar case with a changed case</w:t>
+      </w:r>
+    </w:p>
+    <w:p>
+      <w:pPr>
+        <w:pStyle w:val="Heading3"/>
+      </w:pPr>
+      <w:r>
+        <w:t>Change one thing in the pictured case</w:t>
+      </w:r>
+    </w:p>
+    <w:p>
+      <w:pPr>
+        <w:pStyle w:val="Heading1"/>
+      </w:pPr>
+      <w:r>
+        <w:t>06. Inspect paired outcomes and remaining limits</w:t>
+      </w:r>
+    </w:p>
+    <w:p>
+      <w:r>
+        <w:t>Do not multiply the number of distinct cases by the number of runs.</w:t>
+      </w:r>
+    </w:p>
+    <w:p>
+      <w:pPr>
+        <w:pStyle w:val="Heading2"/>
+      </w:pPr>
+      <w:r>
+        <w:t>Main raw predictions and controlled-comparison limits</w:t>
       </w:r>
     </w:p>
     <w:p>
       <w:pPr>
         <w:spacing w:line="336" w:lineRule="auto" w:after="180"/>
-        <w:shd w:fill="F1F6FC"/>
-      </w:pPr>
+      </w:pPr>
+      <w:r>
+        <w:rPr>
+          <w:b w:val="0"/>
+        </w:rPr>
+        <w:t xml:space="preserve">At a = 1.75, validation </w:t>
+      </w:r>
       <w:r>
         <w:rPr>
           <w:b/>
         </w:rPr>
-        <w:t>Prediction</w:t>
+        <w:t>prediction</w:t>
       </w:r>
       <w:r>
         <w:rPr>
           <w:b w:val="0"/>
         </w:rPr>
-        <w:t>: The experiment no longer isolates the connection change.</w:t>
-      </w:r>
-    </w:p>
-    <w:p>
-      <w:pPr>
-        <w:pStyle w:val="Heading3"/>
-      </w:pPr>
-      <w:r>
-        <w:t>Why the result follows</w:t>
-      </w:r>
-    </w:p>
-    <w:p>
-      <w:pPr>
-        <w:spacing w:line="336" w:lineRule="auto" w:after="180"/>
-        <w:shd w:fill="F1F6FC"/>
-      </w:pPr>
+        <w:t xml:space="preserve">s are 5.25 and 7. Errors -0.75 and -1 square to 0.5625 and 1, giving MSE 0.78125. At a = 2 the </w:t>
+      </w:r>
+      <w:r>
+        <w:rPr>
+          <w:b/>
+        </w:rPr>
+        <w:t>prediction</w:t>
+      </w:r>
       <w:r>
         <w:rPr>
           <w:b w:val="0"/>
         </w:rPr>
-        <w:t xml:space="preserve">Reason: A </w:t>
+        <w:t>s equal 6 and 8, so MSE is zero. Rate 0.2 wins the written validation rule.</w:t>
+      </w:r>
+    </w:p>
+    <w:p>
+      <w:pPr>
+        <w:spacing w:line="336" w:lineRule="auto" w:after="180"/>
+      </w:pPr>
+      <w:r>
+        <w:rPr>
+          <w:b w:val="0"/>
+        </w:rPr>
+        <w:t>This selection uses two validation cases, not four independent cases because two runs used them.</w:t>
+      </w:r>
+    </w:p>
+    <w:p>
+      <w:pPr>
+        <w:spacing w:line="336" w:lineRule="auto" w:after="180"/>
+      </w:pPr>
+      <w:r>
+        <w:rPr>
+          <w:b w:val="0"/>
+        </w:rPr>
+        <w:t xml:space="preserve">If one run used extra epochs or different </w:t>
       </w:r>
       <w:r>
         <w:rPr>
@@ -962,274 +1542,12 @@
         <w:rPr>
           <w:b w:val="0"/>
         </w:rPr>
-        <w:t>-data difference supplies an alternative explanation for the observed result.</w:t>
-      </w:r>
-    </w:p>
-    <w:p>
-      <w:pPr>
-        <w:pStyle w:val="Heading1"/>
-      </w:pPr>
-      <w:r>
-        <w:t>05. Words that unlock the idea</w:t>
-      </w:r>
-    </w:p>
-    <w:p>
-      <w:r>
-        <w:t>Use the vocabulary of Capstone controlled experiments to explain a concrete decision, rather than only memorising definitions.</w:t>
-      </w:r>
-    </w:p>
-    <w:tbl>
-      <w:tblPr>
-        <w:tblStyle w:val="LightShading-Accent1"/>
-        <w:tblW w:type="auto" w:w="0"/>
-        <w:tblLook w:firstColumn="1" w:firstRow="1" w:lastColumn="0" w:lastRow="0" w:noHBand="0" w:noVBand="1" w:val="04A0"/>
-      </w:tblPr>
-      <w:tblGrid>
-        <w:gridCol w:w="5112"/>
-        <w:gridCol w:w="5112"/>
-      </w:tblGrid>
-      <w:tr>
-        <w:trPr>
-          <w:tblHeader/>
-        </w:trPr>
-        <w:tc>
-          <w:tcPr>
-            <w:tcW w:type="dxa" w:w="5112"/>
-          </w:tcPr>
-          <w:p>
-            <w:r>
-              <w:t>Word</w:t>
-            </w:r>
-          </w:p>
-        </w:tc>
-        <w:tc>
-          <w:tcPr>
-            <w:tcW w:type="dxa" w:w="5112"/>
-          </w:tcPr>
-          <w:p>
-            <w:r>
-              <w:t>Meaning</w:t>
-            </w:r>
-          </w:p>
-        </w:tc>
-      </w:tr>
-      <w:tr>
-        <w:tc>
-          <w:tcPr>
-            <w:tcW w:type="dxa" w:w="5112"/>
-          </w:tcPr>
-          <w:p>
-            <w:r>
-              <w:t>Controlled comparison</w:t>
-            </w:r>
-          </w:p>
-        </w:tc>
-        <w:tc>
-          <w:tcPr>
-            <w:tcW w:type="dxa" w:w="5112"/>
-          </w:tcPr>
-          <w:p>
-            <w:r>
-              <w:t>A comparison holding specified conditions constant while changing an intended factor</w:t>
-            </w:r>
-          </w:p>
-        </w:tc>
-      </w:tr>
-      <w:tr>
-        <w:tc>
-          <w:tcPr>
-            <w:tcW w:type="dxa" w:w="5112"/>
-          </w:tcPr>
-          <w:p>
-            <w:r>
-              <w:t>Full batch</w:t>
-            </w:r>
-          </w:p>
-        </w:tc>
-        <w:tc>
-          <w:tcPr>
-            <w:tcW w:type="dxa" w:w="5112"/>
-          </w:tcPr>
-          <w:p>
-            <w:r>
-              <w:t>An update whose gradient uses all training rows</w:t>
-            </w:r>
-          </w:p>
-        </w:tc>
-      </w:tr>
-      <w:tr>
-        <w:tc>
-          <w:tcPr>
-            <w:tcW w:type="dxa" w:w="5112"/>
-          </w:tcPr>
-          <w:p>
-            <w:r>
-              <w:t>Selection rule</w:t>
-            </w:r>
-          </w:p>
-        </w:tc>
-        <w:tc>
-          <w:tcPr>
-            <w:tcW w:type="dxa" w:w="5112"/>
-          </w:tcPr>
-          <w:p>
-            <w:r>
-              <w:t>A rule for choosing a candidate using development evidence</w:t>
-            </w:r>
-          </w:p>
-        </w:tc>
-      </w:tr>
-      <w:tr>
-        <w:tc>
-          <w:tcPr>
-            <w:tcW w:type="dxa" w:w="5112"/>
-          </w:tcPr>
-          <w:p>
-            <w:r>
-              <w:t>Confounder</w:t>
-            </w:r>
-          </w:p>
-        </w:tc>
-        <w:tc>
-          <w:tcPr>
-            <w:tcW w:type="dxa" w:w="5112"/>
-          </w:tcPr>
-          <w:p>
-            <w:r>
-              <w:t>A differing condition that prevents isolating the intended explanation</w:t>
-            </w:r>
-          </w:p>
-        </w:tc>
-      </w:tr>
-    </w:tbl>
-    <w:p>
-      <w:pPr>
-        <w:pStyle w:val="Heading3"/>
-      </w:pPr>
-      <w:r>
-        <w:t>Use two terms to explain a step in this week’s example.</w:t>
-      </w:r>
-    </w:p>
-    <w:p>
-      <w:r>
-        <w:t>________________________________________________________________</w:t>
-      </w:r>
-    </w:p>
-    <w:p>
-      <w:r>
-        <w:t>________________________________________________________________</w:t>
-      </w:r>
-    </w:p>
-    <w:p>
-      <w:r>
-        <w:t>________________________________________________________________</w:t>
-      </w:r>
-    </w:p>
-    <w:p>
-      <w:pPr>
-        <w:pStyle w:val="Heading1"/>
-      </w:pPr>
-      <w:r>
-        <w:t>06. Follow a worked example</w:t>
-      </w:r>
-    </w:p>
-    <w:p>
-      <w:r>
-        <w:t>Follow the worked trace for Capstone controlled experiments, predict a step, then compare with its explanation.</w:t>
-      </w:r>
-    </w:p>
-    <w:p>
-      <w:pPr>
-        <w:pStyle w:val="Heading3"/>
-      </w:pPr>
-      <w:r>
-        <w:t>Worked explanation · Capstone controlled experiments</w:t>
+        <w:t xml:space="preserve"> rows, the comparison would mix factors. Either rerun a matched experiment or report the differences and avoid claiming an isolated learning-rate effect.</w:t>
       </w:r>
     </w:p>
     <w:p>
       <w:pPr>
         <w:spacing w:line="336" w:lineRule="auto" w:after="180"/>
-        <w:shd w:fill="F1F6FC"/>
-      </w:pPr>
-      <w:r>
-        <w:rPr>
-          <w:b w:val="0"/>
-        </w:rPr>
-        <w:t xml:space="preserve">At a = 1.75, validation </w:t>
-      </w:r>
-      <w:r>
-        <w:rPr>
-          <w:b/>
-        </w:rPr>
-        <w:t>prediction</w:t>
-      </w:r>
-      <w:r>
-        <w:rPr>
-          <w:b w:val="0"/>
-        </w:rPr>
-        <w:t xml:space="preserve">s are 5.25 and 7. Errors -0.75 and -1 square to 0.5625 and 1, giving MSE 0.78125. At a = 2 the </w:t>
-      </w:r>
-      <w:r>
-        <w:rPr>
-          <w:b/>
-        </w:rPr>
-        <w:t>prediction</w:t>
-      </w:r>
-      <w:r>
-        <w:rPr>
-          <w:b w:val="0"/>
-        </w:rPr>
-        <w:t>s equal 6 and 8, so MSE is zero. Rate 0.2 wins the written validation rule.</w:t>
-      </w:r>
-    </w:p>
-    <w:p>
-      <w:pPr>
-        <w:spacing w:line="336" w:lineRule="auto" w:after="180"/>
-        <w:shd w:fill="F1F6FC"/>
-      </w:pPr>
-      <w:r>
-        <w:rPr>
-          <w:b w:val="0"/>
-        </w:rPr>
-        <w:t>This selection uses two validation cases, not four independent cases because two runs used them.</w:t>
-      </w:r>
-    </w:p>
-    <w:p>
-      <w:pPr>
-        <w:pStyle w:val="Heading3"/>
-      </w:pPr>
-      <w:r>
-        <w:t>Worked explanation · Capstone controlled experiments</w:t>
-      </w:r>
-    </w:p>
-    <w:p>
-      <w:pPr>
-        <w:spacing w:line="336" w:lineRule="auto" w:after="180"/>
-        <w:shd w:fill="F1F6FC"/>
-      </w:pPr>
-      <w:r>
-        <w:rPr>
-          <w:b w:val="0"/>
-        </w:rPr>
-        <w:t xml:space="preserve">If one run used extra epochs or different </w:t>
-      </w:r>
-      <w:r>
-        <w:rPr>
-          <w:b/>
-        </w:rPr>
-        <w:t>training</w:t>
-      </w:r>
-      <w:r>
-        <w:rPr>
-          <w:b w:val="0"/>
-        </w:rPr>
-        <w:t xml:space="preserve"> rows, the comparison would mix factors. Either rerun a matched experiment or report the differences and avoid claiming an isolated learning-rate effect.</w:t>
-      </w:r>
-    </w:p>
-    <w:p>
-      <w:pPr>
-        <w:spacing w:line="336" w:lineRule="auto" w:after="180"/>
-        <w:shd w:fill="F1F6FC"/>
       </w:pPr>
       <w:r>
         <w:rPr>
@@ -1240,29 +1558,10 @@
     </w:p>
     <w:p>
       <w:pPr>
-        <w:pStyle w:val="Heading3"/>
-      </w:pPr>
-      <w:r>
-        <w:t>Learn from the worked case</w:t>
-      </w:r>
-    </w:p>
-    <w:p>
-      <w:pPr>
-        <w:spacing w:line="336" w:lineRule="auto" w:after="180"/>
-      </w:pPr>
-      <w:r>
-        <w:rPr>
-          <w:b w:val="0"/>
-        </w:rPr>
-        <w:t>Cover the result before checking it. Say what is given, choose the procedure, and follow one step at a time. Then uncover the result and explain your first mismatch. Ask why a step is allowed, not only what number it produces.</w:t>
-      </w:r>
-    </w:p>
-    <w:p>
-      <w:pPr>
-        <w:pStyle w:val="Heading3"/>
-      </w:pPr>
-      <w:r>
-        <w:t>A pictorial worked case: Capstone controlled experiments</w:t>
+        <w:pStyle w:val="Heading2"/>
+      </w:pPr>
+      <w:r>
+        <w:t>Separate picture, complete paired flags and scope</w:t>
       </w:r>
     </w:p>
     <w:p>
@@ -1278,24 +1577,7 @@
     </w:p>
     <w:p>
       <w:pPr>
-        <w:pStyle w:val="Heading3"/>
-      </w:pPr>
-      <w:r>
-        <w:t>The facts we will use</w:t>
-      </w:r>
-    </w:p>
-    <w:p>
-      <w:pPr>
-        <w:pStyle w:val="Heading3"/>
-      </w:pPr>
-      <w:r>
-        <w:t>Supplied facts</w:t>
-      </w:r>
-    </w:p>
-    <w:p>
-      <w:pPr>
         <w:spacing w:line="336" w:lineRule="auto" w:after="180"/>
-        <w:shd w:fill="F1F6FC"/>
       </w:pPr>
       <w:r>
         <w:rPr>
@@ -1305,11 +1587,41 @@
       </w:r>
     </w:p>
     <w:p>
+      <w:pPr>
+        <w:spacing w:line="336" w:lineRule="auto" w:after="180"/>
+      </w:pPr>
+      <w:r>
+        <w:rPr>
+          <w:b w:val="0"/>
+        </w:rPr>
+        <w:t>Keep the two experiments separate. The main experiment compares learning rates on scalar regression, using MSE and two validation rows. The picture supplies six paired correctness flags for two image-pattern procedures: A [1, 1, 0, 1, 0, 1], B [1, 1, 1, 1, 0, 1]. Entries are correct/incorrect flags, not predicted class labels. A has 4/6 correct and B 5/6; only case 3 changes and case 5 fails for both.</w:t>
+      </w:r>
+    </w:p>
+    <w:p>
+      <w:pPr>
+        <w:spacing w:line="336" w:lineRule="auto" w:after="180"/>
+      </w:pPr>
+      <w:r>
+        <w:rPr>
+          <w:b w:val="0"/>
+        </w:rPr>
+        <w:t>Actual pixel grids, weights and training executions are not provided, so the picture supports an audit of supplied outcomes, not a claimed model run.</w:t>
+      </w:r>
+    </w:p>
+    <w:p>
+      <w:pPr>
+        <w:pStyle w:val="Heading2"/>
+      </w:pPr>
+      <w:r>
+        <w:t>Trace the supplied outcome difference</w:t>
+      </w:r>
+    </w:p>
+    <w:p>
       <w:r>
         <w:drawing>
           <wp:inline xmlns:a="http://schemas.openxmlformats.org/drawingml/2006/main" xmlns:pic="http://schemas.openxmlformats.org/drawingml/2006/picture">
-            <wp:extent cx="5486400" cy="2641600"/>
-            <wp:docPr id="1" name="Picture 1" descr="Controlled toy-pattern comparison"/>
+            <wp:extent cx="5486400" cy="3182112"/>
+            <wp:docPr id="1" name="Picture 1" descr="Identify the intervention: B adds the centre-feature connection; all other declared settings stay fixed. → Count outcomes: A is 4/6 correct; B is 5/6. → Inspect paired cases: Only case three changes correctness; case five fails for both."/>
             <wp:cNvGraphicFramePr>
               <a:graphicFrameLocks noChangeAspect="1"/>
             </wp:cNvGraphicFramePr>
@@ -1317,7 +1629,7 @@
               <a:graphicData uri="http://schemas.openxmlformats.org/drawingml/2006/picture">
                 <pic:pic>
                   <pic:nvPicPr>
-                    <pic:cNvPr id="0" name="academy-detail-ai-5-34.png"/>
+                    <pic:cNvPr id="0" name="academy-story-ai-5-34-02.png"/>
                     <pic:cNvPicPr/>
                   </pic:nvPicPr>
                   <pic:blipFill>
@@ -1329,43 +1641,7 @@
                   <pic:spPr>
                     <a:xfrm>
                       <a:off x="0" y="0"/>
-                      <a:ext cx="5486400" cy="2641600"/>
-                    </a:xfrm>
-                    <a:prstGeom prst="rect"/>
-                  </pic:spPr>
-                </pic:pic>
-              </a:graphicData>
-            </a:graphic>
-          </wp:inline>
-        </w:drawing>
-      </w:r>
-    </w:p>
-    <w:p>
-      <w:r>
-        <w:drawing>
-          <wp:inline xmlns:a="http://schemas.openxmlformats.org/drawingml/2006/main" xmlns:pic="http://schemas.openxmlformats.org/drawingml/2006/picture">
-            <wp:extent cx="5486400" cy="5225143"/>
-            <wp:docPr id="2" name="Picture 2" descr="Capstone controlled experiments. Identify the intervention: B adds the centre-feature connection; all other declared settings stay fixed.. Count outcomes: A is 4/6 correct; B is 5/6.. Inspect paired cases: Only case three changes correctness; case five fails for both."/>
-            <wp:cNvGraphicFramePr>
-              <a:graphicFrameLocks noChangeAspect="1"/>
-            </wp:cNvGraphicFramePr>
-            <a:graphic>
-              <a:graphicData uri="http://schemas.openxmlformats.org/drawingml/2006/picture">
-                <pic:pic>
-                  <pic:nvPicPr>
-                    <pic:cNvPr id="0" name="academy-visual-ai-5-34.png"/>
-                    <pic:cNvPicPr/>
-                  </pic:nvPicPr>
-                  <pic:blipFill>
-                    <a:blip r:embed="rId10"/>
-                    <a:stretch>
-                      <a:fillRect/>
-                    </a:stretch>
-                  </pic:blipFill>
-                  <pic:spPr>
-                    <a:xfrm>
-                      <a:off x="0" y="0"/>
-                      <a:ext cx="5486400" cy="5225143"/>
+                      <a:ext cx="5486400" cy="3182112"/>
                     </a:xfrm>
                     <a:prstGeom prst="rect"/>
                   </pic:spPr>
@@ -1493,24 +1769,7 @@
     </w:p>
     <w:p>
       <w:pPr>
-        <w:pStyle w:val="Heading3"/>
-      </w:pPr>
-      <w:r>
-        <w:t>Why this result follows</w:t>
-      </w:r>
-    </w:p>
-    <w:p>
-      <w:pPr>
-        <w:pStyle w:val="Heading3"/>
-      </w:pPr>
-      <w:r>
-        <w:t>Why the result follows</w:t>
-      </w:r>
-    </w:p>
-    <w:p>
-      <w:pPr>
         <w:spacing w:line="336" w:lineRule="auto" w:after="180"/>
-        <w:shd w:fill="F1F6FC"/>
       </w:pPr>
       <w:r>
         <w:rPr>
@@ -1521,42 +1780,113 @@
     </w:p>
     <w:p>
       <w:pPr>
+        <w:pStyle w:val="Heading2"/>
+      </w:pPr>
+      <w:r>
+        <w:t>Predict changing both data and connection</w:t>
+      </w:r>
+    </w:p>
+    <w:p>
+      <w:pPr>
+        <w:pStyle w:val="ListBullet"/>
+      </w:pPr>
+      <w:r>
+        <w:t>Change one thing: Change B’s training set as well as the feature connection. Predict the result before checking the explanation. What remains the same?</w:t>
+      </w:r>
+    </w:p>
+    <w:p>
+      <w:pPr>
+        <w:pStyle w:val="Heading2"/>
+      </w:pPr>
+      <w:r>
+        <w:t>Check after predicting · reference / check after trying</w:t>
+      </w:r>
+    </w:p>
+    <w:p>
+      <w:r>
+        <w:drawing>
+          <wp:inline xmlns:a="http://schemas.openxmlformats.org/drawingml/2006/main" xmlns:pic="http://schemas.openxmlformats.org/drawingml/2006/picture">
+            <wp:extent cx="5486400" cy="3026664"/>
+            <wp:docPr id="2" name="Picture 2" descr="Original case: Only case three changes correctness; case five fails for both. Changed condition: Change B’s training set as well as the feature connection. Expected result: The experiment no longer isolates the connection change. Reason: A training-data difference supplies an alternative explanation for the observed result."/>
+            <wp:cNvGraphicFramePr>
+              <a:graphicFrameLocks noChangeAspect="1"/>
+            </wp:cNvGraphicFramePr>
+            <a:graphic>
+              <a:graphicData uri="http://schemas.openxmlformats.org/drawingml/2006/picture">
+                <pic:pic>
+                  <pic:nvPicPr>
+                    <pic:cNvPr id="0" name="academy-story-ai-5-34-04.png"/>
+                    <pic:cNvPicPr/>
+                  </pic:nvPicPr>
+                  <pic:blipFill>
+                    <a:blip r:embed="rId10"/>
+                    <a:stretch>
+                      <a:fillRect/>
+                    </a:stretch>
+                  </pic:blipFill>
+                  <pic:spPr>
+                    <a:xfrm>
+                      <a:off x="0" y="0"/>
+                      <a:ext cx="5486400" cy="3026664"/>
+                    </a:xfrm>
+                    <a:prstGeom prst="rect"/>
+                  </pic:spPr>
+                </pic:pic>
+              </a:graphicData>
+            </a:graphic>
+          </wp:inline>
+        </w:drawing>
+      </w:r>
+    </w:p>
+    <w:p>
+      <w:pPr>
+        <w:pStyle w:val="Heading2"/>
+      </w:pPr>
+      <w:r>
+        <w:t>Explain the changed case and limits</w:t>
+      </w:r>
+    </w:p>
+    <w:p>
+      <w:pPr>
+        <w:pStyle w:val="ListBullet"/>
+      </w:pPr>
+      <w:r>
+        <w:t>These descriptive toy results do not establish significance, stable superiority or the full learned mechanism.</w:t>
+      </w:r>
+    </w:p>
+    <w:p>
+      <w:pPr>
+        <w:pStyle w:val="ListBullet"/>
+      </w:pPr>
+      <w:r>
+        <w:t>Read the labelled picture: Compute the two correct counts and identify the changed case. Why would changing B’s training data weaken the conclusion about its added connection?</w:t>
+      </w:r>
+    </w:p>
+    <w:p>
+      <w:pPr>
+        <w:pStyle w:val="Heading2"/>
+      </w:pPr>
+      <w:r>
+        <w:t>Earlier wording, alternatives and picture transcripts · reference / check after trying</w:t>
+      </w:r>
+    </w:p>
+    <w:p>
+      <w:pPr>
         <w:pStyle w:val="Heading3"/>
       </w:pPr>
       <w:r>
-        <w:t>What this example does not establish</w:t>
-      </w:r>
-    </w:p>
-    <w:p>
-      <w:pPr>
-        <w:pStyle w:val="Heading3"/>
-      </w:pPr>
-      <w:r>
-        <w:t>Keep the stated limit</w:t>
+        <w:t>Learn from the worked case</w:t>
       </w:r>
     </w:p>
     <w:p>
       <w:pPr>
         <w:spacing w:line="336" w:lineRule="auto" w:after="180"/>
-        <w:shd w:fill="FFF5E6"/>
       </w:pPr>
       <w:r>
         <w:rPr>
           <w:b w:val="0"/>
         </w:rPr>
-        <w:t xml:space="preserve">These descriptive toy results do not establish significance, stable superiority or the full learned </w:t>
-      </w:r>
-      <w:r>
-        <w:rPr>
-          <w:b/>
-        </w:rPr>
-        <w:t>mechanism</w:t>
-      </w:r>
-      <w:r>
-        <w:rPr>
-          <w:b w:val="0"/>
-        </w:rPr>
-        <w:t>.</w:t>
+        <w:t>Cover the result before checking it. Say what is given, choose the procedure, and follow one step at a time. Then uncover the result and explain your first mismatch. Ask why a step is allowed, not only what number it produces.</w:t>
       </w:r>
     </w:p>
     <w:p>
@@ -1564,31 +1894,7 @@
         <w:pStyle w:val="Heading3"/>
       </w:pPr>
       <w:r>
-        <w:t>Keep the stated limit</w:t>
-      </w:r>
-    </w:p>
-    <w:p>
-      <w:pPr>
-        <w:spacing w:line="336" w:lineRule="auto" w:after="180"/>
-        <w:shd w:fill="FFF5E6"/>
-      </w:pPr>
-      <w:r>
-        <w:rPr>
-          <w:b w:val="0"/>
-        </w:rPr>
-        <w:t xml:space="preserve">Read the labelled picture: Compute the two correct counts and identify the changed case. Why would changing B’s </w:t>
-      </w:r>
-      <w:r>
-        <w:rPr>
-          <w:b/>
-        </w:rPr>
-        <w:t>training</w:t>
-      </w:r>
-      <w:r>
-        <w:rPr>
-          <w:b w:val="0"/>
-        </w:rPr>
-        <w:t xml:space="preserve"> data weaken the conclusion about its added connection?</w:t>
+        <w:t>A pictorial worked case: Capstone controlled experiments</w:t>
       </w:r>
     </w:p>
     <w:p>
@@ -1596,31 +1902,95 @@
         <w:pStyle w:val="Heading3"/>
       </w:pPr>
       <w:r>
-        <w:t>Keep the stated limit</w:t>
-      </w:r>
-    </w:p>
-    <w:p>
-      <w:pPr>
-        <w:spacing w:line="336" w:lineRule="auto" w:after="180"/>
-        <w:shd w:fill="FFF5E6"/>
-      </w:pPr>
-      <w:r>
-        <w:rPr>
-          <w:b w:val="0"/>
-        </w:rPr>
-        <w:t xml:space="preserve">Change one thing: Change B’s </w:t>
-      </w:r>
-      <w:r>
-        <w:rPr>
-          <w:b/>
-        </w:rPr>
-        <w:t>training</w:t>
-      </w:r>
-      <w:r>
-        <w:rPr>
-          <w:b w:val="0"/>
-        </w:rPr>
-        <w:t xml:space="preserve"> set as well as the feature connection. Predict the result before checking the explanation. What remains the same?</w:t>
+        <w:t>The facts we will use</w:t>
+      </w:r>
+    </w:p>
+    <w:p>
+      <w:r>
+        <w:drawing>
+          <wp:inline xmlns:a="http://schemas.openxmlformats.org/drawingml/2006/main" xmlns:pic="http://schemas.openxmlformats.org/drawingml/2006/picture">
+            <wp:extent cx="5486400" cy="2641600"/>
+            <wp:docPr id="3" name="Picture 3" descr="Controlled toy-pattern comparison"/>
+            <wp:cNvGraphicFramePr>
+              <a:graphicFrameLocks noChangeAspect="1"/>
+            </wp:cNvGraphicFramePr>
+            <a:graphic>
+              <a:graphicData uri="http://schemas.openxmlformats.org/drawingml/2006/picture">
+                <pic:pic>
+                  <pic:nvPicPr>
+                    <pic:cNvPr id="0" name="academy-detail-ai-5-34.png"/>
+                    <pic:cNvPicPr/>
+                  </pic:nvPicPr>
+                  <pic:blipFill>
+                    <a:blip r:embed="rId11"/>
+                    <a:stretch>
+                      <a:fillRect/>
+                    </a:stretch>
+                  </pic:blipFill>
+                  <pic:spPr>
+                    <a:xfrm>
+                      <a:off x="0" y="0"/>
+                      <a:ext cx="5486400" cy="2641600"/>
+                    </a:xfrm>
+                    <a:prstGeom prst="rect"/>
+                  </pic:spPr>
+                </pic:pic>
+              </a:graphicData>
+            </a:graphic>
+          </wp:inline>
+        </w:drawing>
+      </w:r>
+    </w:p>
+    <w:p>
+      <w:r>
+        <w:drawing>
+          <wp:inline xmlns:a="http://schemas.openxmlformats.org/drawingml/2006/main" xmlns:pic="http://schemas.openxmlformats.org/drawingml/2006/picture">
+            <wp:extent cx="5486400" cy="5225143"/>
+            <wp:docPr id="4" name="Picture 4" descr="Capstone controlled experiments. Identify the intervention: B adds the centre-feature connection; all other declared settings stay fixed.. Count outcomes: A is 4/6 correct; B is 5/6.. Inspect paired cases: Only case three changes correctness; case five fails for both."/>
+            <wp:cNvGraphicFramePr>
+              <a:graphicFrameLocks noChangeAspect="1"/>
+            </wp:cNvGraphicFramePr>
+            <a:graphic>
+              <a:graphicData uri="http://schemas.openxmlformats.org/drawingml/2006/picture">
+                <pic:pic>
+                  <pic:nvPicPr>
+                    <pic:cNvPr id="0" name="academy-visual-ai-5-34.png"/>
+                    <pic:cNvPicPr/>
+                  </pic:nvPicPr>
+                  <pic:blipFill>
+                    <a:blip r:embed="rId12"/>
+                    <a:stretch>
+                      <a:fillRect/>
+                    </a:stretch>
+                  </pic:blipFill>
+                  <pic:spPr>
+                    <a:xfrm>
+                      <a:off x="0" y="0"/>
+                      <a:ext cx="5486400" cy="5225143"/>
+                    </a:xfrm>
+                    <a:prstGeom prst="rect"/>
+                  </pic:spPr>
+                </pic:pic>
+              </a:graphicData>
+            </a:graphic>
+          </wp:inline>
+        </w:drawing>
+      </w:r>
+    </w:p>
+    <w:p>
+      <w:pPr>
+        <w:pStyle w:val="Heading3"/>
+      </w:pPr>
+      <w:r>
+        <w:t>Why this result follows</w:t>
+      </w:r>
+    </w:p>
+    <w:p>
+      <w:pPr>
+        <w:pStyle w:val="Heading3"/>
+      </w:pPr>
+      <w:r>
+        <w:t>What this example does not establish</w:t>
       </w:r>
     </w:p>
     <w:p>
@@ -1628,22 +1998,27 @@
         <w:pStyle w:val="Heading1"/>
       </w:pPr>
       <w:r>
-        <w:t>07. Find and repair a mistake</w:t>
-      </w:r>
-    </w:p>
-    <w:p>
-      <w:r>
-        <w:t>Find the unsupported step in the Capstone controlled experiments claim and explain a repair using the supplied evidence.</w:t>
-      </w:r>
-    </w:p>
-    <w:p>
-      <w:pPr>
-        <w:spacing w:line="336" w:lineRule="auto" w:after="180"/>
-      </w:pPr>
-      <w:r>
-        <w:rPr>
-          <w:b w:val="0"/>
-        </w:rPr>
+        <w:t>07. Use a supported third path without changing the candidate set</w:t>
+      </w:r>
+    </w:p>
+    <w:p>
+      <w:r>
+        <w:t>Equal final weights can follow different intermediate trajectories.</w:t>
+      </w:r>
+    </w:p>
+    <w:p>
+      <w:pPr>
+        <w:pStyle w:val="Heading2"/>
+      </w:pPr>
+      <w:r>
+        <w:t>Complete separate rate 0.3 probe and guided question</w:t>
+      </w:r>
+    </w:p>
+    <w:p>
+      <w:pPr>
+        <w:pStyle w:val="ListBullet"/>
+      </w:pPr>
+      <w:r>
         <w:t>Supported example: rate 0.3 starts at a = 1. The first gradient is -5, giving a = 2.5. The next gradient is 2.5, giving a = 1.75. This two-update run finishes at the same weight as rate 0.1 although its path differs.</w:t>
       </w:r>
     </w:p>
@@ -1682,34 +2057,101 @@
     </w:p>
     <w:p>
       <w:pPr>
+        <w:pStyle w:val="Heading2"/>
+      </w:pPr>
+      <w:r>
+        <w:t>Recompute scores and distinct-case count</w:t>
+      </w:r>
+    </w:p>
+    <w:p>
+      <w:pPr>
+        <w:pStyle w:val="ListBullet"/>
+      </w:pPr>
+      <w:r>
+        <w:t>Recompute validation MSE for the final weights and apply the written selection rule. How many distinct validation rows were used?</w:t>
+      </w:r>
+    </w:p>
+    <w:p>
+      <w:pPr>
         <w:pStyle w:val="Heading3"/>
       </w:pPr>
       <w:r>
+        <w:t>State one repair and the checks you would rerun.</w:t>
+      </w:r>
+    </w:p>
+    <w:p>
+      <w:r>
+        <w:t>________________________________________________________________</w:t>
+      </w:r>
+    </w:p>
+    <w:p>
+      <w:r>
+        <w:t>________________________________________________________________</w:t>
+      </w:r>
+    </w:p>
+    <w:p>
+      <w:r>
+        <w:t>________________________________________________________________</w:t>
+      </w:r>
+    </w:p>
+    <w:p>
+      <w:r>
+        <w:t>________________________________________________________________</w:t>
+      </w:r>
+    </w:p>
+    <w:p>
+      <w:r>
+        <w:t>________________________________________________________________</w:t>
+      </w:r>
+    </w:p>
+    <w:p>
+      <w:r>
+        <w:t>________________________________________________________________</w:t>
+      </w:r>
+    </w:p>
+    <w:p>
+      <w:pPr>
+        <w:pStyle w:val="Heading2"/>
+      </w:pPr>
+      <w:r>
+        <w:t>Earlier wording, alternatives and picture transcripts · reference / check after trying</w:t>
+      </w:r>
+    </w:p>
+    <w:p>
+      <w:pPr>
+        <w:pStyle w:val="Heading3"/>
+      </w:pPr>
+      <w:r>
         <w:t>Locate the earliest unsupported step</w:t>
       </w:r>
     </w:p>
     <w:p>
       <w:pPr>
-        <w:spacing w:line="336" w:lineRule="auto" w:after="180"/>
-        <w:shd w:fill="F5F1FB"/>
-      </w:pPr>
-      <w:r>
-        <w:rPr>
-          <w:b w:val="0"/>
-        </w:rPr>
-        <w:t xml:space="preserve">Recompute validation MSE for the final weights and apply the written </w:t>
-      </w:r>
-      <w:r>
-        <w:rPr>
-          <w:b/>
-        </w:rPr>
-        <w:t>selection rule</w:t>
-      </w:r>
-      <w:r>
-        <w:rPr>
-          <w:b w:val="0"/>
-        </w:rPr>
-        <w:t>. How many distinct validation rows were used?</w:t>
+        <w:pStyle w:val="Heading1"/>
+      </w:pPr>
+      <w:r>
+        <w:t>08. Practise controls, update traces and validation selection</w:t>
+      </w:r>
+    </w:p>
+    <w:p>
+      <w:r>
+        <w:t>List fixed settings before attributing a difference to learning rate.</w:t>
+      </w:r>
+    </w:p>
+    <w:p>
+      <w:pPr>
+        <w:pStyle w:val="Heading2"/>
+      </w:pPr>
+      <w:r>
+        <w:t>Current task and supported third path</w:t>
+      </w:r>
+    </w:p>
+    <w:p>
+      <w:pPr>
+        <w:pStyle w:val="ListBullet"/>
+      </w:pPr>
+      <w:r>
+        <w:t>List six settings held fixed and the single intended changed factor.</w:t>
       </w:r>
     </w:p>
     <w:p>
@@ -1717,7 +2159,7 @@
         <w:pStyle w:val="Heading3"/>
       </w:pPr>
       <w:r>
-        <w:t>State one repair and the checks you would rerun.</w:t>
+        <w:t>Guided: calculate the second update and its validation MSE. Explain why equal final scores do not mean identical trajectories.</w:t>
       </w:r>
     </w:p>
     <w:p>
@@ -1746,43 +2188,19 @@
       </w:r>
     </w:p>
     <w:p>
+      <w:pPr>
+        <w:pStyle w:val="Heading3"/>
+      </w:pPr>
+      <w:r>
+        <w:t>Explain your prediction to a partner before comparing results.</w:t>
+      </w:r>
+    </w:p>
+    <w:p>
       <w:r>
         <w:t>________________________________________________________________</w:t>
       </w:r>
     </w:p>
     <w:p>
-      <w:pPr>
-        <w:pStyle w:val="Heading1"/>
-      </w:pPr>
-      <w:r>
-        <w:t>08. Practise together</w:t>
-      </w:r>
-    </w:p>
-    <w:p>
-      <w:r>
-        <w:t>Practise Capstone controlled experiments with support, then explain the deciding step in your own words.</w:t>
-      </w:r>
-    </w:p>
-    <w:p>
-      <w:pPr>
-        <w:spacing w:line="336" w:lineRule="auto" w:after="180"/>
-      </w:pPr>
-      <w:r>
-        <w:rPr>
-          <w:b w:val="0"/>
-        </w:rPr>
-        <w:t>List six settings held fixed and the single intended changed factor.</w:t>
-      </w:r>
-    </w:p>
-    <w:p>
-      <w:pPr>
-        <w:pStyle w:val="Heading3"/>
-      </w:pPr>
-      <w:r>
-        <w:t>Guided: calculate the second update and its validation MSE. Explain why equal final scores do not mean identical trajectories.</w:t>
-      </w:r>
-    </w:p>
-    <w:p>
       <w:r>
         <w:t>________________________________________________________________</w:t>
       </w:r>
@@ -1798,49 +2216,11 @@
       </w:r>
     </w:p>
     <w:p>
-      <w:r>
-        <w:t>________________________________________________________________</w:t>
-      </w:r>
-    </w:p>
-    <w:p>
-      <w:r>
-        <w:t>________________________________________________________________</w:t>
-      </w:r>
-    </w:p>
-    <w:p>
-      <w:pPr>
-        <w:pStyle w:val="Heading3"/>
-      </w:pPr>
-      <w:r>
-        <w:t>Explain your prediction to a partner before comparing results.</w:t>
-      </w:r>
-    </w:p>
-    <w:p>
-      <w:r>
-        <w:t>________________________________________________________________</w:t>
-      </w:r>
-    </w:p>
-    <w:p>
-      <w:r>
-        <w:t>________________________________________________________________</w:t>
-      </w:r>
-    </w:p>
-    <w:p>
-      <w:r>
-        <w:t>________________________________________________________________</w:t>
-      </w:r>
-    </w:p>
-    <w:p>
-      <w:r>
-        <w:t>________________________________________________________________</w:t>
-      </w:r>
-    </w:p>
-    <w:p>
-      <w:pPr>
-        <w:pStyle w:val="Heading3"/>
-      </w:pPr>
-      <w:r>
-        <w:t>Practise with less help: Trace both runs</w:t>
+      <w:pPr>
+        <w:pStyle w:val="Heading2"/>
+      </w:pPr>
+      <w:r>
+        <w:t>Supported W2 record</w:t>
       </w:r>
     </w:p>
     <w:p>
@@ -1958,82 +2338,49 @@
     </w:p>
     <w:p>
       <w:pPr>
+        <w:pStyle w:val="Heading2"/>
+      </w:pPr>
+      <w:r>
+        <w:t>Individual experiment-reasoning check</w:t>
+      </w:r>
+    </w:p>
+    <w:p>
+      <w:pPr>
+        <w:pStyle w:val="ListBullet"/>
+      </w:pPr>
+      <w:r>
+        <w:t>Use the worked case for Capstone controlled experiments. Proposed explanation: “More runs mean more validation examples”. Decide whether this explanation is supported. Point to the step or supplied fact that decides; explain your repair if needed.</w:t>
+      </w:r>
+    </w:p>
+    <w:p>
+      <w:pPr>
+        <w:pStyle w:val="ListBullet"/>
+      </w:pPr>
+      <w:r>
+        <w:t>Answer on your own before discussion. If you are unsure, say which step you need help with.</w:t>
+      </w:r>
+    </w:p>
+    <w:p>
+      <w:pPr>
+        <w:pStyle w:val="Heading2"/>
+      </w:pPr>
+      <w:r>
+        <w:t>Pictured paired-case response</w:t>
+      </w:r>
+    </w:p>
+    <w:p>
+      <w:pPr>
+        <w:pStyle w:val="ListBullet"/>
+      </w:pPr>
+      <w:r>
+        <w:t>Compute the two correct counts and identify the changed case. Why would changing B’s training data weaken the conclusion about its added connection?</w:t>
+      </w:r>
+    </w:p>
+    <w:p>
+      <w:pPr>
         <w:pStyle w:val="Heading3"/>
       </w:pPr>
       <w:r>
-        <w:t>Check your reasoning</w:t>
-      </w:r>
-    </w:p>
-    <w:p>
-      <w:pPr>
-        <w:spacing w:line="336" w:lineRule="auto" w:after="180"/>
-      </w:pPr>
-      <w:r>
-        <w:rPr>
-          <w:b w:val="0"/>
-        </w:rPr>
-        <w:t>Use the worked case for Capstone controlled experiments. Proposed explanation: “More runs mean more validation examples”. Decide whether this explanation is supported.</w:t>
-      </w:r>
-    </w:p>
-    <w:p>
-      <w:pPr>
-        <w:spacing w:line="336" w:lineRule="auto" w:after="180"/>
-      </w:pPr>
-      <w:r>
-        <w:rPr>
-          <w:b w:val="0"/>
-        </w:rPr>
-        <w:t>Point to the step or supplied fact that decides; explain your repair if needed.</w:t>
-      </w:r>
-    </w:p>
-    <w:p>
-      <w:pPr>
-        <w:spacing w:line="336" w:lineRule="auto" w:after="180"/>
-      </w:pPr>
-      <w:r>
-        <w:rPr>
-          <w:b w:val="0"/>
-        </w:rPr>
-        <w:t>Answer on your own before discussion. If you are unsure, say which step you need help with.</w:t>
-      </w:r>
-    </w:p>
-    <w:p>
-      <w:pPr>
-        <w:pStyle w:val="Heading3"/>
-      </w:pPr>
-      <w:r>
-        <w:t>Explain the picture</w:t>
-      </w:r>
-    </w:p>
-    <w:p>
-      <w:pPr>
-        <w:spacing w:line="336" w:lineRule="auto" w:after="180"/>
-        <w:shd w:fill="F5F1FB"/>
-      </w:pPr>
-      <w:r>
-        <w:rPr>
-          <w:b w:val="0"/>
-        </w:rPr>
-        <w:t xml:space="preserve">Compute the two correct counts and identify the changed case. Why would changing B’s </w:t>
-      </w:r>
-      <w:r>
-        <w:rPr>
-          <w:b/>
-        </w:rPr>
-        <w:t>training</w:t>
-      </w:r>
-      <w:r>
-        <w:rPr>
-          <w:b w:val="0"/>
-        </w:rPr>
-        <w:t xml:space="preserve"> data weaken the conclusion about its added connection?</w:t>
-      </w:r>
-    </w:p>
-    <w:p>
-      <w:pPr>
-        <w:pStyle w:val="Heading3"/>
-      </w:pPr>
-      <w:r>
         <w:t>My explanation using a pictured step and the given facts</w:t>
       </w:r>
     </w:p>
@@ -2055,6 +2402,14 @@
     <w:p>
       <w:r>
         <w:t>________________________________________________________________</w:t>
+      </w:r>
+    </w:p>
+    <w:p>
+      <w:pPr>
+        <w:pStyle w:val="Heading2"/>
+      </w:pPr>
+      <w:r>
+        <w:t>Reserve independent target y = 3x</w:t>
       </w:r>
     </w:p>
     <w:p>
@@ -2070,23 +2425,55 @@
     </w:p>
     <w:p>
       <w:pPr>
+        <w:pStyle w:val="Heading2"/>
+      </w:pPr>
+      <w:r>
+        <w:t>Earlier wording, alternatives and picture transcripts · reference / check after trying</w:t>
+      </w:r>
+    </w:p>
+    <w:p>
+      <w:pPr>
+        <w:pStyle w:val="Heading3"/>
+      </w:pPr>
+      <w:r>
+        <w:t>Practise with less help: Trace both runs</w:t>
+      </w:r>
+    </w:p>
+    <w:p>
+      <w:pPr>
+        <w:pStyle w:val="Heading3"/>
+      </w:pPr>
+      <w:r>
+        <w:t>Check your reasoning</w:t>
+      </w:r>
+    </w:p>
+    <w:p>
+      <w:pPr>
+        <w:pStyle w:val="Heading3"/>
+      </w:pPr>
+      <w:r>
+        <w:t>Explain the picture</w:t>
+      </w:r>
+    </w:p>
+    <w:p>
+      <w:pPr>
         <w:pStyle w:val="Heading1"/>
       </w:pPr>
       <w:r>
-        <w:t>09. Run the investigation</w:t>
-      </w:r>
-    </w:p>
-    <w:p>
-      <w:r>
-        <w:t>Investigate Capstone controlled experiments. Record the prediction, actual observation or labelled paper trace, explanation and next test separately.</w:t>
-      </w:r>
-    </w:p>
-    <w:p>
-      <w:pPr>
-        <w:pStyle w:val="Heading3"/>
-      </w:pPr>
-      <w:r>
-        <w:t>Predict, investigate and preserve the evidence</w:t>
+        <w:t>09. Run the complete matched experiment audit</w:t>
+      </w:r>
+    </w:p>
+    <w:p>
+      <w:r>
+        <w:t>Separate the two selection candidates, a supported probe and the supplied picture flags.</w:t>
+      </w:r>
+    </w:p>
+    <w:p>
+      <w:pPr>
+        <w:pStyle w:val="Heading2"/>
+      </w:pPr>
+      <w:r>
+        <w:t>Current two-update task</w:t>
       </w:r>
     </w:p>
     <w:p>
@@ -2098,6 +2485,128 @@
           <w:b w:val="0"/>
         </w:rPr>
         <w:t>Compute both updates for rates 0.1 and 0.2 using gradient 5*(a-2).</w:t>
+      </w:r>
+    </w:p>
+    <w:p>
+      <w:pPr>
+        <w:pStyle w:val="Heading2"/>
+      </w:pPr>
+      <w:r>
+        <w:t>Complete executable comparison</w:t>
+      </w:r>
+    </w:p>
+    <w:p>
+      <w:r>
+        <w:rPr>
+          <w:rFonts w:ascii="Courier New" w:hAnsi="Courier New"/>
+          <w:sz w:val="18"/>
+        </w:rPr>
+        <w:t>"""Matched supplied regression experiments; final cases remain absent."""</w:t>
+        <w:br/>
+        <w:t>train=[('T1',1,2),('T2',2,4)]</w:t>
+        <w:br/>
+        <w:t>validation=[('V1',3,6),('V2',4,8)]</w:t>
+        <w:br/>
+        <w:t>def predict(a,x):return max(0,a*x)</w:t>
+        <w:br/>
+        <w:t>def mse(a,rows):</w:t>
+        <w:br/>
+        <w:t xml:space="preserve">    if not rows:raise ValueError('Need evaluated rows')</w:t>
+        <w:br/>
+        <w:t xml:space="preserve">    return sum((predict(a,x)-y)**2 for _,x,y in rows)/len(rows)</w:t>
+        <w:br/>
+        <w:t>def fit(rate,updates=2):</w:t>
+        <w:br/>
+        <w:t xml:space="preserve">    if rate&lt;=0 or type(updates) is not int or updates&lt;=0:</w:t>
+        <w:br/>
+        <w:t xml:space="preserve">        raise ValueError('Need positive rate and integer update count')</w:t>
+        <w:br/>
+        <w:t xml:space="preserve">    a=1.0</w:t>
+        <w:br/>
+        <w:t xml:space="preserve">    history=[]</w:t>
+        <w:br/>
+        <w:t xml:space="preserve">    for update in range(1,updates+1):</w:t>
+        <w:br/>
+        <w:t xml:space="preserve">        if any(a*x&lt;=0 for _,x,_ in train):</w:t>
+        <w:br/>
+        <w:t xml:space="preserve">            raise ValueError('Restricted gradient needs positive preactivations')</w:t>
+        <w:br/>
+        <w:t xml:space="preserve">        before=a</w:t>
+        <w:br/>
+        <w:t xml:space="preserve">        gradient=sum(2*(a*x-y)*x for _,x,y in train)/len(train)</w:t>
+        <w:br/>
+        <w:t xml:space="preserve">        a-=rate*gradient</w:t>
+        <w:br/>
+        <w:t xml:space="preserve">        history.append((update,before,gradient,a,mse(a,train),mse(a,validation)))</w:t>
+        <w:br/>
+        <w:t xml:space="preserve">    return {'rate':rate,'weight':a,'history':history,'validation_mse':mse(a,validation)}</w:t>
+        <w:br/>
+        <w:t>runs=[fit(.1),fit(.2)]</w:t>
+        <w:br/>
+        <w:t>selected=min(runs,key=lambda r:(r['validation_mse'],r['rate']))</w:t>
+        <w:br/>
+        <w:t>assert [[r[3] for r in run['history']] for run in runs]==[[1.5,1.75],[2,2]]</w:t>
+        <w:br/>
+        <w:t>assert [r['validation_mse'] for r in runs]==[.78125,0]</w:t>
+        <w:br/>
+        <w:t>assert selected['rate']==.2</w:t>
+        <w:br/>
+        <w:t>print('Baseline train/validation MSE:',mse(1,train),mse(1,validation))</w:t>
+        <w:br/>
+        <w:t>for run in runs:</w:t>
+        <w:br/>
+        <w:t xml:space="preserve">    print('Rate:',run['rate'],'history update,before,gradient,after,train MSE,valid MSE:',run['history'])</w:t>
+        <w:br/>
+        <w:t xml:space="preserve">    print('Validation ID,prediction,squared error:',</w:t>
+        <w:br/>
+        <w:t xml:space="preserve">          [(name,predict(run['weight'],x),(predict(run['weight'],x)-y)**2)</w:t>
+        <w:br/>
+        <w:t xml:space="preserve">           for name,x,y in validation])</w:t>
+        <w:br/>
+        <w:t>print('Selected using two distinct validation rows:',selected['rate'])</w:t>
+        <w:br/>
+        <w:t># Supported .3 probe is outside the prespecified .1/.2 candidate set.</w:t>
+        <w:br/>
+        <w:t>probe=fit(.3)</w:t>
+        <w:br/>
+        <w:t>assert [r[3] for r in probe['history']]==[2.5,1.75]</w:t>
+        <w:br/>
+        <w:t>print('Supported .3 path, not a selection candidate:',probe['history'])</w:t>
+        <w:br/>
+        <w:t># Separate supplied picture entries are correctness flags, not class predictions.</w:t>
+        <w:br/>
+        <w:t>a_flags=[1,1,0,1,0,1];b_flags=[1,1,1,1,0,1]</w:t>
+        <w:br/>
+        <w:t>assert sum(a_flags)==4 and sum(b_flags)==5</w:t>
+        <w:br/>
+        <w:t>print('Pictured changed case IDs:',[i+1 for i,(a,b) in enumerate(zip(a_flags,b_flags)) if a!=b])</w:t>
+        <w:br/>
+        <w:t>print('Final evaluation not opened; no speed or seed-variation measurement.')</w:t>
+        <w:br/>
+      </w:r>
+    </w:p>
+    <w:p>
+      <w:pPr>
+        <w:pStyle w:val="Heading2"/>
+      </w:pPr>
+      <w:r>
+        <w:t>Expected histories, checks and honest limits</w:t>
+      </w:r>
+    </w:p>
+    <w:p>
+      <w:pPr>
+        <w:pStyle w:val="ListNumber"/>
+      </w:pPr>
+      <w:r>
+        <w:t>Predict each gradient and weight before running or tracing. Both runs use initial a = 1 and two updates on training (1, 2), (2, 4), then the same validation (3, 6), (4, 8). Rate .1 ends at 1.75 with validation MSE .78125; rate .2 ends at 2 with MSE 0. Select .2 using the declared .1/.2 candidate set. The supported .3 path ends at 1.75 too but is not an extra candidate retroactively added to that selection. Preserve all runs, including unsuccessful ones. No random seed variation, runtime or final-test outcome is measured. The complete program checks the active training region before using its restricted gradient.</w:t>
+      </w:r>
+    </w:p>
+    <w:p>
+      <w:pPr>
+        <w:pStyle w:val="Heading2"/>
+      </w:pPr>
+      <w:r>
+        <w:t>Evidence ledger and reflection</w:t>
       </w:r>
     </w:p>
     <w:tbl>
@@ -2249,14 +2758,6 @@
     </w:p>
     <w:p>
       <w:pPr>
-        <w:pStyle w:val="Heading3"/>
-      </w:pPr>
-      <w:r>
-        <w:t>Plan → try → check</w:t>
-      </w:r>
-    </w:p>
-    <w:p>
-      <w:pPr>
         <w:spacing w:line="336" w:lineRule="auto" w:after="180"/>
       </w:pPr>
       <w:r>
@@ -2268,23 +2769,47 @@
     </w:p>
     <w:p>
       <w:pPr>
+        <w:pStyle w:val="Heading2"/>
+      </w:pPr>
+      <w:r>
+        <w:t>Earlier wording, alternatives and picture transcripts · reference / check after trying</w:t>
+      </w:r>
+    </w:p>
+    <w:p>
+      <w:pPr>
+        <w:pStyle w:val="Heading3"/>
+      </w:pPr>
+      <w:r>
+        <w:t>Predict, investigate and preserve the evidence</w:t>
+      </w:r>
+    </w:p>
+    <w:p>
+      <w:pPr>
+        <w:pStyle w:val="Heading3"/>
+      </w:pPr>
+      <w:r>
+        <w:t>Plan → try → check</w:t>
+      </w:r>
+    </w:p>
+    <w:p>
+      <w:pPr>
         <w:pStyle w:val="Heading1"/>
       </w:pPr>
       <w:r>
-        <w:t>10. Build your understanding</w:t>
-      </w:r>
-    </w:p>
-    <w:p>
-      <w:r>
-        <w:t>Move from recall to tracing, diagnosis and transfer in Capstone controlled experiments. Explain why each step is justified.</w:t>
-      </w:r>
-    </w:p>
-    <w:p>
-      <w:pPr>
-        <w:pStyle w:val="Heading3"/>
-      </w:pPr>
-      <w:r>
-        <w:t>Explain → apply → challenge</w:t>
+        <w:t>14. Try alone: compare two rates for a new target</w:t>
+      </w:r>
+    </w:p>
+    <w:p>
+      <w:r>
+        <w:t>Use the fresh gradient and preserve the two-update budget.</w:t>
+      </w:r>
+    </w:p>
+    <w:p>
+      <w:pPr>
+        <w:pStyle w:val="Heading2"/>
+      </w:pPr>
+      <w:r>
+        <w:t>Complete independent training and validation case</w:t>
       </w:r>
     </w:p>
     <w:p>
@@ -2295,42 +2820,7 @@
         <w:rPr>
           <w:b w:val="0"/>
         </w:rPr>
-        <w:t>List six settings held fixed and the single intended changed factor.</w:t>
-      </w:r>
-    </w:p>
-    <w:p>
-      <w:pPr>
-        <w:spacing w:line="336" w:lineRule="auto" w:after="180"/>
-        <w:shd w:fill="F5F1FB"/>
-      </w:pPr>
-      <w:r>
-        <w:rPr>
-          <w:b w:val="0"/>
-        </w:rPr>
-        <w:t xml:space="preserve">Recompute validation MSE for the final weights and apply the written </w:t>
-      </w:r>
-      <w:r>
-        <w:rPr>
-          <w:b/>
-        </w:rPr>
-        <w:t>selection rule</w:t>
-      </w:r>
-      <w:r>
-        <w:rPr>
-          <w:b w:val="0"/>
-        </w:rPr>
-        <w:t>. How many distinct validation rows were used?</w:t>
-      </w:r>
-    </w:p>
-    <w:p>
-      <w:pPr>
-        <w:spacing w:line="336" w:lineRule="auto" w:after="180"/>
-      </w:pPr>
-      <w:r>
-        <w:rPr>
-          <w:b w:val="0"/>
-        </w:rPr>
-        <w:t xml:space="preserve">Run A uses rate 0.1 for two updates; run B uses rate 0.2 for six updates and different </w:t>
+        <w:t xml:space="preserve">For </w:t>
       </w:r>
       <w:r>
         <w:rPr>
@@ -2342,7 +2832,15 @@
         <w:rPr>
           <w:b w:val="0"/>
         </w:rPr>
-        <w:t xml:space="preserve"> rows. Can the difference be attributed to rate alone? Propose a repair.</w:t>
+        <w:t xml:space="preserve"> (1,3),(2,6) and validation (3,9),(4,12), start a = 1. Compare rates 0.1 and 0.2 for two updates. Gradient is 5*(a-3). Compute final weights and validation MSE, then select lower MSE; ties go to 0.1.</w:t>
+      </w:r>
+    </w:p>
+    <w:p>
+      <w:pPr>
+        <w:pStyle w:val="Heading2"/>
+      </w:pPr>
+      <w:r>
+        <w:t>First attempt and support record</w:t>
       </w:r>
     </w:p>
     <w:p>
@@ -2350,7 +2848,7 @@
         <w:pStyle w:val="Heading3"/>
       </w:pPr>
       <w:r>
-        <w:t>Explain which evidence supports your conclusion and which claim remains unproved.</w:t>
+        <w:t>My independent explanation, trace and limits</w:t>
       </w:r>
     </w:p>
     <w:p>
@@ -2379,16 +2877,189 @@
       </w:r>
     </w:p>
     <w:p>
+      <w:r>
+        <w:t>________________________________________________________________</w:t>
+      </w:r>
+    </w:p>
+    <w:p>
+      <w:r>
+        <w:t>________________________________________________________________</w:t>
+      </w:r>
+    </w:p>
+    <w:p>
+      <w:pPr>
+        <w:spacing w:line="336" w:lineRule="auto" w:after="180"/>
+      </w:pPr>
+      <w:r>
+        <w:rPr>
+          <w:b w:val="0"/>
+        </w:rPr>
+        <w:t>Attempt this case before feedback. Record any help. Earlier examples below are further practice; a case already practised with feedback cannot establish fresh transfer.</w:t>
+      </w:r>
+    </w:p>
+    <w:p>
+      <w:pPr>
+        <w:pStyle w:val="Heading2"/>
+      </w:pPr>
+      <w:r>
+        <w:t>Feedback after trying</w:t>
+      </w:r>
+    </w:p>
+    <w:p>
+      <w:pPr>
+        <w:spacing w:line="336" w:lineRule="auto" w:after="180"/>
+      </w:pPr>
+      <w:r>
+        <w:rPr>
+          <w:b w:val="0"/>
+        </w:rPr>
+        <w:t>Attempt the independent case before hints. Record whether you worked alone, used a hint or followed a model. After feedback, fix the first unsupported step and explain why it changed.</w:t>
+      </w:r>
+    </w:p>
+    <w:p>
+      <w:pPr>
+        <w:spacing w:line="336" w:lineRule="auto" w:after="180"/>
+      </w:pPr>
+      <w:r>
+        <w:rPr>
+          <w:b w:val="0"/>
+        </w:rPr>
+        <w:t>A later check uses a changed case, not a copied answer.</w:t>
+      </w:r>
+    </w:p>
+    <w:p>
+      <w:pPr>
+        <w:pStyle w:val="Heading2"/>
+      </w:pPr>
+      <w:r>
+        <w:t>Earlier wording, alternatives and picture transcripts · reference / check after trying</w:t>
+      </w:r>
+    </w:p>
+    <w:p>
+      <w:pPr>
+        <w:pStyle w:val="Heading3"/>
+      </w:pPr>
+      <w:r>
+        <w:t>Independent case: Run a new comparison independently</w:t>
+      </w:r>
+    </w:p>
+    <w:p>
+      <w:pPr>
+        <w:pStyle w:val="Heading3"/>
+      </w:pPr>
+      <w:r>
+        <w:t>Attempt this without hints</w:t>
+      </w:r>
+    </w:p>
+    <w:p>
+      <w:pPr>
+        <w:spacing w:line="336" w:lineRule="auto" w:after="180"/>
+      </w:pPr>
+      <w:r>
+        <w:rPr>
+          <w:b w:val="0"/>
+        </w:rPr>
+        <w:t xml:space="preserve">For </w:t>
+      </w:r>
+      <w:r>
+        <w:rPr>
+          <w:b/>
+        </w:rPr>
+        <w:t>training</w:t>
+      </w:r>
+      <w:r>
+        <w:rPr>
+          <w:b w:val="0"/>
+        </w:rPr>
+        <w:t xml:space="preserve"> (1,3),(2,6) and validation (3,9),(4,12), start a = 1. Compare rates 0.1 and 0.2 for two updates. Gradient is 5*(a-3). Compute final weights and validation MSE, then select lower MSE; ties go to 0.1.</w:t>
+      </w:r>
+    </w:p>
+    <w:p>
+      <w:pPr>
+        <w:pStyle w:val="Heading3"/>
+      </w:pPr>
+      <w:r>
+        <w:t>My independent procedure, result and limitation</w:t>
+      </w:r>
+    </w:p>
+    <w:p>
+      <w:r>
+        <w:t>________________________________________________________________</w:t>
+      </w:r>
+    </w:p>
+    <w:p>
+      <w:r>
+        <w:t>________________________________________________________________</w:t>
+      </w:r>
+    </w:p>
+    <w:p>
+      <w:r>
+        <w:t>________________________________________________________________</w:t>
+      </w:r>
+    </w:p>
+    <w:p>
+      <w:r>
+        <w:t>________________________________________________________________</w:t>
+      </w:r>
+    </w:p>
+    <w:p>
+      <w:r>
+        <w:t>________________________________________________________________</w:t>
+      </w:r>
+    </w:p>
+    <w:p>
+      <w:r>
+        <w:t>________________________________________________________________</w:t>
+      </w:r>
+    </w:p>
+    <w:p>
+      <w:r>
+        <w:t>________________________________________________________________</w:t>
+      </w:r>
+    </w:p>
+    <w:p>
+      <w:r>
+        <w:t>________________________________________________________________</w:t>
+      </w:r>
+    </w:p>
+    <w:p>
+      <w:pPr>
+        <w:spacing w:line="336" w:lineRule="auto" w:after="180"/>
+      </w:pPr>
+      <w:r>
+        <w:rPr>
+          <w:b w:val="0"/>
+        </w:rPr>
+        <w:t>Record support used: none, hint or teacher explanation. After feedback, a different case is needed to demonstrate independence.</w:t>
+      </w:r>
+    </w:p>
+    <w:p>
+      <w:pPr>
+        <w:pStyle w:val="Heading3"/>
+      </w:pPr>
+      <w:r>
+        <w:t>Use feedback to improve</w:t>
+      </w:r>
+    </w:p>
+    <w:p>
       <w:pPr>
         <w:pStyle w:val="Heading1"/>
       </w:pPr>
       <w:r>
-        <w:t>11. Connect your project</w:t>
-      </w:r>
-    </w:p>
-    <w:p>
-      <w:r>
-        <w:t>Apply this week’s idea to Image-pattern Network Investigation. Keep an annotated decision and the evidence supporting it.</w:t>
+        <w:t>11. Preserve both runs and the plan revision</w:t>
+      </w:r>
+    </w:p>
+    <w:p>
+      <w:r>
+        <w:t>Save fixed settings, changed factor, histories and validation choice.</w:t>
+      </w:r>
+    </w:p>
+    <w:p>
+      <w:pPr>
+        <w:pStyle w:val="Heading2"/>
+      </w:pPr>
+      <w:r>
+        <w:t>Project task and artifact</w:t>
       </w:r>
     </w:p>
     <w:p>
@@ -2578,10 +3249,10 @@
     </w:tbl>
     <w:p>
       <w:pPr>
-        <w:pStyle w:val="Heading3"/>
-      </w:pPr>
-      <w:r>
-        <w:t>Evidence for your project</w:t>
+        <w:pStyle w:val="Heading2"/>
+      </w:pPr>
+      <w:r>
+        <w:t>Actual run or trace and limitations</w:t>
       </w:r>
     </w:p>
     <w:p>
@@ -2597,15 +3268,88 @@
     </w:p>
     <w:p>
       <w:pPr>
+        <w:pStyle w:val="Heading2"/>
+      </w:pPr>
+      <w:r>
+        <w:t>Earlier wording, alternatives and picture transcripts · reference / check after trying</w:t>
+      </w:r>
+    </w:p>
+    <w:p>
+      <w:pPr>
+        <w:pStyle w:val="Heading3"/>
+      </w:pPr>
+      <w:r>
+        <w:t>Evidence for your project</w:t>
+      </w:r>
+    </w:p>
+    <w:p>
+      <w:pPr>
         <w:pStyle w:val="Heading1"/>
       </w:pPr>
       <w:r>
-        <w:t>12. Show what you know</w:t>
-      </w:r>
-    </w:p>
-    <w:p>
-      <w:r>
-        <w:t>Use a genuinely new case for independent evidence. Previously discussed examples remain practice; use the separately named independent case before feedback.</w:t>
+        <w:t>16. Finish with a controlled comparison and bounded choice</w:t>
+      </w:r>
+    </w:p>
+    <w:p>
+      <w:r>
+        <w:t>A zero validation MSE on a tiny linear task does not establish general superiority.</w:t>
+      </w:r>
+    </w:p>
+    <w:p>
+      <w:pPr>
+        <w:pStyle w:val="Heading2"/>
+      </w:pPr>
+      <w:r>
+        <w:t>Retrieve and explain</w:t>
+      </w:r>
+    </w:p>
+    <w:p>
+      <w:pPr>
+        <w:pStyle w:val="ListBullet"/>
+      </w:pPr>
+      <w:r>
+        <w:t>Close your notes. Explain this goal in your own words: Trace matched two-update learning-rate experiments</w:t>
+      </w:r>
+    </w:p>
+    <w:p>
+      <w:pPr>
+        <w:pStyle w:val="Heading3"/>
+      </w:pPr>
+      <w:r>
+        <w:t>My deciding step, evidence and one remaining question</w:t>
+      </w:r>
+    </w:p>
+    <w:p>
+      <w:r>
+        <w:t>________________________________________________________________</w:t>
+      </w:r>
+    </w:p>
+    <w:p>
+      <w:r>
+        <w:t>________________________________________________________________</w:t>
+      </w:r>
+    </w:p>
+    <w:p>
+      <w:r>
+        <w:t>________________________________________________________________</w:t>
+      </w:r>
+    </w:p>
+    <w:p>
+      <w:r>
+        <w:t>________________________________________________________________</w:t>
+      </w:r>
+    </w:p>
+    <w:p>
+      <w:r>
+        <w:t>________________________________________________________________</w:t>
+      </w:r>
+    </w:p>
+    <w:p>
+      <w:pPr>
+        <w:pStyle w:val="Heading2"/>
+      </w:pPr>
+      <w:r>
+        <w:t>Plan a changed-case return</w:t>
       </w:r>
     </w:p>
     <w:p>
@@ -2616,7 +3360,19 @@
         <w:rPr>
           <w:b w:val="0"/>
         </w:rPr>
-        <w:t xml:space="preserve">Save run IDs, settings, each checkpoint, </w:t>
+        <w:t xml:space="preserve">If you are unsure, return to the worked picture and explain one arrow. If you are ready, change an </w:t>
+      </w:r>
+      <w:r>
+        <w:rPr>
+          <w:b/>
+        </w:rPr>
+        <w:t>input</w:t>
+      </w:r>
+      <w:r>
+        <w:rPr>
+          <w:b w:val="0"/>
+        </w:rPr>
+        <w:t xml:space="preserve"> or assumption and justify your </w:t>
       </w:r>
       <w:r>
         <w:rPr>
@@ -2628,7 +3384,7 @@
         <w:rPr>
           <w:b w:val="0"/>
         </w:rPr>
-        <w:t>s and metric calculations. Report the losing run as well as the winner. Freeze the selected rate, architecture and update count before the final evaluation.</w:t>
+        <w:t>.</w:t>
       </w:r>
     </w:p>
     <w:p>
@@ -2639,7 +3395,7 @@
         <w:rPr>
           <w:b w:val="0"/>
         </w:rPr>
-        <w:t xml:space="preserve">Any change after opening final data requires a new development record and fresh reserved </w:t>
+        <w:t xml:space="preserve">Save your workbook </w:t>
       </w:r>
       <w:r>
         <w:rPr>
@@ -2651,14 +3407,305 @@
         <w:rPr>
           <w:b w:val="0"/>
         </w:rPr>
-        <w:t>.</w:t>
-      </w:r>
-    </w:p>
+        <w:t>. At the next review, try a different case before opening your old answer.</w:t>
+      </w:r>
+    </w:p>
+    <w:p>
+      <w:pPr>
+        <w:pStyle w:val="Heading1"/>
+      </w:pPr>
+      <w:r>
+        <w:t>Reference bank and extra practice</w:t>
+      </w:r>
+    </w:p>
+    <w:p>
+      <w:pPr>
+        <w:pStyle w:val="Heading1"/>
+      </w:pPr>
+      <w:r>
+        <w:t>05. Reference · Use the mathematical words precisely</w:t>
+      </w:r>
+    </w:p>
+    <w:p>
+      <w:r>
+        <w:t>Connect each term to a value or step in the current example.</w:t>
+      </w:r>
+    </w:p>
+    <w:p>
+      <w:pPr>
+        <w:pStyle w:val="Heading2"/>
+      </w:pPr>
+      <w:r>
+        <w:t>Vocabulary and your explanation</w:t>
+      </w:r>
+    </w:p>
+    <w:tbl>
+      <w:tblPr>
+        <w:tblStyle w:val="LightShading-Accent1"/>
+        <w:tblW w:type="auto" w:w="0"/>
+        <w:tblLook w:firstColumn="1" w:firstRow="1" w:lastColumn="0" w:lastRow="0" w:noHBand="0" w:noVBand="1" w:val="04A0"/>
+      </w:tblPr>
+      <w:tblGrid>
+        <w:gridCol w:w="5112"/>
+        <w:gridCol w:w="5112"/>
+      </w:tblGrid>
+      <w:tr>
+        <w:trPr>
+          <w:tblHeader/>
+        </w:trPr>
+        <w:tc>
+          <w:tcPr>
+            <w:tcW w:type="dxa" w:w="5112"/>
+          </w:tcPr>
+          <w:p>
+            <w:r>
+              <w:t>Word</w:t>
+            </w:r>
+          </w:p>
+        </w:tc>
+        <w:tc>
+          <w:tcPr>
+            <w:tcW w:type="dxa" w:w="5112"/>
+          </w:tcPr>
+          <w:p>
+            <w:r>
+              <w:t>Meaning</w:t>
+            </w:r>
+          </w:p>
+        </w:tc>
+      </w:tr>
+      <w:tr>
+        <w:tc>
+          <w:tcPr>
+            <w:tcW w:type="dxa" w:w="5112"/>
+          </w:tcPr>
+          <w:p>
+            <w:r>
+              <w:t>Controlled comparison</w:t>
+            </w:r>
+          </w:p>
+        </w:tc>
+        <w:tc>
+          <w:tcPr>
+            <w:tcW w:type="dxa" w:w="5112"/>
+          </w:tcPr>
+          <w:p>
+            <w:r>
+              <w:t>A comparison holding specified conditions constant while changing an intended factor</w:t>
+            </w:r>
+          </w:p>
+        </w:tc>
+      </w:tr>
+      <w:tr>
+        <w:tc>
+          <w:tcPr>
+            <w:tcW w:type="dxa" w:w="5112"/>
+          </w:tcPr>
+          <w:p>
+            <w:r>
+              <w:t>Full batch</w:t>
+            </w:r>
+          </w:p>
+        </w:tc>
+        <w:tc>
+          <w:tcPr>
+            <w:tcW w:type="dxa" w:w="5112"/>
+          </w:tcPr>
+          <w:p>
+            <w:r>
+              <w:t>An update whose gradient uses all training rows</w:t>
+            </w:r>
+          </w:p>
+        </w:tc>
+      </w:tr>
+      <w:tr>
+        <w:tc>
+          <w:tcPr>
+            <w:tcW w:type="dxa" w:w="5112"/>
+          </w:tcPr>
+          <w:p>
+            <w:r>
+              <w:t>Selection rule</w:t>
+            </w:r>
+          </w:p>
+        </w:tc>
+        <w:tc>
+          <w:tcPr>
+            <w:tcW w:type="dxa" w:w="5112"/>
+          </w:tcPr>
+          <w:p>
+            <w:r>
+              <w:t>A rule for choosing a candidate using development evidence</w:t>
+            </w:r>
+          </w:p>
+        </w:tc>
+      </w:tr>
+      <w:tr>
+        <w:tc>
+          <w:tcPr>
+            <w:tcW w:type="dxa" w:w="5112"/>
+          </w:tcPr>
+          <w:p>
+            <w:r>
+              <w:t>Confounder</w:t>
+            </w:r>
+          </w:p>
+        </w:tc>
+        <w:tc>
+          <w:tcPr>
+            <w:tcW w:type="dxa" w:w="5112"/>
+          </w:tcPr>
+          <w:p>
+            <w:r>
+              <w:t>A differing condition that prevents isolating the intended explanation</w:t>
+            </w:r>
+          </w:p>
+        </w:tc>
+      </w:tr>
+    </w:tbl>
     <w:p>
       <w:pPr>
         <w:pStyle w:val="Heading3"/>
       </w:pPr>
       <w:r>
+        <w:t>Use two terms to explain a step in this week’s example.</w:t>
+      </w:r>
+    </w:p>
+    <w:p>
+      <w:r>
+        <w:t>________________________________________________________________</w:t>
+      </w:r>
+    </w:p>
+    <w:p>
+      <w:r>
+        <w:t>________________________________________________________________</w:t>
+      </w:r>
+    </w:p>
+    <w:p>
+      <w:r>
+        <w:t>________________________________________________________________</w:t>
+      </w:r>
+    </w:p>
+    <w:p>
+      <w:pPr>
+        <w:pStyle w:val="Heading1"/>
+      </w:pPr>
+      <w:r>
+        <w:t>10. Extra challenge · Explain a stronger case</w:t>
+      </w:r>
+    </w:p>
+    <w:p>
+      <w:r>
+        <w:t>Choose the next challenge after the main route.</w:t>
+      </w:r>
+    </w:p>
+    <w:p>
+      <w:pPr>
+        <w:pStyle w:val="Heading2"/>
+      </w:pPr>
+      <w:r>
+        <w:t>Explain,repair and extend</w:t>
+      </w:r>
+    </w:p>
+    <w:p>
+      <w:pPr>
+        <w:pStyle w:val="Heading3"/>
+      </w:pPr>
+      <w:r>
+        <w:t>Explain → apply → challenge</w:t>
+      </w:r>
+    </w:p>
+    <w:p>
+      <w:pPr>
+        <w:pStyle w:val="ListBullet"/>
+      </w:pPr>
+      <w:r>
+        <w:t>List six settings held fixed and the single intended changed factor.</w:t>
+      </w:r>
+    </w:p>
+    <w:p>
+      <w:pPr>
+        <w:pStyle w:val="ListBullet"/>
+      </w:pPr>
+      <w:r>
+        <w:t>Recompute validation MSE for the final weights and apply the written selection rule. How many distinct validation rows were used?</w:t>
+      </w:r>
+    </w:p>
+    <w:p>
+      <w:pPr>
+        <w:pStyle w:val="ListBullet"/>
+      </w:pPr>
+      <w:r>
+        <w:t>Run A uses rate 0.1 for two updates; run B uses rate 0.2 for six updates and different training rows. Can the difference be attributed to rate alone? Propose a repair.</w:t>
+      </w:r>
+    </w:p>
+    <w:p>
+      <w:pPr>
+        <w:pStyle w:val="Heading3"/>
+      </w:pPr>
+      <w:r>
+        <w:t>Explain which evidence supports your conclusion and which claim remains unproved.</w:t>
+      </w:r>
+    </w:p>
+    <w:p>
+      <w:r>
+        <w:t>________________________________________________________________</w:t>
+      </w:r>
+    </w:p>
+    <w:p>
+      <w:r>
+        <w:t>________________________________________________________________</w:t>
+      </w:r>
+    </w:p>
+    <w:p>
+      <w:r>
+        <w:t>________________________________________________________________</w:t>
+      </w:r>
+    </w:p>
+    <w:p>
+      <w:r>
+        <w:t>________________________________________________________________</w:t>
+      </w:r>
+    </w:p>
+    <w:p>
+      <w:r>
+        <w:t>________________________________________________________________</w:t>
+      </w:r>
+    </w:p>
+    <w:p>
+      <w:pPr>
+        <w:pStyle w:val="Heading1"/>
+      </w:pPr>
+      <w:r>
+        <w:t>12. Reference · Check the representation and its limits</w:t>
+      </w:r>
+    </w:p>
+    <w:p>
+      <w:r>
+        <w:t>Use after practice;reserve the new independent y = 3x comparison for the first individual attempt.</w:t>
+      </w:r>
+    </w:p>
+    <w:p>
+      <w:pPr>
+        <w:pStyle w:val="Heading2"/>
+      </w:pPr>
+      <w:r>
+        <w:t>Current explanation and response</w:t>
+      </w:r>
+    </w:p>
+    <w:p>
+      <w:pPr>
+        <w:pStyle w:val="ListBullet"/>
+      </w:pPr>
+      <w:r>
+        <w:t>Save run IDs, settings, each checkpoint, predictions and metric calculations. Report the losing run as well as the winner. Freeze the selected rate, architecture and update count before the final evaluation. Any change after opening final data requires a new development record and fresh reserved evidence.</w:t>
+      </w:r>
+    </w:p>
+    <w:p>
+      <w:pPr>
+        <w:pStyle w:val="Heading3"/>
+      </w:pPr>
+      <w:r>
         <w:t>Exit: one run receives six updates and the other two. What can the score comparison establish, and what must be rerun to isolate the learning rate?</w:t>
       </w:r>
     </w:p>
@@ -2689,25 +3736,10 @@
     </w:p>
     <w:p>
       <w:pPr>
-        <w:spacing w:line="336" w:lineRule="auto" w:after="180"/>
-      </w:pPr>
-      <w:r>
-        <w:rPr>
-          <w:b w:val="0"/>
-        </w:rPr>
-        <w:t xml:space="preserve">Run A uses rate 0.1 for two updates; run B uses rate 0.2 for six updates and different </w:t>
-      </w:r>
-      <w:r>
-        <w:rPr>
-          <w:b/>
-        </w:rPr>
-        <w:t>training</w:t>
-      </w:r>
-      <w:r>
-        <w:rPr>
-          <w:b w:val="0"/>
-        </w:rPr>
-        <w:t xml:space="preserve"> rows. Can the difference be attributed to rate alone? Propose a repair.</w:t>
+        <w:pStyle w:val="ListBullet"/>
+      </w:pPr>
+      <w:r>
+        <w:t>Run A uses rate 0.1 for two updates; run B uses rate 0.2 for six updates and different training rows. Can the difference be attributed to rate alone? Propose a repair.</w:t>
       </w:r>
     </w:p>
     <w:p>
@@ -2743,12 +3775,20 @@
         <w:pStyle w:val="Heading1"/>
       </w:pPr>
       <w:r>
-        <w:t>13. Study a complete case</w:t>
-      </w:r>
-    </w:p>
-    <w:p>
-      <w:r>
-        <w:t>Revisit the complete Capstone controlled experiments case for supported practice. Repeated examples do not become fresh assessments.</w:t>
+        <w:t>13. Extra practice · Revisit the complete trace</w:t>
+      </w:r>
+    </w:p>
+    <w:p>
+      <w:r>
+        <w:t>Predict before reading the supplied steps.</w:t>
+      </w:r>
+    </w:p>
+    <w:p>
+      <w:pPr>
+        <w:pStyle w:val="Heading2"/>
+      </w:pPr>
+      <w:r>
+        <w:t>Complete trace and evidence</w:t>
       </w:r>
     </w:p>
     <w:p>
@@ -2981,230 +4021,20 @@
         <w:pStyle w:val="Heading1"/>
       </w:pPr>
       <w:r>
-        <w:t>14. Try a new case independently</w:t>
-      </w:r>
-    </w:p>
-    <w:p>
-      <w:r>
-        <w:t>Attempt the reserved new case before feedback. Record support; the earlier examples below remain additional practice.</w:t>
-      </w:r>
-    </w:p>
-    <w:p>
-      <w:pPr>
-        <w:pStyle w:val="Heading3"/>
-      </w:pPr>
-      <w:r>
-        <w:t>Independent case: Run a new comparison independently</w:t>
-      </w:r>
-    </w:p>
-    <w:p>
-      <w:pPr>
-        <w:spacing w:line="336" w:lineRule="auto" w:after="180"/>
-      </w:pPr>
-      <w:r>
-        <w:rPr>
-          <w:b w:val="0"/>
-        </w:rPr>
-        <w:t xml:space="preserve">For </w:t>
-      </w:r>
-      <w:r>
-        <w:rPr>
-          <w:b/>
-        </w:rPr>
-        <w:t>training</w:t>
-      </w:r>
-      <w:r>
-        <w:rPr>
-          <w:b w:val="0"/>
-        </w:rPr>
-        <w:t xml:space="preserve"> (1,3),(2,6) and validation (3,9),(4,12), start a = 1. Compare rates 0.1 and 0.2 for two updates. Gradient is 5*(a-3). Compute final weights and validation MSE, then select lower MSE; ties go to 0.1.</w:t>
-      </w:r>
-    </w:p>
-    <w:p>
-      <w:pPr>
-        <w:pStyle w:val="Heading3"/>
-      </w:pPr>
-      <w:r>
-        <w:t>My independent explanation, trace and limits</w:t>
-      </w:r>
-    </w:p>
-    <w:p>
-      <w:r>
-        <w:t>________________________________________________________________</w:t>
-      </w:r>
-    </w:p>
-    <w:p>
-      <w:r>
-        <w:t>________________________________________________________________</w:t>
-      </w:r>
-    </w:p>
-    <w:p>
-      <w:r>
-        <w:t>________________________________________________________________</w:t>
-      </w:r>
-    </w:p>
-    <w:p>
-      <w:r>
-        <w:t>________________________________________________________________</w:t>
-      </w:r>
-    </w:p>
-    <w:p>
-      <w:r>
-        <w:t>________________________________________________________________</w:t>
-      </w:r>
-    </w:p>
-    <w:p>
-      <w:r>
-        <w:t>________________________________________________________________</w:t>
-      </w:r>
-    </w:p>
-    <w:p>
-      <w:r>
-        <w:t>________________________________________________________________</w:t>
-      </w:r>
-    </w:p>
-    <w:p>
-      <w:pPr>
-        <w:spacing w:line="336" w:lineRule="auto" w:after="180"/>
-      </w:pPr>
-      <w:r>
-        <w:rPr>
-          <w:b w:val="0"/>
-        </w:rPr>
-        <w:t>Attempt this case before feedback. Record any help. Earlier examples below are further practice; a case already practised with feedback cannot establish fresh transfer.</w:t>
-      </w:r>
-    </w:p>
-    <w:p>
-      <w:pPr>
-        <w:pStyle w:val="Heading3"/>
-      </w:pPr>
-      <w:r>
-        <w:t>Attempt this without hints</w:t>
-      </w:r>
-    </w:p>
-    <w:p>
-      <w:pPr>
-        <w:spacing w:line="336" w:lineRule="auto" w:after="180"/>
-      </w:pPr>
-      <w:r>
-        <w:rPr>
-          <w:b w:val="0"/>
-        </w:rPr>
-        <w:t xml:space="preserve">For </w:t>
-      </w:r>
-      <w:r>
-        <w:rPr>
-          <w:b/>
-        </w:rPr>
-        <w:t>training</w:t>
-      </w:r>
-      <w:r>
-        <w:rPr>
-          <w:b w:val="0"/>
-        </w:rPr>
-        <w:t xml:space="preserve"> (1,3),(2,6) and validation (3,9),(4,12), start a = 1. Compare rates 0.1 and 0.2 for two updates. Gradient is 5*(a-3). Compute final weights and validation MSE, then select lower MSE; ties go to 0.1.</w:t>
-      </w:r>
-    </w:p>
-    <w:p>
-      <w:pPr>
-        <w:pStyle w:val="Heading3"/>
-      </w:pPr>
-      <w:r>
-        <w:t>My independent procedure, result and limitation</w:t>
-      </w:r>
-    </w:p>
-    <w:p>
-      <w:r>
-        <w:t>________________________________________________________________</w:t>
-      </w:r>
-    </w:p>
-    <w:p>
-      <w:r>
-        <w:t>________________________________________________________________</w:t>
-      </w:r>
-    </w:p>
-    <w:p>
-      <w:r>
-        <w:t>________________________________________________________________</w:t>
-      </w:r>
-    </w:p>
-    <w:p>
-      <w:r>
-        <w:t>________________________________________________________________</w:t>
-      </w:r>
-    </w:p>
-    <w:p>
-      <w:r>
-        <w:t>________________________________________________________________</w:t>
-      </w:r>
-    </w:p>
-    <w:p>
-      <w:r>
-        <w:t>________________________________________________________________</w:t>
-      </w:r>
-    </w:p>
-    <w:p>
-      <w:r>
-        <w:t>________________________________________________________________</w:t>
-      </w:r>
-    </w:p>
-    <w:p>
-      <w:r>
-        <w:t>________________________________________________________________</w:t>
-      </w:r>
-    </w:p>
-    <w:p>
-      <w:pPr>
-        <w:spacing w:line="336" w:lineRule="auto" w:after="180"/>
-      </w:pPr>
-      <w:r>
-        <w:rPr>
-          <w:b w:val="0"/>
-        </w:rPr>
-        <w:t>Record support used: none, hint or teacher explanation. After feedback, a different case is needed to demonstrate independence.</w:t>
-      </w:r>
-    </w:p>
-    <w:p>
-      <w:pPr>
-        <w:pStyle w:val="Heading3"/>
-      </w:pPr>
-      <w:r>
-        <w:t>Use feedback to improve</w:t>
-      </w:r>
-    </w:p>
-    <w:p>
-      <w:pPr>
-        <w:spacing w:line="336" w:lineRule="auto" w:after="180"/>
-      </w:pPr>
-      <w:r>
-        <w:rPr>
-          <w:b w:val="0"/>
-        </w:rPr>
-        <w:t>Attempt the independent case before hints. Record whether you worked alone, used a hint or followed a model. After feedback, fix the first unsupported step and explain why it changed.</w:t>
-      </w:r>
-    </w:p>
-    <w:p>
-      <w:pPr>
-        <w:spacing w:line="336" w:lineRule="auto" w:after="180"/>
-      </w:pPr>
-      <w:r>
-        <w:rPr>
-          <w:b w:val="0"/>
-        </w:rPr>
-        <w:t>A later check uses a changed case, not a copied answer.</w:t>
-      </w:r>
-    </w:p>
-    <w:p>
-      <w:pPr>
-        <w:pStyle w:val="Heading1"/>
-      </w:pPr>
-      <w:r>
-        <w:t>15. Your lesson route</w:t>
-      </w:r>
-    </w:p>
-    <w:p>
-      <w:r>
-        <w:t>Use this map to navigate Capstone controlled experiments, connect the goals to tasks and keep one evidence record for each attempt.</w:t>
+        <w:t>15. Reference · The earlier route checklist</w:t>
+      </w:r>
+    </w:p>
+    <w:p>
+      <w:r>
+        <w:t>Use one main route rather than repeating the lesson.</w:t>
+      </w:r>
+    </w:p>
+    <w:p>
+      <w:pPr>
+        <w:pStyle w:val="Heading2"/>
+      </w:pPr>
+      <w:r>
+        <w:t>Targets,route and first prediction</w:t>
       </w:r>
     </w:p>
     <w:p>
@@ -3383,12 +4213,117 @@
         <w:pStyle w:val="Heading1"/>
       </w:pPr>
       <w:r>
-        <w:t>16. Finish and return</w:t>
-      </w:r>
-    </w:p>
-    <w:p>
-      <w:r>
-        <w:t>Explain Capstone controlled experiments without notes, identify a remaining question and plan a later check with a changed case.</w:t>
+        <w:t>17. Extra practice · Predict,check and repair</w:t>
+      </w:r>
+    </w:p>
+    <w:p>
+      <w:r>
+        <w:t>Keep supported feedback separate from the independent case.</w:t>
+      </w:r>
+    </w:p>
+    <w:p>
+      <w:pPr>
+        <w:pStyle w:val="Heading2"/>
+      </w:pPr>
+      <w:r>
+        <w:t>First supported question and optional hint</w:t>
+      </w:r>
+    </w:p>
+    <w:p>
+      <w:pPr>
+        <w:pStyle w:val="ListBullet"/>
+      </w:pPr>
+      <w:r>
+        <w:t>One controlled network change. The capstone compares two fixed networks on the same six labelled toy patterns. Only one feature connection is added.</w:t>
+      </w:r>
+    </w:p>
+    <w:p>
+      <w:pPr>
+        <w:pStyle w:val="Heading3"/>
+      </w:pPr>
+      <w:r>
+        <w:t>Practice 1: explain the deciding evidence</w:t>
+      </w:r>
+    </w:p>
+    <w:p>
+      <w:pPr>
+        <w:pStyle w:val="ListBullet"/>
+      </w:pPr>
+      <w:r>
+        <w:t>Which labelled step matches this detail? Only case three changes correctness; case five fails for both.</w:t>
+      </w:r>
+    </w:p>
+    <w:p>
+      <w:pPr>
+        <w:pStyle w:val="ListBullet"/>
+      </w:pPr>
+      <w:r>
+        <w:t>1. Inspect paired cases</w:t>
+      </w:r>
+    </w:p>
+    <w:p>
+      <w:pPr>
+        <w:pStyle w:val="ListBullet"/>
+      </w:pPr>
+      <w:r>
+        <w:t>2. Identify the intervention</w:t>
+      </w:r>
+    </w:p>
+    <w:p>
+      <w:pPr>
+        <w:pStyle w:val="ListBullet"/>
+      </w:pPr>
+      <w:r>
+        <w:t>3. Count outcomes</w:t>
+      </w:r>
+    </w:p>
+    <w:p>
+      <w:pPr>
+        <w:pStyle w:val="Heading3"/>
+      </w:pPr>
+      <w:r>
+        <w:t>My selected conclusion, deciding fact and explanation</w:t>
+      </w:r>
+    </w:p>
+    <w:p>
+      <w:r>
+        <w:t>________________________________________________________________</w:t>
+      </w:r>
+    </w:p>
+    <w:p>
+      <w:r>
+        <w:t>________________________________________________________________</w:t>
+      </w:r>
+    </w:p>
+    <w:p>
+      <w:r>
+        <w:t>________________________________________________________________</w:t>
+      </w:r>
+    </w:p>
+    <w:p>
+      <w:r>
+        <w:t>________________________________________________________________</w:t>
+      </w:r>
+    </w:p>
+    <w:p>
+      <w:r>
+        <w:t>________________________________________________________________</w:t>
+      </w:r>
+    </w:p>
+    <w:p>
+      <w:pPr>
+        <w:pStyle w:val="ListBullet"/>
+      </w:pPr>
+      <w:r>
+        <w:t>Hint if needed: Read the steps in the pictorial case. Match the supplied detail to the stage that performs or records it.</w:t>
+      </w:r>
+    </w:p>
+    <w:p>
+      <w:pPr>
+        <w:pStyle w:val="Heading2"/>
+      </w:pPr>
+      <w:r>
+        <w:t>Check after the first attempt · reference / check after trying</w:t>
       </w:r>
     </w:p>
     <w:p>
@@ -3399,40 +4334,7 @@
         <w:rPr>
           <w:b w:val="0"/>
         </w:rPr>
-        <w:t>Close your notes. Explain this goal in your own words: Trace matched two-update learning-rate experiments</w:t>
-      </w:r>
-    </w:p>
-    <w:p>
-      <w:pPr>
-        <w:pStyle w:val="Heading3"/>
-      </w:pPr>
-      <w:r>
-        <w:t>My deciding step, evidence and one remaining question</w:t>
-      </w:r>
-    </w:p>
-    <w:p>
-      <w:r>
-        <w:t>________________________________________________________________</w:t>
-      </w:r>
-    </w:p>
-    <w:p>
-      <w:r>
-        <w:t>________________________________________________________________</w:t>
-      </w:r>
-    </w:p>
-    <w:p>
-      <w:r>
-        <w:t>________________________________________________________________</w:t>
-      </w:r>
-    </w:p>
-    <w:p>
-      <w:r>
-        <w:t>________________________________________________________________</w:t>
-      </w:r>
-    </w:p>
-    <w:p>
-      <w:r>
-        <w:t>________________________________________________________________</w:t>
+        <w:t>After your attempt, compare with the supported explanation: Inspect paired cases Only case three changes correctness; case five fails for both.</w:t>
       </w:r>
     </w:p>
     <w:p>
@@ -3443,31 +4345,169 @@
         <w:rPr>
           <w:b w:val="0"/>
         </w:rPr>
-        <w:t xml:space="preserve">If you are unsure, return to the worked picture and explain one arrow. If you are ready, change an </w:t>
+        <w:t>Controlled experiments vary the specified component while retaining comparable cases. Pairing the outcomes by pattern shows where the score difference comes from instead of hiding it in an overall average.</w:t>
+      </w:r>
+    </w:p>
+    <w:p>
+      <w:pPr>
+        <w:pStyle w:val="Heading2"/>
+      </w:pPr>
+      <w:r>
+        <w:t>Changed-case question and optional hint</w:t>
+      </w:r>
+    </w:p>
+    <w:p>
+      <w:pPr>
+        <w:pStyle w:val="Heading3"/>
+      </w:pPr>
+      <w:r>
+        <w:t>Practice 2: explain the deciding evidence</w:t>
+      </w:r>
+    </w:p>
+    <w:p>
+      <w:pPr>
+        <w:pStyle w:val="ListBullet"/>
+      </w:pPr>
+      <w:r>
+        <w:t>Changed-case practice: Change B’s training set as well as the feature connection. Which conclusion is supported by the supplied facts?</w:t>
+      </w:r>
+    </w:p>
+    <w:p>
+      <w:pPr>
+        <w:pStyle w:val="ListBullet"/>
+      </w:pPr>
+      <w:r>
+        <w:t>1. This one example guarantees correct results for every future input.</w:t>
+      </w:r>
+    </w:p>
+    <w:p>
+      <w:pPr>
+        <w:pStyle w:val="ListBullet"/>
+      </w:pPr>
+      <w:r>
+        <w:t>2. We can decide the result without examining the changed input or the procedure.</w:t>
+      </w:r>
+    </w:p>
+    <w:p>
+      <w:pPr>
+        <w:pStyle w:val="ListBullet"/>
+      </w:pPr>
+      <w:r>
+        <w:t>3. The experiment no longer isolates the connection change.</w:t>
+      </w:r>
+    </w:p>
+    <w:p>
+      <w:pPr>
+        <w:pStyle w:val="Heading3"/>
+      </w:pPr>
+      <w:r>
+        <w:t>My selected conclusion, deciding fact and explanation</w:t>
+      </w:r>
+    </w:p>
+    <w:p>
+      <w:r>
+        <w:t>________________________________________________________________</w:t>
+      </w:r>
+    </w:p>
+    <w:p>
+      <w:r>
+        <w:t>________________________________________________________________</w:t>
+      </w:r>
+    </w:p>
+    <w:p>
+      <w:r>
+        <w:t>________________________________________________________________</w:t>
+      </w:r>
+    </w:p>
+    <w:p>
+      <w:r>
+        <w:t>________________________________________________________________</w:t>
+      </w:r>
+    </w:p>
+    <w:p>
+      <w:r>
+        <w:t>________________________________________________________________</w:t>
+      </w:r>
+    </w:p>
+    <w:p>
+      <w:pPr>
+        <w:pStyle w:val="ListBullet"/>
+      </w:pPr>
+      <w:r>
+        <w:t>Hint if needed: Use the changed condition and the deciding step in the pictorial trace. The answer must say what follows from those facts.</w:t>
+      </w:r>
+    </w:p>
+    <w:p>
+      <w:pPr>
+        <w:pStyle w:val="Heading2"/>
+      </w:pPr>
+      <w:r>
+        <w:t>Check after the changed attempt · reference / check after trying</w:t>
+      </w:r>
+    </w:p>
+    <w:p>
+      <w:pPr>
+        <w:spacing w:line="336" w:lineRule="auto" w:after="180"/>
+      </w:pPr>
+      <w:r>
+        <w:rPr>
+          <w:b w:val="0"/>
+        </w:rPr>
+        <w:t xml:space="preserve">After your attempt, compare with the supported explanation: The experiment no longer isolates the connection change. A </w:t>
       </w:r>
       <w:r>
         <w:rPr>
           <w:b/>
         </w:rPr>
-        <w:t>input</w:t>
+        <w:t>training</w:t>
       </w:r>
       <w:r>
         <w:rPr>
           <w:b w:val="0"/>
         </w:rPr>
-        <w:t xml:space="preserve"> or assumption and justify your </w:t>
+        <w:t>-data difference supplies an alternative explanation for the observed result.</w:t>
+      </w:r>
+    </w:p>
+    <w:p>
+      <w:pPr>
+        <w:pStyle w:val="Heading2"/>
+      </w:pPr>
+      <w:r>
+        <w:t>Repair and retain the record</w:t>
+      </w:r>
+    </w:p>
+    <w:p>
+      <w:pPr>
+        <w:spacing w:line="336" w:lineRule="auto" w:after="180"/>
+      </w:pPr>
+      <w:r>
+        <w:rPr>
+          <w:b w:val="0"/>
+        </w:rPr>
+        <w:t>Review Capstone hypothesis and baseline (ai-5/33). Goal: Write a testable capstone hypothesis and a credible baseline. Short practice: Name the intended change, the baseline and the measured outcome.</w:t>
+      </w:r>
+    </w:p>
+    <w:p>
+      <w:pPr>
+        <w:spacing w:line="336" w:lineRule="auto" w:after="180"/>
+      </w:pPr>
+      <w:r>
+        <w:rPr>
+          <w:b w:val="0"/>
+        </w:rPr>
+        <w:t xml:space="preserve">Why must both versions avoid </w:t>
       </w:r>
       <w:r>
         <w:rPr>
           <w:b/>
         </w:rPr>
-        <w:t>prediction</w:t>
+        <w:t>training</w:t>
       </w:r>
       <w:r>
         <w:rPr>
           <w:b w:val="0"/>
         </w:rPr>
-        <w:t>.</w:t>
+        <w:t xml:space="preserve"> on the eight reserved labels?. Return to this week and explain what you changed.</w:t>
       </w:r>
     </w:p>
     <w:p>
@@ -3478,7 +4518,18 @@
         <w:rPr>
           <w:b w:val="0"/>
         </w:rPr>
-        <w:t xml:space="preserve">Save your workbook </w:t>
+        <w:t>Review Efficiency and resource measurement (ai-5/31). Goal: Calculate throughput and amortised time per example from repeated timings. Short practice: Why is 10 ms/case not necessarily a single-request latency?</w:t>
+      </w:r>
+    </w:p>
+    <w:p>
+      <w:pPr>
+        <w:spacing w:line="336" w:lineRule="auto" w:after="180"/>
+      </w:pPr>
+      <w:r>
+        <w:rPr>
+          <w:b w:val="0"/>
+        </w:rPr>
+        <w:t xml:space="preserve">Point to the relevant step in the picture, then write the changed result and the rule or </w:t>
       </w:r>
       <w:r>
         <w:rPr>
@@ -3490,20 +4541,95 @@
         <w:rPr>
           <w:b w:val="0"/>
         </w:rPr>
-        <w:t>. At the next review, try a different case before opening your old answer.</w:t>
-      </w:r>
-    </w:p>
-    <w:p>
-      <w:pPr>
-        <w:pStyle w:val="Heading1"/>
-      </w:pPr>
-      <w:r>
-        <w:t>17. Supported practice, repair and portfolio</w:t>
-      </w:r>
-    </w:p>
-    <w:p>
-      <w:r>
-        <w:t>Attempt supported questions before using hints or feedback. Review a missing building block, then keep the completed work.</w:t>
+        <w:t xml:space="preserve"> that supports it.. Return to this week and explain what you changed.</w:t>
+      </w:r>
+    </w:p>
+    <w:p>
+      <w:pPr>
+        <w:spacing w:line="336" w:lineRule="auto" w:after="180"/>
+      </w:pPr>
+      <w:r>
+        <w:rPr>
+          <w:b w:val="0"/>
+        </w:rPr>
+        <w:t xml:space="preserve">Review Transfer learning (ai-5/28). Goal: Trace a reused feature extractor and a newly fitted </w:t>
+      </w:r>
+      <w:r>
+        <w:rPr>
+          <w:b/>
+        </w:rPr>
+        <w:t>output</w:t>
+      </w:r>
+      <w:r>
+        <w:rPr>
+          <w:b w:val="0"/>
+        </w:rPr>
+        <w:t xml:space="preserve"> head. Short practice: Which part was trained for the new task?</w:t>
+      </w:r>
+    </w:p>
+    <w:p>
+      <w:pPr>
+        <w:spacing w:line="336" w:lineRule="auto" w:after="180"/>
+      </w:pPr>
+      <w:r>
+        <w:rPr>
+          <w:b w:val="0"/>
+        </w:rPr>
+        <w:t xml:space="preserve">Point to the relevant step in the picture, then write the changed result and the rule or </w:t>
+      </w:r>
+      <w:r>
+        <w:rPr>
+          <w:b/>
+        </w:rPr>
+        <w:t>evidence</w:t>
+      </w:r>
+      <w:r>
+        <w:rPr>
+          <w:b w:val="0"/>
+        </w:rPr>
+        <w:t xml:space="preserve"> that supports it.. Return to this week and explain what you changed.</w:t>
+      </w:r>
+    </w:p>
+    <w:p>
+      <w:pPr>
+        <w:spacing w:line="336" w:lineRule="auto" w:after="180"/>
+      </w:pPr>
+      <w:r>
+        <w:rPr>
+          <w:b w:val="0"/>
+        </w:rPr>
+        <w:t xml:space="preserve">Use Download completed work in the hosted lesson to export your answers, reflections, practice feedback and code-run </w:t>
+      </w:r>
+      <w:r>
+        <w:rPr>
+          <w:b/>
+        </w:rPr>
+        <w:t>evidence</w:t>
+      </w:r>
+      <w:r>
+        <w:rPr>
+          <w:b w:val="0"/>
+        </w:rPr>
+        <w:t>. Open the HTML copy to read or print it.</w:t>
+      </w:r>
+    </w:p>
+    <w:p>
+      <w:pPr>
+        <w:spacing w:line="336" w:lineRule="auto" w:after="180"/>
+      </w:pPr>
+      <w:r>
+        <w:rPr>
+          <w:b w:val="0"/>
+        </w:rPr>
+        <w:t>Drafts stay in this browser when storage is available; clear drafts on a shared device.</w:t>
+      </w:r>
+    </w:p>
+    <w:p>
+      <w:pPr>
+        <w:pStyle w:val="Heading2"/>
+      </w:pPr>
+      <w:r>
+        <w:t>Earlier wording, alternatives and picture transcripts · reference / check after trying</w:t>
       </w:r>
     </w:p>
     <w:p>
@@ -3519,68 +4645,10 @@
     </w:p>
     <w:p>
       <w:pPr>
-        <w:spacing w:line="336" w:lineRule="auto" w:after="180"/>
-      </w:pPr>
-      <w:r>
-        <w:rPr>
-          <w:b w:val="0"/>
-        </w:rPr>
-        <w:t>One controlled network change. The capstone compares two fixed networks on the same six labelled toy patterns. Only one feature connection is added.</w:t>
-      </w:r>
-    </w:p>
-    <w:p>
-      <w:pPr>
         <w:pStyle w:val="Heading3"/>
       </w:pPr>
       <w:r>
-        <w:t>Practice 1: explain the deciding evidence</w:t>
-      </w:r>
-    </w:p>
-    <w:p>
-      <w:pPr>
-        <w:spacing w:line="336" w:lineRule="auto" w:after="180"/>
-      </w:pPr>
-      <w:r>
-        <w:rPr>
-          <w:b w:val="0"/>
-        </w:rPr>
-        <w:t>Which labelled step matches this detail? Only case three changes correctness; case five fails for both.</w:t>
-      </w:r>
-    </w:p>
-    <w:p>
-      <w:pPr>
-        <w:spacing w:line="336" w:lineRule="auto" w:after="180"/>
-        <w:shd w:fill="F4F9FC"/>
-      </w:pPr>
-      <w:r>
-        <w:rPr>
-          <w:b w:val="0"/>
-        </w:rPr>
-        <w:t>1. Inspect paired cases</w:t>
-      </w:r>
-    </w:p>
-    <w:p>
-      <w:pPr>
-        <w:spacing w:line="336" w:lineRule="auto" w:after="180"/>
-        <w:shd w:fill="F4F9FC"/>
-      </w:pPr>
-      <w:r>
-        <w:rPr>
-          <w:b w:val="0"/>
-        </w:rPr>
-        <w:t>2. Identify the intervention</w:t>
-      </w:r>
-    </w:p>
-    <w:p>
-      <w:pPr>
-        <w:spacing w:line="336" w:lineRule="auto" w:after="180"/>
-        <w:shd w:fill="F4F9FC"/>
-      </w:pPr>
-      <w:r>
-        <w:rPr>
-          <w:b w:val="0"/>
-        </w:rPr>
-        <w:t>3. Count outcomes</w:t>
+        <w:t>Repair a missing building block</w:t>
       </w:r>
     </w:p>
     <w:p>
@@ -3588,451 +4656,25 @@
         <w:pStyle w:val="Heading3"/>
       </w:pPr>
       <w:r>
-        <w:t>My selected conclusion, deciding fact and explanation</w:t>
-      </w:r>
-    </w:p>
-    <w:p>
-      <w:r>
-        <w:t>________________________________________________________________</w:t>
-      </w:r>
-    </w:p>
-    <w:p>
-      <w:r>
-        <w:t>________________________________________________________________</w:t>
-      </w:r>
-    </w:p>
-    <w:p>
-      <w:r>
-        <w:t>________________________________________________________________</w:t>
-      </w:r>
-    </w:p>
-    <w:p>
-      <w:r>
-        <w:t>________________________________________________________________</w:t>
-      </w:r>
-    </w:p>
-    <w:p>
-      <w:r>
-        <w:t>________________________________________________________________</w:t>
-      </w:r>
-    </w:p>
-    <w:p>
-      <w:pPr>
-        <w:pStyle w:val="Heading3"/>
-      </w:pPr>
-      <w:r>
-        <w:t>Hint · try first</w:t>
-      </w:r>
-    </w:p>
-    <w:p>
-      <w:pPr>
-        <w:spacing w:line="336" w:lineRule="auto" w:after="180"/>
-        <w:shd w:fill="F1F6F8"/>
-      </w:pPr>
-      <w:r>
-        <w:rPr>
-          <w:b w:val="0"/>
-        </w:rPr>
-        <w:t>Hint if needed: Read the steps in the pictorial case. Match the supplied detail to the stage that performs or records it.</w:t>
-      </w:r>
-    </w:p>
-    <w:p>
-      <w:pPr>
-        <w:pStyle w:val="Heading3"/>
-      </w:pPr>
-      <w:r>
-        <w:t>Feedback · compare after trying</w:t>
-      </w:r>
-    </w:p>
-    <w:p>
-      <w:pPr>
-        <w:spacing w:line="336" w:lineRule="auto" w:after="180"/>
-        <w:shd w:fill="F1F6FC"/>
-      </w:pPr>
-      <w:r>
-        <w:rPr>
-          <w:b w:val="0"/>
-        </w:rPr>
-        <w:t>After your attempt, compare with the supported explanation: Inspect paired cases Only case three changes correctness; case five fails for both.</w:t>
-      </w:r>
-    </w:p>
-    <w:p>
-      <w:pPr>
-        <w:spacing w:line="336" w:lineRule="auto" w:after="180"/>
-        <w:shd w:fill="F1F6FC"/>
-      </w:pPr>
-      <w:r>
-        <w:rPr>
-          <w:b w:val="0"/>
-        </w:rPr>
-        <w:t>Controlled experiments vary the specified component while retaining comparable cases. Pairing the outcomes by pattern shows where the score difference comes from instead of hiding it in an overall average.</w:t>
-      </w:r>
-    </w:p>
-    <w:p>
-      <w:pPr>
-        <w:pStyle w:val="Heading3"/>
-      </w:pPr>
-      <w:r>
-        <w:t>Practice 2: explain the deciding evidence</w:t>
-      </w:r>
-    </w:p>
-    <w:p>
-      <w:pPr>
-        <w:pStyle w:val="Heading3"/>
-      </w:pPr>
-      <w:r>
-        <w:t>Changed case · predict first</w:t>
-      </w:r>
-    </w:p>
-    <w:p>
-      <w:pPr>
-        <w:spacing w:line="336" w:lineRule="auto" w:after="180"/>
-        <w:shd w:fill="F5F1FB"/>
-      </w:pPr>
-      <w:r>
-        <w:rPr>
-          <w:b w:val="0"/>
-        </w:rPr>
-        <w:t xml:space="preserve">Changed-case practice: Change B’s </w:t>
-      </w:r>
-      <w:r>
-        <w:rPr>
-          <w:b/>
-        </w:rPr>
-        <w:t>training</w:t>
-      </w:r>
-      <w:r>
-        <w:rPr>
-          <w:b w:val="0"/>
-        </w:rPr>
-        <w:t xml:space="preserve"> set as well as the feature connection. Which conclusion is supported by the supplied facts?</w:t>
-      </w:r>
-    </w:p>
-    <w:p>
-      <w:pPr>
-        <w:spacing w:line="336" w:lineRule="auto" w:after="180"/>
-        <w:shd w:fill="F4F9FC"/>
-      </w:pPr>
-      <w:r>
-        <w:rPr>
-          <w:b w:val="0"/>
-        </w:rPr>
-        <w:t xml:space="preserve">1. This one example guarantees correct results for every future </w:t>
-      </w:r>
-      <w:r>
-        <w:rPr>
-          <w:b/>
-        </w:rPr>
-        <w:t>input</w:t>
-      </w:r>
-      <w:r>
-        <w:rPr>
-          <w:b w:val="0"/>
-        </w:rPr>
-        <w:t>.</w:t>
-      </w:r>
-    </w:p>
-    <w:p>
-      <w:pPr>
-        <w:spacing w:line="336" w:lineRule="auto" w:after="180"/>
-        <w:shd w:fill="F4F9FC"/>
-      </w:pPr>
-      <w:r>
-        <w:rPr>
-          <w:b w:val="0"/>
-        </w:rPr>
-        <w:t xml:space="preserve">2. We can decide the result without examining the changed </w:t>
-      </w:r>
-      <w:r>
-        <w:rPr>
-          <w:b/>
-        </w:rPr>
-        <w:t>input</w:t>
-      </w:r>
-      <w:r>
-        <w:rPr>
-          <w:b w:val="0"/>
-        </w:rPr>
-        <w:t xml:space="preserve"> or the procedure.</w:t>
-      </w:r>
-    </w:p>
-    <w:p>
-      <w:pPr>
-        <w:spacing w:line="336" w:lineRule="auto" w:after="180"/>
-        <w:shd w:fill="F4F9FC"/>
-      </w:pPr>
-      <w:r>
-        <w:rPr>
-          <w:b w:val="0"/>
-        </w:rPr>
-        <w:t>3. The experiment no longer isolates the connection change.</w:t>
-      </w:r>
-    </w:p>
-    <w:p>
-      <w:pPr>
-        <w:pStyle w:val="Heading3"/>
-      </w:pPr>
-      <w:r>
-        <w:t>My selected conclusion, deciding fact and explanation</w:t>
-      </w:r>
-    </w:p>
-    <w:p>
-      <w:r>
-        <w:t>________________________________________________________________</w:t>
-      </w:r>
-    </w:p>
-    <w:p>
-      <w:r>
-        <w:t>________________________________________________________________</w:t>
-      </w:r>
-    </w:p>
-    <w:p>
-      <w:r>
-        <w:t>________________________________________________________________</w:t>
-      </w:r>
-    </w:p>
-    <w:p>
-      <w:r>
-        <w:t>________________________________________________________________</w:t>
-      </w:r>
-    </w:p>
-    <w:p>
-      <w:r>
-        <w:t>________________________________________________________________</w:t>
-      </w:r>
-    </w:p>
-    <w:p>
-      <w:pPr>
-        <w:pStyle w:val="Heading3"/>
-      </w:pPr>
-      <w:r>
-        <w:t>Hint · try first</w:t>
-      </w:r>
-    </w:p>
-    <w:p>
-      <w:pPr>
-        <w:spacing w:line="336" w:lineRule="auto" w:after="180"/>
-        <w:shd w:fill="F1F6F8"/>
-      </w:pPr>
-      <w:r>
-        <w:rPr>
-          <w:b w:val="0"/>
-        </w:rPr>
-        <w:t>Hint if needed: Use the changed condition and the deciding step in the pictorial trace. The answer must say what follows from those facts.</w:t>
-      </w:r>
-    </w:p>
-    <w:p>
-      <w:pPr>
-        <w:pStyle w:val="Heading3"/>
-      </w:pPr>
-      <w:r>
-        <w:t>Feedback · compare after trying</w:t>
-      </w:r>
-    </w:p>
-    <w:p>
-      <w:pPr>
-        <w:spacing w:line="336" w:lineRule="auto" w:after="180"/>
-        <w:shd w:fill="F1F6FC"/>
-      </w:pPr>
-      <w:r>
-        <w:rPr>
-          <w:b w:val="0"/>
-        </w:rPr>
-        <w:t xml:space="preserve">After your attempt, compare with the supported explanation: The experiment no longer isolates the connection change. A </w:t>
-      </w:r>
-      <w:r>
-        <w:rPr>
-          <w:b/>
-        </w:rPr>
-        <w:t>training</w:t>
-      </w:r>
-      <w:r>
-        <w:rPr>
-          <w:b w:val="0"/>
-        </w:rPr>
-        <w:t>-data difference supplies an alternative explanation for the observed result.</w:t>
-      </w:r>
-    </w:p>
-    <w:p>
-      <w:pPr>
-        <w:pStyle w:val="Heading3"/>
-      </w:pPr>
-      <w:r>
-        <w:t>Repair a missing building block</w:t>
-      </w:r>
-    </w:p>
-    <w:p>
-      <w:pPr>
-        <w:spacing w:line="336" w:lineRule="auto" w:after="180"/>
-      </w:pPr>
-      <w:r>
-        <w:rPr>
-          <w:b w:val="0"/>
-        </w:rPr>
-        <w:t>Review Capstone hypothesis and baseline (ai-5/33). Goal: Write a testable capstone hypothesis and a credible baseline. Short practice: Name the intended change, the baseline and the measured outcome.</w:t>
-      </w:r>
-    </w:p>
-    <w:p>
-      <w:pPr>
-        <w:spacing w:line="336" w:lineRule="auto" w:after="180"/>
-      </w:pPr>
-      <w:r>
-        <w:rPr>
-          <w:b w:val="0"/>
-        </w:rPr>
-        <w:t xml:space="preserve">Why must both versions avoid </w:t>
-      </w:r>
-      <w:r>
-        <w:rPr>
-          <w:b/>
-        </w:rPr>
-        <w:t>training</w:t>
-      </w:r>
-      <w:r>
-        <w:rPr>
-          <w:b w:val="0"/>
-        </w:rPr>
-        <w:t xml:space="preserve"> on the eight reserved labels?. Return to this week and explain what you changed.</w:t>
-      </w:r>
-    </w:p>
-    <w:p>
-      <w:pPr>
-        <w:spacing w:line="336" w:lineRule="auto" w:after="180"/>
-      </w:pPr>
-      <w:r>
-        <w:rPr>
-          <w:b w:val="0"/>
-        </w:rPr>
-        <w:t>Review Efficiency and resource measurement (ai-5/31). Goal: Calculate throughput and amortised time per example from repeated timings. Short practice: Why is 10 ms/case not necessarily a single-request latency?</w:t>
-      </w:r>
-    </w:p>
-    <w:p>
-      <w:pPr>
-        <w:spacing w:line="336" w:lineRule="auto" w:after="180"/>
-      </w:pPr>
-      <w:r>
-        <w:rPr>
-          <w:b w:val="0"/>
-        </w:rPr>
-        <w:t xml:space="preserve">Point to the relevant step in the picture, then write the changed result and the rule or </w:t>
-      </w:r>
-      <w:r>
-        <w:rPr>
-          <w:b/>
-        </w:rPr>
-        <w:t>evidence</w:t>
-      </w:r>
-      <w:r>
-        <w:rPr>
-          <w:b w:val="0"/>
-        </w:rPr>
-        <w:t xml:space="preserve"> that supports it.. Return to this week and explain what you changed.</w:t>
-      </w:r>
-    </w:p>
-    <w:p>
-      <w:pPr>
-        <w:spacing w:line="336" w:lineRule="auto" w:after="180"/>
-      </w:pPr>
-      <w:r>
-        <w:rPr>
-          <w:b w:val="0"/>
-        </w:rPr>
-        <w:t xml:space="preserve">Review Transfer learning (ai-5/28). Goal: Trace a reused feature extractor and a newly fitted </w:t>
-      </w:r>
-      <w:r>
-        <w:rPr>
-          <w:b/>
-        </w:rPr>
-        <w:t>output</w:t>
-      </w:r>
-      <w:r>
-        <w:rPr>
-          <w:b w:val="0"/>
-        </w:rPr>
-        <w:t xml:space="preserve"> head. Short practice: Which part was trained for the new task?</w:t>
-      </w:r>
-    </w:p>
-    <w:p>
-      <w:pPr>
-        <w:spacing w:line="336" w:lineRule="auto" w:after="180"/>
-      </w:pPr>
-      <w:r>
-        <w:rPr>
-          <w:b w:val="0"/>
-        </w:rPr>
-        <w:t xml:space="preserve">Point to the relevant step in the picture, then write the changed result and the rule or </w:t>
-      </w:r>
-      <w:r>
-        <w:rPr>
-          <w:b/>
-        </w:rPr>
-        <w:t>evidence</w:t>
-      </w:r>
-      <w:r>
-        <w:rPr>
-          <w:b w:val="0"/>
-        </w:rPr>
-        <w:t xml:space="preserve"> that supports it.. Return to this week and explain what you changed.</w:t>
-      </w:r>
-    </w:p>
-    <w:p>
-      <w:pPr>
-        <w:pStyle w:val="Heading3"/>
-      </w:pPr>
-      <w:r>
         <w:t>Keep your completed work</w:t>
       </w:r>
     </w:p>
     <w:p>
       <w:pPr>
-        <w:spacing w:line="336" w:lineRule="auto" w:after="180"/>
-      </w:pPr>
-      <w:r>
-        <w:rPr>
-          <w:b w:val="0"/>
-        </w:rPr>
-        <w:t xml:space="preserve">Use Download completed work in the hosted lesson to export your answers, reflections, practice feedback and code-run </w:t>
-      </w:r>
-      <w:r>
-        <w:rPr>
-          <w:b/>
-        </w:rPr>
-        <w:t>evidence</w:t>
-      </w:r>
-      <w:r>
-        <w:rPr>
-          <w:b w:val="0"/>
-        </w:rPr>
-        <w:t>. Open the HTML copy to read or print it.</w:t>
-      </w:r>
-    </w:p>
-    <w:p>
-      <w:pPr>
-        <w:spacing w:line="336" w:lineRule="auto" w:after="180"/>
-      </w:pPr>
-      <w:r>
-        <w:rPr>
-          <w:b w:val="0"/>
-        </w:rPr>
-        <w:t>Drafts stay in this browser when storage is available; clear drafts on a shared device.</w:t>
-      </w:r>
-    </w:p>
-    <w:p>
-      <w:pPr>
         <w:pStyle w:val="Heading1"/>
       </w:pPr>
       <w:r>
-        <w:t>18. Visual concept journey</w:t>
-      </w:r>
-    </w:p>
-    <w:p>
-      <w:r>
-        <w:t>Explain each Capstone controlled experiments graphic using its labels, deciding evidence and relevant limitation.</w:t>
-      </w:r>
-    </w:p>
-    <w:p>
-      <w:pPr>
-        <w:pStyle w:val="Heading3"/>
+        <w:t>18. Reference · Six-picture concept journey</w:t>
+      </w:r>
+    </w:p>
+    <w:p>
+      <w:r>
+        <w:t>Choose the picture that supports the current explanation.</w:t>
+      </w:r>
+    </w:p>
+    <w:p>
+      <w:pPr>
+        <w:pStyle w:val="Heading2"/>
       </w:pPr>
       <w:r>
         <w:t>01. Capstone controlled experiments: the case</w:t>
@@ -4043,7 +4685,7 @@
         <w:drawing>
           <wp:inline xmlns:a="http://schemas.openxmlformats.org/drawingml/2006/main" xmlns:pic="http://schemas.openxmlformats.org/drawingml/2006/picture">
             <wp:extent cx="5486400" cy="2834640"/>
-            <wp:docPr id="3" name="Picture 3" descr="One controlled network change. The capstone compares two fixed networks on the same six labelled toy patterns. Only one feature connection is added. Supplied facts: A scores [1,1,0,1,0,1]; B scores [1,1,1,1,0,1]. Settings, labels and scoring remain fixed. Binary entries mean 1=correct and 0=incorrect."/>
+            <wp:docPr id="5" name="Picture 5" descr="One controlled network change. The capstone compares two fixed networks on the same six labelled toy patterns. Only one feature connection is added. Supplied facts: A scores [1,1,0,1,0,1]; B scores [1,1,1,1,0,1]. Settings, labels and scoring remain fixed. Binary entries mean 1=correct and 0=incorrect."/>
             <wp:cNvGraphicFramePr>
               <a:graphicFrameLocks noChangeAspect="1"/>
             </wp:cNvGraphicFramePr>
@@ -4052,163 +4694,6 @@
                 <pic:pic>
                   <pic:nvPicPr>
                     <pic:cNvPr id="0" name="academy-story-ai-5-34-01.png"/>
-                    <pic:cNvPicPr/>
-                  </pic:nvPicPr>
-                  <pic:blipFill>
-                    <a:blip r:embed="rId11"/>
-                    <a:stretch>
-                      <a:fillRect/>
-                    </a:stretch>
-                  </pic:blipFill>
-                  <pic:spPr>
-                    <a:xfrm>
-                      <a:off x="0" y="0"/>
-                      <a:ext cx="5486400" cy="2834640"/>
-                    </a:xfrm>
-                    <a:prstGeom prst="rect"/>
-                  </pic:spPr>
-                </pic:pic>
-              </a:graphicData>
-            </a:graphic>
-          </wp:inline>
-        </w:drawing>
-      </w:r>
-    </w:p>
-    <w:p>
-      <w:pPr>
-        <w:spacing w:line="336" w:lineRule="auto" w:after="180"/>
-      </w:pPr>
-      <w:r>
-        <w:rPr>
-          <w:b w:val="0"/>
-        </w:rPr>
-        <w:t>One controlled network change. The capstone compares two fixed networks on the same six labelled toy patterns. Only one feature connection is added. Supplied facts: A scores [1,1,0,1,0,1]; B scores [1,1,1,1,0,1].</w:t>
-      </w:r>
-    </w:p>
-    <w:p>
-      <w:pPr>
-        <w:spacing w:line="336" w:lineRule="auto" w:after="180"/>
-      </w:pPr>
-      <w:r>
-        <w:rPr>
-          <w:b w:val="0"/>
-        </w:rPr>
-        <w:t>Settings, labels and scoring remain fixed. Binary entries mean 1=correct and 0=incorrect.</w:t>
-      </w:r>
-    </w:p>
-    <w:p>
-      <w:pPr>
-        <w:spacing w:line="336" w:lineRule="auto" w:after="180"/>
-        <w:shd w:fill="F5F1FB"/>
-      </w:pPr>
-      <w:r>
-        <w:rPr>
-          <w:b w:val="0"/>
-        </w:rPr>
-        <w:t>Point to the given fact that matters most. Explain why it matters.</w:t>
-      </w:r>
-    </w:p>
-    <w:p>
-      <w:pPr>
-        <w:pStyle w:val="Heading3"/>
-      </w:pPr>
-      <w:r>
-        <w:t>02. Follow the deciding steps</w:t>
-      </w:r>
-    </w:p>
-    <w:p>
-      <w:r>
-        <w:drawing>
-          <wp:inline xmlns:a="http://schemas.openxmlformats.org/drawingml/2006/main" xmlns:pic="http://schemas.openxmlformats.org/drawingml/2006/picture">
-            <wp:extent cx="5486400" cy="3182112"/>
-            <wp:docPr id="4" name="Picture 4" descr="Identify the intervention: B adds the centre-feature connection; all other declared settings stay fixed. → Count outcomes: A is 4/6 correct; B is 5/6. → Inspect paired cases: Only case three changes correctness; case five fails for both."/>
-            <wp:cNvGraphicFramePr>
-              <a:graphicFrameLocks noChangeAspect="1"/>
-            </wp:cNvGraphicFramePr>
-            <a:graphic>
-              <a:graphicData uri="http://schemas.openxmlformats.org/drawingml/2006/picture">
-                <pic:pic>
-                  <pic:nvPicPr>
-                    <pic:cNvPr id="0" name="academy-story-ai-5-34-02.png"/>
-                    <pic:cNvPicPr/>
-                  </pic:nvPicPr>
-                  <pic:blipFill>
-                    <a:blip r:embed="rId12"/>
-                    <a:stretch>
-                      <a:fillRect/>
-                    </a:stretch>
-                  </pic:blipFill>
-                  <pic:spPr>
-                    <a:xfrm>
-                      <a:off x="0" y="0"/>
-                      <a:ext cx="5486400" cy="3182112"/>
-                    </a:xfrm>
-                    <a:prstGeom prst="rect"/>
-                  </pic:spPr>
-                </pic:pic>
-              </a:graphicData>
-            </a:graphic>
-          </wp:inline>
-        </w:drawing>
-      </w:r>
-    </w:p>
-    <w:p>
-      <w:pPr>
-        <w:spacing w:line="336" w:lineRule="auto" w:after="180"/>
-      </w:pPr>
-      <w:r>
-        <w:rPr>
-          <w:b w:val="0"/>
-        </w:rPr>
-        <w:t>Identify the intervention: B adds the centre-feature connection; all other declared settings stay fixed. → Count outcomes: A is 4/6 correct; B is 5/6. → Inspect paired cases: Only case three changes correctness; case five fails for both.</w:t>
-      </w:r>
-    </w:p>
-    <w:p>
-      <w:pPr>
-        <w:spacing w:line="336" w:lineRule="auto" w:after="180"/>
-        <w:shd w:fill="F5F1FB"/>
-      </w:pPr>
-      <w:r>
-        <w:rPr>
-          <w:b w:val="0"/>
-        </w:rPr>
-        <w:t xml:space="preserve">Point to each numbered stage and explain which recorded </w:t>
-      </w:r>
-      <w:r>
-        <w:rPr>
-          <w:b/>
-        </w:rPr>
-        <w:t>input</w:t>
-      </w:r>
-      <w:r>
-        <w:rPr>
-          <w:b w:val="0"/>
-        </w:rPr>
-        <w:t xml:space="preserve"> it uses.</w:t>
-      </w:r>
-    </w:p>
-    <w:p>
-      <w:pPr>
-        <w:pStyle w:val="Heading3"/>
-      </w:pPr>
-      <w:r>
-        <w:t>03. Controlled toy-pattern comparison</w:t>
-      </w:r>
-    </w:p>
-    <w:p>
-      <w:r>
-        <w:drawing>
-          <wp:inline xmlns:a="http://schemas.openxmlformats.org/drawingml/2006/main" xmlns:pic="http://schemas.openxmlformats.org/drawingml/2006/picture">
-            <wp:extent cx="5486400" cy="2834640"/>
-            <wp:docPr id="5" name="Picture 5" descr="Controlled toy-pattern comparison. Units: correct labels out of 6 shared patterns. A: 4. B: 5."/>
-            <wp:cNvGraphicFramePr>
-              <a:graphicFrameLocks noChangeAspect="1"/>
-            </wp:cNvGraphicFramePr>
-            <a:graphic>
-              <a:graphicData uri="http://schemas.openxmlformats.org/drawingml/2006/picture">
-                <pic:pic>
-                  <pic:nvPicPr>
-                    <pic:cNvPr id="0" name="academy-story-ai-5-34-03.png"/>
                     <pic:cNvPicPr/>
                   </pic:nvPicPr>
                   <pic:blipFill>
@@ -4239,13 +4724,167 @@
         <w:rPr>
           <w:b w:val="0"/>
         </w:rPr>
+        <w:t>One controlled network change. The capstone compares two fixed networks on the same six labelled toy patterns. Only one feature connection is added. Supplied facts: A scores [1,1,0,1,0,1]; B scores [1,1,1,1,0,1].</w:t>
+      </w:r>
+    </w:p>
+    <w:p>
+      <w:pPr>
+        <w:spacing w:line="336" w:lineRule="auto" w:after="180"/>
+      </w:pPr>
+      <w:r>
+        <w:rPr>
+          <w:b w:val="0"/>
+        </w:rPr>
+        <w:t>Settings, labels and scoring remain fixed. Binary entries mean 1=correct and 0=incorrect.</w:t>
+      </w:r>
+    </w:p>
+    <w:p>
+      <w:pPr>
+        <w:spacing w:line="336" w:lineRule="auto" w:after="180"/>
+      </w:pPr>
+      <w:r>
+        <w:rPr>
+          <w:b w:val="0"/>
+        </w:rPr>
+        <w:t>Point to the given fact that matters most. Explain why it matters.</w:t>
+      </w:r>
+    </w:p>
+    <w:p>
+      <w:pPr>
+        <w:pStyle w:val="Heading2"/>
+      </w:pPr>
+      <w:r>
+        <w:t>02. Follow the deciding steps</w:t>
+      </w:r>
+    </w:p>
+    <w:p>
+      <w:r>
+        <w:drawing>
+          <wp:inline xmlns:a="http://schemas.openxmlformats.org/drawingml/2006/main" xmlns:pic="http://schemas.openxmlformats.org/drawingml/2006/picture">
+            <wp:extent cx="5486400" cy="3182112"/>
+            <wp:docPr id="6" name="Picture 6" descr="Identify the intervention: B adds the centre-feature connection; all other declared settings stay fixed. → Count outcomes: A is 4/6 correct; B is 5/6. → Inspect paired cases: Only case three changes correctness; case five fails for both."/>
+            <wp:cNvGraphicFramePr>
+              <a:graphicFrameLocks noChangeAspect="1"/>
+            </wp:cNvGraphicFramePr>
+            <a:graphic>
+              <a:graphicData uri="http://schemas.openxmlformats.org/drawingml/2006/picture">
+                <pic:pic>
+                  <pic:nvPicPr>
+                    <pic:cNvPr id="0" name="academy-story-ai-5-34-02.png"/>
+                    <pic:cNvPicPr/>
+                  </pic:nvPicPr>
+                  <pic:blipFill>
+                    <a:blip r:embed="rId9"/>
+                    <a:stretch>
+                      <a:fillRect/>
+                    </a:stretch>
+                  </pic:blipFill>
+                  <pic:spPr>
+                    <a:xfrm>
+                      <a:off x="0" y="0"/>
+                      <a:ext cx="5486400" cy="3182112"/>
+                    </a:xfrm>
+                    <a:prstGeom prst="rect"/>
+                  </pic:spPr>
+                </pic:pic>
+              </a:graphicData>
+            </a:graphic>
+          </wp:inline>
+        </w:drawing>
+      </w:r>
+    </w:p>
+    <w:p>
+      <w:pPr>
+        <w:spacing w:line="336" w:lineRule="auto" w:after="180"/>
+      </w:pPr>
+      <w:r>
+        <w:rPr>
+          <w:b w:val="0"/>
+        </w:rPr>
+        <w:t>Identify the intervention: B adds the centre-feature connection; all other declared settings stay fixed. → Count outcomes: A is 4/6 correct; B is 5/6. → Inspect paired cases: Only case three changes correctness; case five fails for both.</w:t>
+      </w:r>
+    </w:p>
+    <w:p>
+      <w:pPr>
+        <w:spacing w:line="336" w:lineRule="auto" w:after="180"/>
+      </w:pPr>
+      <w:r>
+        <w:rPr>
+          <w:b w:val="0"/>
+        </w:rPr>
+        <w:t xml:space="preserve">Point to each numbered stage and explain which recorded </w:t>
+      </w:r>
+      <w:r>
+        <w:rPr>
+          <w:b/>
+        </w:rPr>
+        <w:t>input</w:t>
+      </w:r>
+      <w:r>
+        <w:rPr>
+          <w:b w:val="0"/>
+        </w:rPr>
+        <w:t xml:space="preserve"> it uses.</w:t>
+      </w:r>
+    </w:p>
+    <w:p>
+      <w:pPr>
+        <w:pStyle w:val="Heading2"/>
+      </w:pPr>
+      <w:r>
+        <w:t>03. Controlled toy-pattern comparison</w:t>
+      </w:r>
+    </w:p>
+    <w:p>
+      <w:r>
+        <w:drawing>
+          <wp:inline xmlns:a="http://schemas.openxmlformats.org/drawingml/2006/main" xmlns:pic="http://schemas.openxmlformats.org/drawingml/2006/picture">
+            <wp:extent cx="5486400" cy="2834640"/>
+            <wp:docPr id="7" name="Picture 7" descr="Controlled toy-pattern comparison. Units: correct labels out of 6 shared patterns. A: 4. B: 5."/>
+            <wp:cNvGraphicFramePr>
+              <a:graphicFrameLocks noChangeAspect="1"/>
+            </wp:cNvGraphicFramePr>
+            <a:graphic>
+              <a:graphicData uri="http://schemas.openxmlformats.org/drawingml/2006/picture">
+                <pic:pic>
+                  <pic:nvPicPr>
+                    <pic:cNvPr id="0" name="academy-story-ai-5-34-03.png"/>
+                    <pic:cNvPicPr/>
+                  </pic:nvPicPr>
+                  <pic:blipFill>
+                    <a:blip r:embed="rId14"/>
+                    <a:stretch>
+                      <a:fillRect/>
+                    </a:stretch>
+                  </pic:blipFill>
+                  <pic:spPr>
+                    <a:xfrm>
+                      <a:off x="0" y="0"/>
+                      <a:ext cx="5486400" cy="2834640"/>
+                    </a:xfrm>
+                    <a:prstGeom prst="rect"/>
+                  </pic:spPr>
+                </pic:pic>
+              </a:graphicData>
+            </a:graphic>
+          </wp:inline>
+        </w:drawing>
+      </w:r>
+    </w:p>
+    <w:p>
+      <w:pPr>
+        <w:spacing w:line="336" w:lineRule="auto" w:after="180"/>
+      </w:pPr>
+      <w:r>
+        <w:rPr>
+          <w:b w:val="0"/>
+        </w:rPr>
         <w:t>Controlled toy-pattern comparison. Units: correct labels out of 6 shared patterns. A: 4. B: 5.</w:t>
       </w:r>
     </w:p>
     <w:p>
       <w:pPr>
         <w:spacing w:line="336" w:lineRule="auto" w:after="180"/>
-        <w:shd w:fill="F5F1FB"/>
       </w:pPr>
       <w:r>
         <w:rPr>
@@ -4256,7 +4895,7 @@
     </w:p>
     <w:p>
       <w:pPr>
-        <w:pStyle w:val="Heading3"/>
+        <w:pStyle w:val="Heading2"/>
       </w:pPr>
       <w:r>
         <w:t>04. Change one thing. Trace what follows.</w:t>
@@ -4267,7 +4906,7 @@
         <w:drawing>
           <wp:inline xmlns:a="http://schemas.openxmlformats.org/drawingml/2006/main" xmlns:pic="http://schemas.openxmlformats.org/drawingml/2006/picture">
             <wp:extent cx="5486400" cy="3026664"/>
-            <wp:docPr id="6" name="Picture 6" descr="Original case: Only case three changes correctness; case five fails for both. Changed condition: Change B’s training set as well as the feature connection. Expected result: The experiment no longer isolates the connection change. Reason: A training-data difference supplies an alternative explanation for the observed result."/>
+            <wp:docPr id="8" name="Picture 8" descr="Original case: Only case three changes correctness; case five fails for both. Changed condition: Change B’s training set as well as the feature connection. Expected result: The experiment no longer isolates the connection change. Reason: A training-data difference supplies an alternative explanation for the observed result."/>
             <wp:cNvGraphicFramePr>
               <a:graphicFrameLocks noChangeAspect="1"/>
             </wp:cNvGraphicFramePr>
@@ -4279,7 +4918,7 @@
                     <pic:cNvPicPr/>
                   </pic:nvPicPr>
                   <pic:blipFill>
-                    <a:blip r:embed="rId14"/>
+                    <a:blip r:embed="rId10"/>
                     <a:stretch>
                       <a:fillRect/>
                     </a:stretch>
@@ -4347,7 +4986,6 @@
     <w:p>
       <w:pPr>
         <w:spacing w:line="336" w:lineRule="auto" w:after="180"/>
-        <w:shd w:fill="F5F1FB"/>
       </w:pPr>
       <w:r>
         <w:rPr>
@@ -4358,7 +4996,7 @@
     </w:p>
     <w:p>
       <w:pPr>
-        <w:pStyle w:val="Heading3"/>
+        <w:pStyle w:val="Heading2"/>
       </w:pPr>
       <w:r>
         <w:t>05. Connect the explanation to its limit</w:t>
@@ -4369,7 +5007,7 @@
         <w:drawing>
           <wp:inline xmlns:a="http://schemas.openxmlformats.org/drawingml/2006/main" xmlns:pic="http://schemas.openxmlformats.org/drawingml/2006/picture">
             <wp:extent cx="5486400" cy="2834640"/>
-            <wp:docPr id="7" name="Picture 7" descr="Controlled experiments vary the specified component while retaining comparable cases. Pairing the outcomes by pattern shows where the score difference comes from instead of hiding it in an overall average. Limit: These descriptive toy results do not establish significance, stable superiority or the full learned mechanism."/>
+            <wp:docPr id="9" name="Picture 9" descr="Controlled experiments vary the specified component while retaining comparable cases. Pairing the outcomes by pattern shows where the score difference comes from instead of hiding it in an overall average. Limit: These descriptive toy results do not establish significance, stable superiority or the full learned mechanism."/>
             <wp:cNvGraphicFramePr>
               <a:graphicFrameLocks noChangeAspect="1"/>
             </wp:cNvGraphicFramePr>
@@ -4437,7 +5075,6 @@
     <w:p>
       <w:pPr>
         <w:spacing w:line="336" w:lineRule="auto" w:after="180"/>
-        <w:shd w:fill="F5F1FB"/>
       </w:pPr>
       <w:r>
         <w:rPr>
@@ -4448,7 +5085,7 @@
     </w:p>
     <w:p>
       <w:pPr>
-        <w:pStyle w:val="Heading3"/>
+        <w:pStyle w:val="Heading2"/>
       </w:pPr>
       <w:r>
         <w:t>06. Make the idea visible in your project</w:t>
@@ -4459,7 +5096,7 @@
         <w:drawing>
           <wp:inline xmlns:a="http://schemas.openxmlformats.org/drawingml/2006/main" xmlns:pic="http://schemas.openxmlformats.org/drawingml/2006/picture">
             <wp:extent cx="5486400" cy="3681984"/>
-            <wp:docPr id="8" name="Picture 8" descr="For the Image-pattern Network Investigation, save the labelled trace and the changed-case explanation beside the experiment record. State exactly what this example supports before linking it to the wider capstone claim. Draw your input, deciding step, result and limit. Supported question: Compute the two correct counts and identify the changed case. Why would changing B’s training data weaken the conclusion about its added connection?"/>
+            <wp:docPr id="10" name="Picture 10" descr="For the Image-pattern Network Investigation, save the labelled trace and the changed-case explanation beside the experiment record. State exactly what this example supports before linking it to the wider capstone claim. Draw your input, deciding step, result and limit. Supported question: Compute the two correct counts and identify the changed case. Why would changing B’s training data weaken the conclusion about its added connection?"/>
             <wp:cNvGraphicFramePr>
               <a:graphicFrameLocks noChangeAspect="1"/>
             </wp:cNvGraphicFramePr>
@@ -4539,7 +5176,6 @@
     <w:p>
       <w:pPr>
         <w:spacing w:line="336" w:lineRule="auto" w:after="180"/>
-        <w:shd w:fill="F5F1FB"/>
       </w:pPr>
       <w:r>
         <w:rPr>
@@ -4558,6 +5194,62 @@
           <w:b w:val="0"/>
         </w:rPr>
         <w:t>.</w:t>
+      </w:r>
+    </w:p>
+    <w:p>
+      <w:pPr>
+        <w:pStyle w:val="Heading2"/>
+      </w:pPr>
+      <w:r>
+        <w:t>Earlier wording, alternatives and picture transcripts · reference / check after trying</w:t>
+      </w:r>
+    </w:p>
+    <w:p>
+      <w:pPr>
+        <w:pStyle w:val="Heading3"/>
+      </w:pPr>
+      <w:r>
+        <w:t>01. Capstone controlled experiments: the case</w:t>
+      </w:r>
+    </w:p>
+    <w:p>
+      <w:pPr>
+        <w:pStyle w:val="Heading3"/>
+      </w:pPr>
+      <w:r>
+        <w:t>02. Follow the deciding steps</w:t>
+      </w:r>
+    </w:p>
+    <w:p>
+      <w:pPr>
+        <w:pStyle w:val="Heading3"/>
+      </w:pPr>
+      <w:r>
+        <w:t>03. Controlled toy-pattern comparison</w:t>
+      </w:r>
+    </w:p>
+    <w:p>
+      <w:pPr>
+        <w:pStyle w:val="Heading3"/>
+      </w:pPr>
+      <w:r>
+        <w:t>04. Change one thing. Trace what follows.</w:t>
+      </w:r>
+    </w:p>
+    <w:p>
+      <w:pPr>
+        <w:pStyle w:val="Heading3"/>
+      </w:pPr>
+      <w:r>
+        <w:t>05. Connect the explanation to its limit</w:t>
+      </w:r>
+    </w:p>
+    <w:p>
+      <w:pPr>
+        <w:pStyle w:val="Heading3"/>
+      </w:pPr>
+      <w:r>
+        <w:t>06. Make the idea visible in your project</w:t>
       </w:r>
     </w:p>
     <w:sectPr>
